--- a/Document/outputs/final-report-gpt55-comparison.docx
+++ b/Document/outputs/final-report-gpt55-comparison.docx
@@ -1036,12 +1036,7 @@
         </w:rPr>
       </w:pPr>
       <w:r>
-        <w:rPr>
-          <w:rFonts w:ascii="Times New Roman" w:hAnsi="Times New Roman" w:cs="Times New Roman"/>
-          <w:sz w:val="24"/>
-          <w:szCs w:val="24"/>
-        </w:rPr>
-        <w:t>This full report evaluates how ChatGPT (Codex 5.4), used as an AI-assisted code improvement advisor, can improve the security, performance, and code quality of a financial accounting RESTful API implemented in ASP.NET Core. The study uses one existing API codebase, not a public financial dataset, and measures before-and-after changes across three independent tool gates: SonarQube for static code quality, OWASP ZAP for security scanning, and Apache JMeter for load performance. The evaluated API includes authentication, users, accounts, journal entries, accounting periods, financial reports, and audit logs. Baseline measurements are taken from the common baseline branch, while post-improvement measurements are taken from dedicated branches for each tool: SonarQube remediation branch, OWASP ZAP remediation branch, and JMeter remediation branch. The results show that the SonarQube branch reduced retained C# findings from 28 to 0 and achieved an OK quality gate; the ZAP branch cleared all gated High, Medium, and Low business-endpoint alerts; and the JMeter branch produced large p95 latency reductions across normal, soak, and spike profiles, with the remaining caveat that the mixed-workload drift heuristic still fails. The report therefore demonstrates that ChatGPT can be useful as an advisor when its recommendations are applied on isolated branches and verified by repeatable tools, while also showing that human review and automated regression testing remain necessary. The conference reviews requested clearer representative code evidence, explicit prompt templates, stronger result interpretation, and clearer limits on generalizability and human intervention. The revised final report therefore keeps the existing branch evidence and adds prompt-template and human-effort traceability so the report aligns with the camera-ready manuscript.</w:t>
+        <w:t>This full report evaluates how ChatGPT (Codex 5.4), used as an AI-assisted code improvement advisor, can improve the security, performance, and code quality of a financial accounting RESTful API implemented in ASP.NET Core. The study uses one existing API codebase and compares a common baseline branch with isolated SonarQube, OWASP ZAP, and JMeter remediation branches. Fresh reproduction runs executed on September 22, 2026 provide the primary results. SonarQube 26.7 reduced 17 unique baseline issues to 0 while the Quality Gate remained OK; legacy Code Smells fell from 17 to 0, and coverage changed slightly from 74.4% to 74.3%. OWASP ZAP 2.17 passed the configured rules: the passive scan changed from 3 Medium and 6 Low alerts to 0 Medium and 0 Low, while the authenticated API scan retained one Medium HTTP Only Site observation and reduced Low alerts from 3 to 0. Apache JMeter 5.5 produced mixed results. Soak and spike aggregate p95 improved, but the remediation core gate failed because p100 p95 reached 1146.9 ms and p500 p95 reached 1547.95 ms. The evidence therefore supports a strong code-quality result, a configured-scope security improvement with a disclosed transport observation, and an unsuccessful core-performance outcome under the fresh host run. Historical measurements are retained separately in the appendices for provenance rather than used as the current result.</w:t>
       </w:r>
     </w:p>
     <w:p>
@@ -1769,7 +1764,7 @@
         <w:rPr>
           <w:sz w:val="18"/>
         </w:rPr>
-        <w:t>50</w:t>
+        <w:t>47</w:t>
       </w:r>
     </w:p>
     <w:p>
@@ -1793,7 +1788,7 @@
         <w:rPr>
           <w:sz w:val="18"/>
         </w:rPr>
-        <w:t>53</w:t>
+        <w:t>50</w:t>
       </w:r>
     </w:p>
     <w:p>
@@ -1817,7 +1812,7 @@
         <w:rPr>
           <w:sz w:val="18"/>
         </w:rPr>
-        <w:t>54</w:t>
+        <w:t>51</w:t>
       </w:r>
     </w:p>
     <w:p>
@@ -1841,7 +1836,7 @@
         <w:rPr>
           <w:sz w:val="18"/>
         </w:rPr>
-        <w:t>56</w:t>
+        <w:t>52</w:t>
       </w:r>
     </w:p>
     <w:p>
@@ -1865,7 +1860,7 @@
         <w:rPr>
           <w:sz w:val="18"/>
         </w:rPr>
-        <w:t>62</w:t>
+        <w:t>57</w:t>
       </w:r>
     </w:p>
     <w:p>
@@ -1889,7 +1884,7 @@
         <w:rPr>
           <w:sz w:val="18"/>
         </w:rPr>
-        <w:t>65</w:t>
+        <w:t>60</w:t>
       </w:r>
     </w:p>
     <w:p>
@@ -1913,7 +1908,7 @@
         <w:rPr>
           <w:sz w:val="18"/>
         </w:rPr>
-        <w:t>66</w:t>
+        <w:t>61</w:t>
       </w:r>
     </w:p>
     <w:p>
@@ -1937,7 +1932,7 @@
         <w:rPr>
           <w:sz w:val="18"/>
         </w:rPr>
-        <w:t>66</w:t>
+        <w:t>61</w:t>
       </w:r>
     </w:p>
     <w:p>
@@ -1961,7 +1956,7 @@
         <w:rPr>
           <w:sz w:val="18"/>
         </w:rPr>
-        <w:t>68</w:t>
+        <w:t>63</w:t>
       </w:r>
     </w:p>
     <w:p>
@@ -1985,7 +1980,7 @@
         <w:rPr>
           <w:sz w:val="18"/>
         </w:rPr>
-        <w:t>69</w:t>
+        <w:t>64</w:t>
       </w:r>
     </w:p>
     <w:p>
@@ -2009,7 +2004,7 @@
         <w:rPr>
           <w:sz w:val="18"/>
         </w:rPr>
-        <w:t>70</w:t>
+        <w:t>65</w:t>
       </w:r>
     </w:p>
     <w:p>
@@ -2033,7 +2028,7 @@
         <w:rPr>
           <w:sz w:val="18"/>
         </w:rPr>
-        <w:t>71</w:t>
+        <w:t>66</w:t>
       </w:r>
     </w:p>
     <w:p>
@@ -2057,7 +2052,7 @@
         <w:rPr>
           <w:sz w:val="18"/>
         </w:rPr>
-        <w:t>71</w:t>
+        <w:t>66</w:t>
       </w:r>
     </w:p>
     <w:p>
@@ -2081,7 +2076,7 @@
         <w:rPr>
           <w:sz w:val="18"/>
         </w:rPr>
-        <w:t>73</w:t>
+        <w:t>67</w:t>
       </w:r>
     </w:p>
     <w:p>
@@ -2105,7 +2100,7 @@
         <w:rPr>
           <w:sz w:val="18"/>
         </w:rPr>
-        <w:t>76</w:t>
+        <w:t>70</w:t>
       </w:r>
     </w:p>
     <w:p>
@@ -2129,7 +2124,7 @@
         <w:rPr>
           <w:sz w:val="18"/>
         </w:rPr>
-        <w:t>77</w:t>
+        <w:t>71</w:t>
       </w:r>
     </w:p>
     <w:p>
@@ -2153,7 +2148,7 @@
         <w:rPr>
           <w:sz w:val="18"/>
         </w:rPr>
-        <w:t>79</w:t>
+        <w:t>72</w:t>
       </w:r>
     </w:p>
     <w:p>
@@ -2177,7 +2172,7 @@
         <w:rPr>
           <w:sz w:val="18"/>
         </w:rPr>
-        <w:t>81</w:t>
+        <w:t>73</w:t>
       </w:r>
     </w:p>
     <w:p>
@@ -2201,7 +2196,7 @@
         <w:rPr>
           <w:sz w:val="18"/>
         </w:rPr>
-        <w:t>89</w:t>
+        <w:t>81</w:t>
       </w:r>
     </w:p>
     <w:p>
@@ -2225,7 +2220,7 @@
         <w:rPr>
           <w:sz w:val="18"/>
         </w:rPr>
-        <w:t>89</w:t>
+        <w:t>81</w:t>
       </w:r>
     </w:p>
     <w:p>
@@ -2249,7 +2244,7 @@
         <w:rPr>
           <w:sz w:val="18"/>
         </w:rPr>
-        <w:t>89</w:t>
+        <w:t>81</w:t>
       </w:r>
     </w:p>
     <w:p>
@@ -2273,7 +2268,7 @@
         <w:rPr>
           <w:sz w:val="18"/>
         </w:rPr>
-        <w:t>90</w:t>
+        <w:t>82</w:t>
       </w:r>
     </w:p>
     <w:p>
@@ -2297,7 +2292,7 @@
         <w:rPr>
           <w:sz w:val="18"/>
         </w:rPr>
-        <w:t>90</w:t>
+        <w:t>82</w:t>
       </w:r>
     </w:p>
     <w:p>
@@ -2321,7 +2316,7 @@
         <w:rPr>
           <w:sz w:val="18"/>
         </w:rPr>
-        <w:t>91</w:t>
+        <w:t>83</w:t>
       </w:r>
     </w:p>
     <w:p>
@@ -2345,7 +2340,7 @@
         <w:rPr>
           <w:sz w:val="18"/>
         </w:rPr>
-        <w:t>94</w:t>
+        <w:t>86</w:t>
       </w:r>
     </w:p>
     <w:p>
@@ -2369,7 +2364,7 @@
         <w:rPr>
           <w:sz w:val="18"/>
         </w:rPr>
-        <w:t>95</w:t>
+        <w:t>87</w:t>
       </w:r>
     </w:p>
     <w:p>
@@ -2393,7 +2388,7 @@
         <w:rPr>
           <w:sz w:val="18"/>
         </w:rPr>
-        <w:t>96</w:t>
+        <w:t>88</w:t>
       </w:r>
     </w:p>
     <w:p>
@@ -2417,7 +2412,7 @@
         <w:rPr>
           <w:sz w:val="18"/>
         </w:rPr>
-        <w:t>97</w:t>
+        <w:t>89</w:t>
       </w:r>
     </w:p>
     <w:p>
@@ -2441,7 +2436,7 @@
         <w:rPr>
           <w:sz w:val="18"/>
         </w:rPr>
-        <w:t>97</w:t>
+        <w:t>89</w:t>
       </w:r>
     </w:p>
     <w:p>
@@ -2465,7 +2460,7 @@
         <w:rPr>
           <w:sz w:val="18"/>
         </w:rPr>
-        <w:t>98</w:t>
+        <w:t>90</w:t>
       </w:r>
     </w:p>
     <w:p>
@@ -2489,7 +2484,7 @@
         <w:rPr>
           <w:sz w:val="18"/>
         </w:rPr>
-        <w:t>98</w:t>
+        <w:t>90</w:t>
       </w:r>
     </w:p>
     <w:p>
@@ -2513,7 +2508,7 @@
         <w:rPr>
           <w:sz w:val="18"/>
         </w:rPr>
-        <w:t>99</w:t>
+        <w:t>91</w:t>
       </w:r>
     </w:p>
     <w:p>
@@ -2537,7 +2532,7 @@
         <w:rPr>
           <w:sz w:val="18"/>
         </w:rPr>
-        <w:t>100</w:t>
+        <w:t>92</w:t>
       </w:r>
     </w:p>
     <w:p>
@@ -2561,7 +2556,7 @@
         <w:rPr>
           <w:sz w:val="18"/>
         </w:rPr>
-        <w:t>100</w:t>
+        <w:t>92</w:t>
       </w:r>
     </w:p>
     <w:p>
@@ -2585,7 +2580,7 @@
         <w:rPr>
           <w:sz w:val="18"/>
         </w:rPr>
-        <w:t>100</w:t>
+        <w:t>92</w:t>
       </w:r>
     </w:p>
     <w:p>
@@ -2609,7 +2604,7 @@
         <w:rPr>
           <w:sz w:val="18"/>
         </w:rPr>
-        <w:t>100</w:t>
+        <w:t>92</w:t>
       </w:r>
     </w:p>
     <w:p>
@@ -2633,7 +2628,7 @@
         <w:rPr>
           <w:sz w:val="18"/>
         </w:rPr>
-        <w:t>101</w:t>
+        <w:t>93</w:t>
       </w:r>
     </w:p>
     <w:p>
@@ -2657,7 +2652,7 @@
         <w:rPr>
           <w:sz w:val="18"/>
         </w:rPr>
-        <w:t>101</w:t>
+        <w:t>93</w:t>
       </w:r>
     </w:p>
     <w:p>
@@ -2681,7 +2676,7 @@
         <w:rPr>
           <w:sz w:val="18"/>
         </w:rPr>
-        <w:t>101</w:t>
+        <w:t>93</w:t>
       </w:r>
     </w:p>
     <w:p>
@@ -2705,7 +2700,7 @@
         <w:rPr>
           <w:sz w:val="18"/>
         </w:rPr>
-        <w:t>102</w:t>
+        <w:t>94</w:t>
       </w:r>
     </w:p>
     <w:p>
@@ -2729,7 +2724,7 @@
         <w:rPr>
           <w:sz w:val="18"/>
         </w:rPr>
-        <w:t>103</w:t>
+        <w:t>95</w:t>
       </w:r>
     </w:p>
     <w:p>
@@ -2753,7 +2748,7 @@
         <w:rPr>
           <w:sz w:val="18"/>
         </w:rPr>
-        <w:t>104</w:t>
+        <w:t>96</w:t>
       </w:r>
     </w:p>
     <w:p>
@@ -2777,7 +2772,7 @@
         <w:rPr>
           <w:sz w:val="18"/>
         </w:rPr>
-        <w:t>105</w:t>
+        <w:t>97</w:t>
       </w:r>
     </w:p>
     <w:p>
@@ -2801,7 +2796,7 @@
         <w:rPr>
           <w:sz w:val="18"/>
         </w:rPr>
-        <w:t>105</w:t>
+        <w:t>97</w:t>
       </w:r>
     </w:p>
     <w:p>
@@ -2825,7 +2820,7 @@
         <w:rPr>
           <w:sz w:val="18"/>
         </w:rPr>
-        <w:t>105</w:t>
+        <w:t>97</w:t>
       </w:r>
     </w:p>
     <w:p>
@@ -2849,7 +2844,7 @@
         <w:rPr>
           <w:sz w:val="18"/>
         </w:rPr>
-        <w:t>106</w:t>
+        <w:t>98</w:t>
       </w:r>
     </w:p>
     <w:p>
@@ -2873,7 +2868,7 @@
         <w:rPr>
           <w:sz w:val="18"/>
         </w:rPr>
-        <w:t>107</w:t>
+        <w:t>99</w:t>
       </w:r>
     </w:p>
     <w:p>
@@ -2897,7 +2892,7 @@
         <w:rPr>
           <w:sz w:val="18"/>
         </w:rPr>
-        <w:t>108</w:t>
+        <w:t>100</w:t>
       </w:r>
     </w:p>
     <w:p>
@@ -2921,7 +2916,7 @@
         <w:rPr>
           <w:sz w:val="18"/>
         </w:rPr>
-        <w:t>109</w:t>
+        <w:t>101</w:t>
       </w:r>
     </w:p>
     <w:p>
@@ -2945,7 +2940,7 @@
         <w:rPr>
           <w:sz w:val="18"/>
         </w:rPr>
-        <w:t>109</w:t>
+        <w:t>101</w:t>
       </w:r>
     </w:p>
     <w:p>
@@ -2969,7 +2964,7 @@
         <w:rPr>
           <w:sz w:val="18"/>
         </w:rPr>
-        <w:t>110</w:t>
+        <w:t>102</w:t>
       </w:r>
     </w:p>
     <w:p>
@@ -2993,7 +2988,7 @@
         <w:rPr>
           <w:sz w:val="18"/>
         </w:rPr>
-        <w:t>111</w:t>
+        <w:t>103</w:t>
       </w:r>
     </w:p>
     <w:p>
@@ -3017,7 +3012,7 @@
         <w:rPr>
           <w:sz w:val="18"/>
         </w:rPr>
-        <w:t>112</w:t>
+        <w:t>104</w:t>
       </w:r>
     </w:p>
     <w:p>
@@ -3041,7 +3036,7 @@
         <w:rPr>
           <w:sz w:val="18"/>
         </w:rPr>
-        <w:t>113</w:t>
+        <w:t>105</w:t>
       </w:r>
     </w:p>
     <w:p>
@@ -3065,7 +3060,7 @@
         <w:rPr>
           <w:sz w:val="18"/>
         </w:rPr>
-        <w:t>113</w:t>
+        <w:t>105</w:t>
       </w:r>
     </w:p>
     <w:p>
@@ -3089,7 +3084,7 @@
         <w:rPr>
           <w:sz w:val="18"/>
         </w:rPr>
-        <w:t>114</w:t>
+        <w:t>106</w:t>
       </w:r>
     </w:p>
     <w:p>
@@ -3113,7 +3108,7 @@
         <w:rPr>
           <w:sz w:val="18"/>
         </w:rPr>
-        <w:t>115</w:t>
+        <w:t>107</w:t>
       </w:r>
     </w:p>
     <w:p>
@@ -3137,7 +3132,7 @@
         <w:rPr>
           <w:sz w:val="18"/>
         </w:rPr>
-        <w:t>116</w:t>
+        <w:t>108</w:t>
       </w:r>
     </w:p>
     <w:p>
@@ -3161,7 +3156,7 @@
         <w:rPr>
           <w:sz w:val="18"/>
         </w:rPr>
-        <w:t>117</w:t>
+        <w:t>109</w:t>
       </w:r>
     </w:p>
     <w:p>
@@ -3185,7 +3180,7 @@
         <w:rPr>
           <w:sz w:val="18"/>
         </w:rPr>
-        <w:t>118</w:t>
+        <w:t>110</w:t>
       </w:r>
     </w:p>
     <w:p>
@@ -3209,7 +3204,7 @@
         <w:rPr>
           <w:sz w:val="18"/>
         </w:rPr>
-        <w:t>119</w:t>
+        <w:t>111</w:t>
       </w:r>
     </w:p>
     <w:p>
@@ -3233,7 +3228,7 @@
         <w:rPr>
           <w:sz w:val="18"/>
         </w:rPr>
-        <w:t>120</w:t>
+        <w:t>112</w:t>
       </w:r>
     </w:p>
     <w:p>
@@ -3257,7 +3252,7 @@
         <w:rPr>
           <w:sz w:val="18"/>
         </w:rPr>
-        <w:t>121</w:t>
+        <w:t>113</w:t>
       </w:r>
     </w:p>
     <w:p>
@@ -3281,7 +3276,7 @@
         <w:rPr>
           <w:sz w:val="18"/>
         </w:rPr>
-        <w:t>122</w:t>
+        <w:t>114</w:t>
       </w:r>
     </w:p>
     <w:p>
@@ -3305,7 +3300,7 @@
         <w:rPr>
           <w:sz w:val="18"/>
         </w:rPr>
-        <w:t>123</w:t>
+        <w:t>115</w:t>
       </w:r>
     </w:p>
     <w:p>
@@ -3329,7 +3324,7 @@
         <w:rPr>
           <w:sz w:val="18"/>
         </w:rPr>
-        <w:t>124</w:t>
+        <w:t>116</w:t>
       </w:r>
     </w:p>
     <w:p>
@@ -3415,7 +3410,7 @@
         <w:rPr>
           <w:sz w:val="18"/>
         </w:rPr>
-        <w:t>45</w:t>
+        <w:t>44</w:t>
       </w:r>
     </w:p>
     <w:p>
@@ -3439,7 +3434,7 @@
         <w:rPr>
           <w:sz w:val="18"/>
         </w:rPr>
-        <w:t>46</w:t>
+        <w:t>45</w:t>
       </w:r>
     </w:p>
     <w:p>
@@ -3463,7 +3458,7 @@
         <w:rPr>
           <w:sz w:val="18"/>
         </w:rPr>
-        <w:t>60</w:t>
+        <w:t>55</w:t>
       </w:r>
     </w:p>
     <w:p>
@@ -3487,7 +3482,7 @@
         <w:rPr>
           <w:sz w:val="18"/>
         </w:rPr>
-        <w:t>60</w:t>
+        <w:t>55</w:t>
       </w:r>
     </w:p>
     <w:p>
@@ -3511,7 +3506,7 @@
         <w:rPr>
           <w:sz w:val="18"/>
         </w:rPr>
-        <w:t>61</w:t>
+        <w:t>56</w:t>
       </w:r>
     </w:p>
     <w:p>
@@ -3535,7 +3530,7 @@
         <w:rPr>
           <w:sz w:val="18"/>
         </w:rPr>
-        <w:t>61</w:t>
+        <w:t>56</w:t>
       </w:r>
     </w:p>
     <w:p>
@@ -3559,7 +3554,7 @@
         <w:rPr>
           <w:sz w:val="18"/>
         </w:rPr>
-        <w:t>62</w:t>
+        <w:t>57</w:t>
       </w:r>
     </w:p>
     <w:p>
@@ -3583,7 +3578,7 @@
         <w:rPr>
           <w:sz w:val="18"/>
         </w:rPr>
-        <w:t>62</w:t>
+        <w:t>57</w:t>
       </w:r>
     </w:p>
     <w:p>
@@ -3607,7 +3602,7 @@
         <w:rPr>
           <w:sz w:val="18"/>
         </w:rPr>
-        <w:t>82</w:t>
+        <w:t>74</w:t>
       </w:r>
     </w:p>
     <w:p>
@@ -3631,7 +3626,7 @@
         <w:rPr>
           <w:sz w:val="18"/>
         </w:rPr>
-        <w:t>83</w:t>
+        <w:t>75</w:t>
       </w:r>
     </w:p>
     <w:p>
@@ -3655,7 +3650,7 @@
         <w:rPr>
           <w:sz w:val="18"/>
         </w:rPr>
-        <w:t>84</w:t>
+        <w:t>76</w:t>
       </w:r>
     </w:p>
     <w:p>
@@ -3679,7 +3674,7 @@
         <w:rPr>
           <w:sz w:val="18"/>
         </w:rPr>
-        <w:t>85</w:t>
+        <w:t>77</w:t>
       </w:r>
     </w:p>
     <w:p>
@@ -3703,7 +3698,7 @@
         <w:rPr>
           <w:sz w:val="18"/>
         </w:rPr>
-        <w:t>86</w:t>
+        <w:t>78</w:t>
       </w:r>
     </w:p>
     <w:p>
@@ -3727,7 +3722,7 @@
         <w:rPr>
           <w:sz w:val="18"/>
         </w:rPr>
-        <w:t>87</w:t>
+        <w:t>79</w:t>
       </w:r>
     </w:p>
     <w:p>
@@ -3751,7 +3746,7 @@
         <w:rPr>
           <w:sz w:val="18"/>
         </w:rPr>
-        <w:t>88</w:t>
+        <w:t>80</w:t>
       </w:r>
     </w:p>
     <w:p>
@@ -3775,7 +3770,7 @@
         <w:rPr>
           <w:sz w:val="18"/>
         </w:rPr>
-        <w:t>105</w:t>
+        <w:t>97</w:t>
       </w:r>
     </w:p>
     <w:p>
@@ -3799,7 +3794,7 @@
         <w:rPr>
           <w:sz w:val="18"/>
         </w:rPr>
-        <w:t>106</w:t>
+        <w:t>98</w:t>
       </w:r>
     </w:p>
     <w:p>
@@ -3823,7 +3818,7 @@
         <w:rPr>
           <w:sz w:val="18"/>
         </w:rPr>
-        <w:t>107</w:t>
+        <w:t>99</w:t>
       </w:r>
     </w:p>
     <w:p>
@@ -3847,7 +3842,7 @@
         <w:rPr>
           <w:sz w:val="18"/>
         </w:rPr>
-        <w:t>108</w:t>
+        <w:t>100</w:t>
       </w:r>
     </w:p>
     <w:p>
@@ -3871,7 +3866,7 @@
         <w:rPr>
           <w:sz w:val="18"/>
         </w:rPr>
-        <w:t>109</w:t>
+        <w:t>101</w:t>
       </w:r>
     </w:p>
     <w:p>
@@ -3895,7 +3890,7 @@
         <w:rPr>
           <w:sz w:val="18"/>
         </w:rPr>
-        <w:t>110</w:t>
+        <w:t>102</w:t>
       </w:r>
     </w:p>
     <w:p>
@@ -3919,7 +3914,7 @@
         <w:rPr>
           <w:sz w:val="18"/>
         </w:rPr>
-        <w:t>111</w:t>
+        <w:t>103</w:t>
       </w:r>
     </w:p>
     <w:p>
@@ -3943,7 +3938,7 @@
         <w:rPr>
           <w:sz w:val="18"/>
         </w:rPr>
-        <w:t>112</w:t>
+        <w:t>104</w:t>
       </w:r>
     </w:p>
     <w:p>
@@ -3967,7 +3962,7 @@
         <w:rPr>
           <w:sz w:val="18"/>
         </w:rPr>
-        <w:t>113</w:t>
+        <w:t>105</w:t>
       </w:r>
     </w:p>
     <w:p>
@@ -3991,7 +3986,7 @@
         <w:rPr>
           <w:sz w:val="18"/>
         </w:rPr>
-        <w:t>114</w:t>
+        <w:t>106</w:t>
       </w:r>
     </w:p>
     <w:p>
@@ -4015,7 +4010,7 @@
         <w:rPr>
           <w:sz w:val="18"/>
         </w:rPr>
-        <w:t>115</w:t>
+        <w:t>107</w:t>
       </w:r>
     </w:p>
     <w:p>
@@ -4039,7 +4034,7 @@
         <w:rPr>
           <w:sz w:val="18"/>
         </w:rPr>
-        <w:t>116</w:t>
+        <w:t>108</w:t>
       </w:r>
     </w:p>
     <w:p>
@@ -4063,7 +4058,7 @@
         <w:rPr>
           <w:sz w:val="18"/>
         </w:rPr>
-        <w:t>117</w:t>
+        <w:t>109</w:t>
       </w:r>
     </w:p>
     <w:p>
@@ -4087,7 +4082,7 @@
         <w:rPr>
           <w:sz w:val="18"/>
         </w:rPr>
-        <w:t>118</w:t>
+        <w:t>110</w:t>
       </w:r>
     </w:p>
     <w:p>
@@ -4111,7 +4106,7 @@
         <w:rPr>
           <w:sz w:val="18"/>
         </w:rPr>
-        <w:t>119</w:t>
+        <w:t>111</w:t>
       </w:r>
     </w:p>
     <w:p>
@@ -4135,7 +4130,7 @@
         <w:rPr>
           <w:sz w:val="18"/>
         </w:rPr>
-        <w:t>120</w:t>
+        <w:t>112</w:t>
       </w:r>
     </w:p>
     <w:p>
@@ -4159,7 +4154,7 @@
         <w:rPr>
           <w:sz w:val="18"/>
         </w:rPr>
-        <w:t>121</w:t>
+        <w:t>113</w:t>
       </w:r>
     </w:p>
     <w:p>
@@ -4183,7 +4178,7 @@
         <w:rPr>
           <w:sz w:val="18"/>
         </w:rPr>
-        <w:t>122</w:t>
+        <w:t>114</w:t>
       </w:r>
     </w:p>
     <w:p>
@@ -4293,7 +4288,7 @@
         <w:rPr>
           <w:sz w:val="18"/>
         </w:rPr>
-        <w:t>43</w:t>
+        <w:t>42</w:t>
       </w:r>
     </w:p>
     <w:p>
@@ -4317,7 +4312,7 @@
         <w:rPr>
           <w:sz w:val="18"/>
         </w:rPr>
-        <w:t>47</w:t>
+        <w:t>45</w:t>
       </w:r>
     </w:p>
     <w:p>
@@ -4341,7 +4336,7 @@
         <w:rPr>
           <w:sz w:val="18"/>
         </w:rPr>
-        <w:t>48</w:t>
+        <w:t>46</w:t>
       </w:r>
     </w:p>
     <w:p>
@@ -4365,7 +4360,7 @@
         <w:rPr>
           <w:sz w:val="18"/>
         </w:rPr>
-        <w:t>49</w:t>
+        <w:t>46</w:t>
       </w:r>
     </w:p>
     <w:p>
@@ -4389,7 +4384,7 @@
         <w:rPr>
           <w:sz w:val="18"/>
         </w:rPr>
-        <w:t>53</w:t>
+        <w:t>50</w:t>
       </w:r>
     </w:p>
     <w:p>
@@ -4413,7 +4408,7 @@
         <w:rPr>
           <w:sz w:val="18"/>
         </w:rPr>
-        <w:t>54</w:t>
+        <w:t>51</w:t>
       </w:r>
     </w:p>
     <w:p>
@@ -4437,7 +4432,7 @@
         <w:rPr>
           <w:sz w:val="18"/>
         </w:rPr>
-        <w:t>56</w:t>
+        <w:t>52</w:t>
       </w:r>
     </w:p>
     <w:p>
@@ -4461,7 +4456,7 @@
         <w:rPr>
           <w:sz w:val="18"/>
         </w:rPr>
-        <w:t>58</w:t>
+        <w:t>53</w:t>
       </w:r>
     </w:p>
     <w:p>
@@ -4485,7 +4480,7 @@
         <w:rPr>
           <w:sz w:val="18"/>
         </w:rPr>
-        <w:t>72</w:t>
+        <w:t>67</w:t>
       </w:r>
     </w:p>
     <w:p>
@@ -4509,7 +4504,7 @@
         <w:rPr>
           <w:sz w:val="18"/>
         </w:rPr>
-        <w:t>73</w:t>
+        <w:t>68</w:t>
       </w:r>
     </w:p>
     <w:p>
@@ -4533,7 +4528,7 @@
         <w:rPr>
           <w:sz w:val="18"/>
         </w:rPr>
-        <w:t>74</w:t>
+        <w:t>69</w:t>
       </w:r>
     </w:p>
     <w:p>
@@ -4557,7 +4552,7 @@
         <w:rPr>
           <w:sz w:val="18"/>
         </w:rPr>
-        <w:t>78</w:t>
+        <w:t>71</w:t>
       </w:r>
     </w:p>
     <w:p>
@@ -4581,7 +4576,7 @@
         <w:rPr>
           <w:sz w:val="18"/>
         </w:rPr>
-        <w:t>79</w:t>
+        <w:t>72</w:t>
       </w:r>
     </w:p>
     <w:p>
@@ -13004,6 +12999,7 @@
       <w:tblPr>
         <w:tblStyle w:val="TableGrid0"/>
         <w:tblW w:w="9360" w:type="dxa"/>
+        <w:tblLayout w:type="autofit"/>
         <w:tblLook w:val="04A0" w:firstRow="1" w:lastRow="0" w:firstColumn="1" w:lastColumn="0" w:noHBand="0" w:noVBand="1"/>
       </w:tblPr>
       <w:tblGrid>
@@ -13023,19 +13019,12 @@
           </w:tcPr>
           <w:p>
             <w:pPr>
-              <w:spacing w:after="0" w:line="480" w:lineRule="auto"/>
-              <w:rPr>
-                <w:rFonts w:ascii="Times New Roman" w:eastAsia="Aptos" w:hAnsi="Times New Roman" w:cs="Times New Roman"/>
-                <w:sz w:val="24"/>
-                <w:szCs w:val="24"/>
-              </w:rPr>
-            </w:pPr>
-            <w:r>
-              <w:rPr>
-                <w:rFonts w:ascii="Times New Roman" w:eastAsia="Aptos" w:hAnsi="Times New Roman" w:cs="Times New Roman"/>
+              <w:spacing w:before="0" w:after="0"/>
+            </w:pPr>
+            <w:r>
+              <w:rPr>
                 <w:b/>
-                <w:sz w:val="24"/>
-                <w:szCs w:val="24"/>
+                <w:sz w:val="14"/>
               </w:rPr>
               <w:t>Rule or area</w:t>
             </w:r>
@@ -13047,19 +13036,12 @@
           </w:tcPr>
           <w:p>
             <w:pPr>
-              <w:spacing w:after="0" w:line="480" w:lineRule="auto"/>
-              <w:rPr>
-                <w:rFonts w:ascii="Times New Roman" w:eastAsia="Aptos" w:hAnsi="Times New Roman" w:cs="Times New Roman"/>
-                <w:sz w:val="24"/>
-                <w:szCs w:val="24"/>
-              </w:rPr>
-            </w:pPr>
-            <w:r>
-              <w:rPr>
-                <w:rFonts w:ascii="Times New Roman" w:eastAsia="Aptos" w:hAnsi="Times New Roman" w:cs="Times New Roman"/>
+              <w:spacing w:before="0" w:after="0"/>
+            </w:pPr>
+            <w:r>
+              <w:rPr>
                 <w:b/>
-                <w:sz w:val="24"/>
-                <w:szCs w:val="24"/>
+                <w:sz w:val="14"/>
               </w:rPr>
               <w:t>File</w:t>
             </w:r>
@@ -13071,19 +13053,12 @@
           </w:tcPr>
           <w:p>
             <w:pPr>
-              <w:spacing w:after="0" w:line="480" w:lineRule="auto"/>
-              <w:rPr>
-                <w:rFonts w:ascii="Times New Roman" w:eastAsia="Aptos" w:hAnsi="Times New Roman" w:cs="Times New Roman"/>
-                <w:sz w:val="24"/>
-                <w:szCs w:val="24"/>
-              </w:rPr>
-            </w:pPr>
-            <w:r>
-              <w:rPr>
-                <w:rFonts w:ascii="Times New Roman" w:eastAsia="Aptos" w:hAnsi="Times New Roman" w:cs="Times New Roman"/>
+              <w:spacing w:before="0" w:after="0"/>
+            </w:pPr>
+            <w:r>
+              <w:rPr>
                 <w:b/>
-                <w:sz w:val="24"/>
-                <w:szCs w:val="24"/>
+                <w:sz w:val="14"/>
               </w:rPr>
               <w:t>Before</w:t>
             </w:r>
@@ -13095,19 +13070,12 @@
           </w:tcPr>
           <w:p>
             <w:pPr>
-              <w:spacing w:after="0" w:line="480" w:lineRule="auto"/>
-              <w:rPr>
-                <w:rFonts w:ascii="Times New Roman" w:eastAsia="Aptos" w:hAnsi="Times New Roman" w:cs="Times New Roman"/>
-                <w:sz w:val="24"/>
-                <w:szCs w:val="24"/>
-              </w:rPr>
-            </w:pPr>
-            <w:r>
-              <w:rPr>
-                <w:rFonts w:ascii="Times New Roman" w:eastAsia="Aptos" w:hAnsi="Times New Roman" w:cs="Times New Roman"/>
+              <w:spacing w:before="0" w:after="0"/>
+            </w:pPr>
+            <w:r>
+              <w:rPr>
                 <w:b/>
-                <w:sz w:val="24"/>
-                <w:szCs w:val="24"/>
+                <w:sz w:val="14"/>
               </w:rPr>
               <w:t>After</w:t>
             </w:r>
@@ -13119,19 +13087,12 @@
           </w:tcPr>
           <w:p>
             <w:pPr>
-              <w:spacing w:after="0" w:line="480" w:lineRule="auto"/>
-              <w:rPr>
-                <w:rFonts w:ascii="Times New Roman" w:eastAsia="Aptos" w:hAnsi="Times New Roman" w:cs="Times New Roman"/>
-                <w:sz w:val="24"/>
-                <w:szCs w:val="24"/>
-              </w:rPr>
-            </w:pPr>
-            <w:r>
-              <w:rPr>
-                <w:rFonts w:ascii="Times New Roman" w:eastAsia="Aptos" w:hAnsi="Times New Roman" w:cs="Times New Roman"/>
+              <w:spacing w:before="0" w:after="0"/>
+            </w:pPr>
+            <w:r>
+              <w:rPr>
                 <w:b/>
-                <w:sz w:val="24"/>
-                <w:szCs w:val="24"/>
+                <w:sz w:val="14"/>
               </w:rPr>
               <w:t>Status</w:t>
             </w:r>
@@ -13145,18 +13106,11 @@
           </w:tcPr>
           <w:p>
             <w:pPr>
-              <w:spacing w:after="0" w:line="480" w:lineRule="auto"/>
-              <w:rPr>
-                <w:rFonts w:ascii="Times New Roman" w:eastAsia="Aptos" w:hAnsi="Times New Roman" w:cs="Times New Roman"/>
-                <w:sz w:val="24"/>
-                <w:szCs w:val="24"/>
-              </w:rPr>
-            </w:pPr>
-            <w:r>
-              <w:rPr>
-                <w:rFonts w:ascii="Times New Roman" w:eastAsia="Aptos" w:hAnsi="Times New Roman" w:cs="Times New Roman"/>
-                <w:sz w:val="24"/>
-                <w:szCs w:val="24"/>
+              <w:spacing w:before="0" w:after="0"/>
+            </w:pPr>
+            <w:r>
+              <w:rPr>
+                <w:sz w:val="14"/>
               </w:rPr>
               <w:t>S107</w:t>
             </w:r>
@@ -13168,23 +13122,14 @@
           </w:tcPr>
           <w:p>
             <w:pPr>
-              <w:spacing w:after="0" w:line="480" w:lineRule="auto"/>
-              <w:rPr>
-                <w:rFonts w:ascii="Times New Roman" w:eastAsia="Aptos" w:hAnsi="Times New Roman" w:cs="Times New Roman"/>
-                <w:sz w:val="24"/>
-                <w:szCs w:val="24"/>
-              </w:rPr>
-            </w:pPr>
-            <w:proofErr w:type="spellStart"/>
-            <w:r>
-              <w:rPr>
-                <w:rFonts w:ascii="Times New Roman" w:eastAsia="Aptos" w:hAnsi="Times New Roman" w:cs="Times New Roman"/>
-                <w:sz w:val="24"/>
-                <w:szCs w:val="24"/>
+              <w:spacing w:before="0" w:after="0"/>
+            </w:pPr>
+            <w:r>
+              <w:rPr>
+                <w:sz w:val="14"/>
               </w:rPr>
               <w:t>JournalEntriesController.cs</w:t>
             </w:r>
-            <w:proofErr w:type="spellEnd"/>
           </w:p>
         </w:tc>
         <w:tc>
@@ -13193,18 +13138,11 @@
           </w:tcPr>
           <w:p>
             <w:pPr>
-              <w:spacing w:after="0" w:line="480" w:lineRule="auto"/>
-              <w:rPr>
-                <w:rFonts w:ascii="Times New Roman" w:eastAsia="Aptos" w:hAnsi="Times New Roman" w:cs="Times New Roman"/>
-                <w:sz w:val="24"/>
-                <w:szCs w:val="24"/>
-              </w:rPr>
-            </w:pPr>
-            <w:r>
-              <w:rPr>
-                <w:rFonts w:ascii="Times New Roman" w:eastAsia="Aptos" w:hAnsi="Times New Roman" w:cs="Times New Roman"/>
-                <w:sz w:val="24"/>
-                <w:szCs w:val="24"/>
+              <w:spacing w:before="0" w:after="0"/>
+            </w:pPr>
+            <w:r>
+              <w:rPr>
+                <w:sz w:val="14"/>
               </w:rPr>
               <w:t>Controller action used eight query parameters.</w:t>
             </w:r>
@@ -13216,38 +13154,13 @@
           </w:tcPr>
           <w:p>
             <w:pPr>
-              <w:spacing w:after="0" w:line="480" w:lineRule="auto"/>
-              <w:rPr>
-                <w:rFonts w:ascii="Times New Roman" w:eastAsia="Aptos" w:hAnsi="Times New Roman" w:cs="Times New Roman"/>
-                <w:sz w:val="24"/>
-                <w:szCs w:val="24"/>
-              </w:rPr>
-            </w:pPr>
-            <w:r>
-              <w:rPr>
-                <w:rFonts w:ascii="Times New Roman" w:eastAsia="Aptos" w:hAnsi="Times New Roman" w:cs="Times New Roman"/>
-                <w:sz w:val="24"/>
-                <w:szCs w:val="24"/>
-              </w:rPr>
-              <w:t xml:space="preserve">Introduced </w:t>
-            </w:r>
-            <w:proofErr w:type="spellStart"/>
-            <w:r>
-              <w:rPr>
-                <w:rFonts w:ascii="Times New Roman" w:eastAsia="Aptos" w:hAnsi="Times New Roman" w:cs="Times New Roman"/>
-                <w:sz w:val="24"/>
-                <w:szCs w:val="24"/>
-              </w:rPr>
-              <w:t>JournalEntryQueryDto</w:t>
-            </w:r>
-            <w:proofErr w:type="spellEnd"/>
-            <w:r>
-              <w:rPr>
-                <w:rFonts w:ascii="Times New Roman" w:eastAsia="Aptos" w:hAnsi="Times New Roman" w:cs="Times New Roman"/>
-                <w:sz w:val="24"/>
-                <w:szCs w:val="24"/>
-              </w:rPr>
-              <w:t xml:space="preserve"> and passed one query model to the service.</w:t>
+              <w:spacing w:before="0" w:after="0"/>
+            </w:pPr>
+            <w:r>
+              <w:rPr>
+                <w:sz w:val="14"/>
+              </w:rPr>
+              <w:t>Introduced JournalEntryQueryDto and passed one query model to the service.</w:t>
             </w:r>
           </w:p>
         </w:tc>
@@ -13257,18 +13170,11 @@
           </w:tcPr>
           <w:p>
             <w:pPr>
-              <w:spacing w:after="0" w:line="480" w:lineRule="auto"/>
-              <w:rPr>
-                <w:rFonts w:ascii="Times New Roman" w:eastAsia="Aptos" w:hAnsi="Times New Roman" w:cs="Times New Roman"/>
-                <w:sz w:val="24"/>
-                <w:szCs w:val="24"/>
-              </w:rPr>
-            </w:pPr>
-            <w:r>
-              <w:rPr>
-                <w:rFonts w:ascii="Times New Roman" w:eastAsia="Aptos" w:hAnsi="Times New Roman" w:cs="Times New Roman"/>
-                <w:sz w:val="24"/>
-                <w:szCs w:val="24"/>
+              <w:spacing w:before="0" w:after="0"/>
+            </w:pPr>
+            <w:r>
+              <w:rPr>
+                <w:sz w:val="14"/>
               </w:rPr>
               <w:t>Code smell removed</w:t>
             </w:r>
@@ -13282,18 +13188,11 @@
           </w:tcPr>
           <w:p>
             <w:pPr>
-              <w:spacing w:after="0" w:line="480" w:lineRule="auto"/>
-              <w:rPr>
-                <w:rFonts w:ascii="Times New Roman" w:eastAsia="Aptos" w:hAnsi="Times New Roman" w:cs="Times New Roman"/>
-                <w:sz w:val="24"/>
-                <w:szCs w:val="24"/>
-              </w:rPr>
-            </w:pPr>
-            <w:r>
-              <w:rPr>
-                <w:rFonts w:ascii="Times New Roman" w:eastAsia="Aptos" w:hAnsi="Times New Roman" w:cs="Times New Roman"/>
-                <w:sz w:val="24"/>
-                <w:szCs w:val="24"/>
+              <w:spacing w:before="0" w:after="0"/>
+            </w:pPr>
+            <w:r>
+              <w:rPr>
+                <w:sz w:val="14"/>
               </w:rPr>
               <w:t>S2325</w:t>
             </w:r>
@@ -13305,23 +13204,14 @@
           </w:tcPr>
           <w:p>
             <w:pPr>
-              <w:spacing w:after="0" w:line="480" w:lineRule="auto"/>
-              <w:rPr>
-                <w:rFonts w:ascii="Times New Roman" w:eastAsia="Aptos" w:hAnsi="Times New Roman" w:cs="Times New Roman"/>
-                <w:sz w:val="24"/>
-                <w:szCs w:val="24"/>
-              </w:rPr>
-            </w:pPr>
-            <w:proofErr w:type="spellStart"/>
-            <w:r>
-              <w:rPr>
-                <w:rFonts w:ascii="Times New Roman" w:eastAsia="Aptos" w:hAnsi="Times New Roman" w:cs="Times New Roman"/>
-                <w:sz w:val="24"/>
-                <w:szCs w:val="24"/>
+              <w:spacing w:before="0" w:after="0"/>
+            </w:pPr>
+            <w:r>
+              <w:rPr>
+                <w:sz w:val="14"/>
               </w:rPr>
               <w:t>ServiceManager.cs</w:t>
             </w:r>
-            <w:proofErr w:type="spellEnd"/>
           </w:p>
         </w:tc>
         <w:tc>
@@ -13330,18 +13220,11 @@
           </w:tcPr>
           <w:p>
             <w:pPr>
-              <w:spacing w:after="0" w:line="480" w:lineRule="auto"/>
-              <w:rPr>
-                <w:rFonts w:ascii="Times New Roman" w:eastAsia="Aptos" w:hAnsi="Times New Roman" w:cs="Times New Roman"/>
-                <w:sz w:val="24"/>
-                <w:szCs w:val="24"/>
-              </w:rPr>
-            </w:pPr>
-            <w:r>
-              <w:rPr>
-                <w:rFonts w:ascii="Times New Roman" w:eastAsia="Aptos" w:hAnsi="Times New Roman" w:cs="Times New Roman"/>
-                <w:sz w:val="24"/>
-                <w:szCs w:val="24"/>
+              <w:spacing w:before="0" w:after="0"/>
+            </w:pPr>
+            <w:r>
+              <w:rPr>
+                <w:sz w:val="14"/>
               </w:rPr>
               <w:t>Private helper did not access instance state.</w:t>
             </w:r>
@@ -13353,18 +13236,11 @@
           </w:tcPr>
           <w:p>
             <w:pPr>
-              <w:spacing w:after="0" w:line="480" w:lineRule="auto"/>
-              <w:rPr>
-                <w:rFonts w:ascii="Times New Roman" w:eastAsia="Aptos" w:hAnsi="Times New Roman" w:cs="Times New Roman"/>
-                <w:sz w:val="24"/>
-                <w:szCs w:val="24"/>
-              </w:rPr>
-            </w:pPr>
-            <w:r>
-              <w:rPr>
-                <w:rFonts w:ascii="Times New Roman" w:eastAsia="Aptos" w:hAnsi="Times New Roman" w:cs="Times New Roman"/>
-                <w:sz w:val="24"/>
-                <w:szCs w:val="24"/>
+              <w:spacing w:before="0" w:after="0"/>
+            </w:pPr>
+            <w:r>
+              <w:rPr>
+                <w:sz w:val="14"/>
               </w:rPr>
               <w:t>Converted helper to static.</w:t>
             </w:r>
@@ -13376,18 +13252,11 @@
           </w:tcPr>
           <w:p>
             <w:pPr>
-              <w:spacing w:after="0" w:line="480" w:lineRule="auto"/>
-              <w:rPr>
-                <w:rFonts w:ascii="Times New Roman" w:eastAsia="Aptos" w:hAnsi="Times New Roman" w:cs="Times New Roman"/>
-                <w:sz w:val="24"/>
-                <w:szCs w:val="24"/>
-              </w:rPr>
-            </w:pPr>
-            <w:r>
-              <w:rPr>
-                <w:rFonts w:ascii="Times New Roman" w:eastAsia="Aptos" w:hAnsi="Times New Roman" w:cs="Times New Roman"/>
-                <w:sz w:val="24"/>
-                <w:szCs w:val="24"/>
+              <w:spacing w:before="0" w:after="0"/>
+            </w:pPr>
+            <w:r>
+              <w:rPr>
+                <w:sz w:val="14"/>
               </w:rPr>
               <w:t>Code smell removed</w:t>
             </w:r>
@@ -13401,18 +13270,11 @@
           </w:tcPr>
           <w:p>
             <w:pPr>
-              <w:spacing w:after="0" w:line="480" w:lineRule="auto"/>
-              <w:rPr>
-                <w:rFonts w:ascii="Times New Roman" w:eastAsia="Aptos" w:hAnsi="Times New Roman" w:cs="Times New Roman"/>
-                <w:sz w:val="24"/>
-                <w:szCs w:val="24"/>
-              </w:rPr>
-            </w:pPr>
-            <w:r>
-              <w:rPr>
-                <w:rFonts w:ascii="Times New Roman" w:eastAsia="Aptos" w:hAnsi="Times New Roman" w:cs="Times New Roman"/>
-                <w:sz w:val="24"/>
-                <w:szCs w:val="24"/>
+              <w:spacing w:before="0" w:after="0"/>
+            </w:pPr>
+            <w:r>
+              <w:rPr>
+                <w:sz w:val="14"/>
               </w:rPr>
               <w:t>S3267/S6602</w:t>
             </w:r>
@@ -13424,23 +13286,14 @@
           </w:tcPr>
           <w:p>
             <w:pPr>
-              <w:spacing w:after="0" w:line="480" w:lineRule="auto"/>
-              <w:rPr>
-                <w:rFonts w:ascii="Times New Roman" w:eastAsia="Aptos" w:hAnsi="Times New Roman" w:cs="Times New Roman"/>
-                <w:sz w:val="24"/>
-                <w:szCs w:val="24"/>
-              </w:rPr>
-            </w:pPr>
-            <w:proofErr w:type="spellStart"/>
-            <w:r>
-              <w:rPr>
-                <w:rFonts w:ascii="Times New Roman" w:eastAsia="Aptos" w:hAnsi="Times New Roman" w:cs="Times New Roman"/>
-                <w:sz w:val="24"/>
-                <w:szCs w:val="24"/>
+              <w:spacing w:before="0" w:after="0"/>
+            </w:pPr>
+            <w:r>
+              <w:rPr>
+                <w:sz w:val="14"/>
               </w:rPr>
               <w:t>JournalEntryService.cs</w:t>
             </w:r>
-            <w:proofErr w:type="spellEnd"/>
           </w:p>
         </w:tc>
         <w:tc>
@@ -13449,18 +13302,11 @@
           </w:tcPr>
           <w:p>
             <w:pPr>
-              <w:spacing w:after="0" w:line="480" w:lineRule="auto"/>
-              <w:rPr>
-                <w:rFonts w:ascii="Times New Roman" w:eastAsia="Aptos" w:hAnsi="Times New Roman" w:cs="Times New Roman"/>
-                <w:sz w:val="24"/>
-                <w:szCs w:val="24"/>
-              </w:rPr>
-            </w:pPr>
-            <w:r>
-              <w:rPr>
-                <w:rFonts w:ascii="Times New Roman" w:eastAsia="Aptos" w:hAnsi="Times New Roman" w:cs="Times New Roman"/>
-                <w:sz w:val="24"/>
-                <w:szCs w:val="24"/>
+              <w:spacing w:before="0" w:after="0"/>
+            </w:pPr>
+            <w:r>
+              <w:rPr>
+                <w:sz w:val="14"/>
               </w:rPr>
               <w:t>Loops and LINQ operations were less maintainable.</w:t>
             </w:r>
@@ -13472,18 +13318,11 @@
           </w:tcPr>
           <w:p>
             <w:pPr>
-              <w:spacing w:after="0" w:line="480" w:lineRule="auto"/>
-              <w:rPr>
-                <w:rFonts w:ascii="Times New Roman" w:eastAsia="Aptos" w:hAnsi="Times New Roman" w:cs="Times New Roman"/>
-                <w:sz w:val="24"/>
-                <w:szCs w:val="24"/>
-              </w:rPr>
-            </w:pPr>
-            <w:r>
-              <w:rPr>
-                <w:rFonts w:ascii="Times New Roman" w:eastAsia="Aptos" w:hAnsi="Times New Roman" w:cs="Times New Roman"/>
-                <w:sz w:val="24"/>
-                <w:szCs w:val="24"/>
+              <w:spacing w:before="0" w:after="0"/>
+            </w:pPr>
+            <w:r>
+              <w:rPr>
+                <w:sz w:val="14"/>
               </w:rPr>
               <w:t>Rewrote selected loops and lookup calls with clearer collection operations.</w:t>
             </w:r>
@@ -13495,18 +13334,11 @@
           </w:tcPr>
           <w:p>
             <w:pPr>
-              <w:spacing w:after="0" w:line="480" w:lineRule="auto"/>
-              <w:rPr>
-                <w:rFonts w:ascii="Times New Roman" w:eastAsia="Aptos" w:hAnsi="Times New Roman" w:cs="Times New Roman"/>
-                <w:sz w:val="24"/>
-                <w:szCs w:val="24"/>
-              </w:rPr>
-            </w:pPr>
-            <w:r>
-              <w:rPr>
-                <w:rFonts w:ascii="Times New Roman" w:eastAsia="Aptos" w:hAnsi="Times New Roman" w:cs="Times New Roman"/>
-                <w:sz w:val="24"/>
-                <w:szCs w:val="24"/>
+              <w:spacing w:before="0" w:after="0"/>
+            </w:pPr>
+            <w:r>
+              <w:rPr>
+                <w:sz w:val="14"/>
               </w:rPr>
               <w:t>Code smell removed</w:t>
             </w:r>
@@ -13520,18 +13352,11 @@
           </w:tcPr>
           <w:p>
             <w:pPr>
-              <w:spacing w:after="0" w:line="480" w:lineRule="auto"/>
-              <w:rPr>
-                <w:rFonts w:ascii="Times New Roman" w:eastAsia="Aptos" w:hAnsi="Times New Roman" w:cs="Times New Roman"/>
-                <w:sz w:val="24"/>
-                <w:szCs w:val="24"/>
-              </w:rPr>
-            </w:pPr>
-            <w:r>
-              <w:rPr>
-                <w:rFonts w:ascii="Times New Roman" w:eastAsia="Aptos" w:hAnsi="Times New Roman" w:cs="Times New Roman"/>
-                <w:sz w:val="24"/>
-                <w:szCs w:val="24"/>
+              <w:spacing w:before="0" w:after="0"/>
+            </w:pPr>
+            <w:r>
+              <w:rPr>
+                <w:sz w:val="14"/>
               </w:rPr>
               <w:t>S6966</w:t>
             </w:r>
@@ -13543,23 +13368,14 @@
           </w:tcPr>
           <w:p>
             <w:pPr>
-              <w:spacing w:after="0" w:line="480" w:lineRule="auto"/>
-              <w:rPr>
-                <w:rFonts w:ascii="Times New Roman" w:eastAsia="Aptos" w:hAnsi="Times New Roman" w:cs="Times New Roman"/>
-                <w:sz w:val="24"/>
-                <w:szCs w:val="24"/>
-              </w:rPr>
-            </w:pPr>
-            <w:proofErr w:type="spellStart"/>
-            <w:r>
-              <w:rPr>
-                <w:rFonts w:ascii="Times New Roman" w:eastAsia="Aptos" w:hAnsi="Times New Roman" w:cs="Times New Roman"/>
-                <w:sz w:val="24"/>
-                <w:szCs w:val="24"/>
+              <w:spacing w:before="0" w:after="0"/>
+            </w:pPr>
+            <w:r>
+              <w:rPr>
+                <w:sz w:val="14"/>
               </w:rPr>
               <w:t>Program.cs</w:t>
             </w:r>
-            <w:proofErr w:type="spellEnd"/>
           </w:p>
         </w:tc>
         <w:tc>
@@ -13568,18 +13384,11 @@
           </w:tcPr>
           <w:p>
             <w:pPr>
-              <w:spacing w:after="0" w:line="480" w:lineRule="auto"/>
-              <w:rPr>
-                <w:rFonts w:ascii="Times New Roman" w:eastAsia="Aptos" w:hAnsi="Times New Roman" w:cs="Times New Roman"/>
-                <w:sz w:val="24"/>
-                <w:szCs w:val="24"/>
-              </w:rPr>
-            </w:pPr>
-            <w:r>
-              <w:rPr>
-                <w:rFonts w:ascii="Times New Roman" w:eastAsia="Aptos" w:hAnsi="Times New Roman" w:cs="Times New Roman"/>
-                <w:sz w:val="24"/>
-                <w:szCs w:val="24"/>
+              <w:spacing w:before="0" w:after="0"/>
+            </w:pPr>
+            <w:r>
+              <w:rPr>
+                <w:sz w:val="14"/>
               </w:rPr>
               <w:t>Application startup used blocking Run.</w:t>
             </w:r>
@@ -13591,38 +13400,13 @@
           </w:tcPr>
           <w:p>
             <w:pPr>
-              <w:spacing w:after="0" w:line="480" w:lineRule="auto"/>
-              <w:rPr>
-                <w:rFonts w:ascii="Times New Roman" w:eastAsia="Aptos" w:hAnsi="Times New Roman" w:cs="Times New Roman"/>
-                <w:sz w:val="24"/>
-                <w:szCs w:val="24"/>
-              </w:rPr>
-            </w:pPr>
-            <w:r>
-              <w:rPr>
-                <w:rFonts w:ascii="Times New Roman" w:eastAsia="Aptos" w:hAnsi="Times New Roman" w:cs="Times New Roman"/>
-                <w:sz w:val="24"/>
-                <w:szCs w:val="24"/>
-              </w:rPr>
-              <w:t xml:space="preserve">Changed startup to await </w:t>
-            </w:r>
-            <w:proofErr w:type="spellStart"/>
-            <w:r>
-              <w:rPr>
-                <w:rFonts w:ascii="Times New Roman" w:eastAsia="Aptos" w:hAnsi="Times New Roman" w:cs="Times New Roman"/>
-                <w:sz w:val="24"/>
-                <w:szCs w:val="24"/>
-              </w:rPr>
-              <w:t>app.RunAsync</w:t>
-            </w:r>
-            <w:proofErr w:type="spellEnd"/>
-            <w:r>
-              <w:rPr>
-                <w:rFonts w:ascii="Times New Roman" w:eastAsia="Aptos" w:hAnsi="Times New Roman" w:cs="Times New Roman"/>
-                <w:sz w:val="24"/>
-                <w:szCs w:val="24"/>
-              </w:rPr>
-              <w:t>().</w:t>
+              <w:spacing w:before="0" w:after="0"/>
+            </w:pPr>
+            <w:r>
+              <w:rPr>
+                <w:sz w:val="14"/>
+              </w:rPr>
+              <w:t>Changed startup to await app.RunAsync().</w:t>
             </w:r>
           </w:p>
         </w:tc>
@@ -13632,18 +13416,11 @@
           </w:tcPr>
           <w:p>
             <w:pPr>
-              <w:spacing w:after="0" w:line="480" w:lineRule="auto"/>
-              <w:rPr>
-                <w:rFonts w:ascii="Times New Roman" w:eastAsia="Aptos" w:hAnsi="Times New Roman" w:cs="Times New Roman"/>
-                <w:sz w:val="24"/>
-                <w:szCs w:val="24"/>
-              </w:rPr>
-            </w:pPr>
-            <w:r>
-              <w:rPr>
-                <w:rFonts w:ascii="Times New Roman" w:eastAsia="Aptos" w:hAnsi="Times New Roman" w:cs="Times New Roman"/>
-                <w:sz w:val="24"/>
-                <w:szCs w:val="24"/>
+              <w:spacing w:before="0" w:after="0"/>
+            </w:pPr>
+            <w:r>
+              <w:rPr>
+                <w:sz w:val="14"/>
               </w:rPr>
               <w:t>Code smell removed</w:t>
             </w:r>
@@ -13657,20 +13434,13 @@
           </w:tcPr>
           <w:p>
             <w:pPr>
-              <w:spacing w:after="0" w:line="480" w:lineRule="auto"/>
-              <w:rPr>
-                <w:rFonts w:ascii="Times New Roman" w:eastAsia="Aptos" w:hAnsi="Times New Roman" w:cs="Times New Roman"/>
-                <w:sz w:val="24"/>
-                <w:szCs w:val="24"/>
-              </w:rPr>
-            </w:pPr>
-            <w:r>
-              <w:rPr>
-                <w:rFonts w:ascii="Times New Roman" w:eastAsia="Aptos" w:hAnsi="Times New Roman" w:cs="Times New Roman"/>
-                <w:sz w:val="24"/>
-                <w:szCs w:val="24"/>
-              </w:rPr>
-              <w:t>Summary</w:t>
+              <w:spacing w:before="0" w:after="0"/>
+            </w:pPr>
+            <w:r>
+              <w:rPr>
+                <w:sz w:val="14"/>
+              </w:rPr>
+              <w:t>Fresh summary</w:t>
             </w:r>
           </w:p>
         </w:tc>
@@ -13680,18 +13450,11 @@
           </w:tcPr>
           <w:p>
             <w:pPr>
-              <w:spacing w:after="0" w:line="480" w:lineRule="auto"/>
-              <w:rPr>
-                <w:rFonts w:ascii="Times New Roman" w:eastAsia="Aptos" w:hAnsi="Times New Roman" w:cs="Times New Roman"/>
-                <w:sz w:val="24"/>
-                <w:szCs w:val="24"/>
-              </w:rPr>
-            </w:pPr>
-            <w:r>
-              <w:rPr>
-                <w:rFonts w:ascii="Times New Roman" w:eastAsia="Aptos" w:hAnsi="Times New Roman" w:cs="Times New Roman"/>
-                <w:sz w:val="24"/>
-                <w:szCs w:val="24"/>
+              <w:spacing w:before="0" w:after="0"/>
+            </w:pPr>
+            <w:r>
+              <w:rPr>
+                <w:sz w:val="14"/>
               </w:rPr>
               <w:t>C# project</w:t>
             </w:r>
@@ -13703,29 +13466,13 @@
           </w:tcPr>
           <w:p>
             <w:pPr>
-              <w:spacing w:after="0" w:line="480" w:lineRule="auto"/>
-              <w:rPr>
-                <w:rFonts w:ascii="Times New Roman" w:eastAsia="Aptos" w:hAnsi="Times New Roman" w:cs="Times New Roman"/>
-                <w:sz w:val="24"/>
-                <w:szCs w:val="24"/>
-              </w:rPr>
-            </w:pPr>
-            <w:r>
-              <w:rPr>
-                <w:rFonts w:ascii="Times New Roman" w:eastAsia="Aptos" w:hAnsi="Times New Roman" w:cs="Times New Roman"/>
-                <w:sz w:val="24"/>
-                <w:szCs w:val="24"/>
-              </w:rPr>
-              <w:t xml:space="preserve">28 retained SonarQube </w:t>
-            </w:r>
-            <w:r>
-              <w:rPr>
-                <w:rFonts w:ascii="Times New Roman" w:eastAsia="Aptos" w:hAnsi="Times New Roman" w:cs="Times New Roman"/>
-                <w:sz w:val="24"/>
-                <w:szCs w:val="24"/>
-              </w:rPr>
-              <w:lastRenderedPageBreak/>
-              <w:t>findings in baseline.</w:t>
+              <w:spacing w:before="0" w:after="0"/>
+            </w:pPr>
+            <w:r>
+              <w:rPr>
+                <w:sz w:val="14"/>
+              </w:rPr>
+              <w:t>17 unique issues; 17 legacy Code Smells.</w:t>
             </w:r>
           </w:p>
         </w:tc>
@@ -13735,21 +13482,13 @@
           </w:tcPr>
           <w:p>
             <w:pPr>
-              <w:spacing w:after="0" w:line="480" w:lineRule="auto"/>
-              <w:rPr>
-                <w:rFonts w:ascii="Times New Roman" w:eastAsia="Aptos" w:hAnsi="Times New Roman" w:cs="Times New Roman"/>
-                <w:sz w:val="24"/>
-                <w:szCs w:val="24"/>
-              </w:rPr>
-            </w:pPr>
-            <w:r>
-              <w:rPr>
-                <w:rFonts w:ascii="Times New Roman" w:eastAsia="Aptos" w:hAnsi="Times New Roman" w:cs="Times New Roman"/>
-                <w:sz w:val="24"/>
-                <w:szCs w:val="24"/>
-              </w:rPr>
-              <w:lastRenderedPageBreak/>
-              <w:t>0 retained findings after fixes; Quality Gate remained OK.</w:t>
+              <w:spacing w:before="0" w:after="0"/>
+            </w:pPr>
+            <w:r>
+              <w:rPr>
+                <w:sz w:val="14"/>
+              </w:rPr>
+              <w:t>0 issues; Quality Gate OK.</w:t>
             </w:r>
           </w:p>
         </w:tc>
@@ -13759,18 +13498,11 @@
           </w:tcPr>
           <w:p>
             <w:pPr>
-              <w:spacing w:after="0" w:line="480" w:lineRule="auto"/>
-              <w:rPr>
-                <w:rFonts w:ascii="Times New Roman" w:eastAsia="Aptos" w:hAnsi="Times New Roman" w:cs="Times New Roman"/>
-                <w:sz w:val="24"/>
-                <w:szCs w:val="24"/>
-              </w:rPr>
-            </w:pPr>
-            <w:r>
-              <w:rPr>
-                <w:rFonts w:ascii="Times New Roman" w:eastAsia="Aptos" w:hAnsi="Times New Roman" w:cs="Times New Roman"/>
-                <w:sz w:val="24"/>
-                <w:szCs w:val="24"/>
+              <w:spacing w:before="0" w:after="0"/>
+            </w:pPr>
+            <w:r>
+              <w:rPr>
+                <w:sz w:val="14"/>
               </w:rPr>
               <w:t>Closed</w:t>
             </w:r>
@@ -14171,6 +13903,7 @@
       <w:tblPr>
         <w:tblStyle w:val="TableGrid0"/>
         <w:tblW w:w="9360" w:type="dxa"/>
+        <w:tblLayout w:type="autofit"/>
         <w:tblLook w:val="04A0" w:firstRow="1" w:lastRow="0" w:firstColumn="1" w:lastColumn="0" w:noHBand="0" w:noVBand="1"/>
       </w:tblPr>
       <w:tblGrid>
@@ -14190,19 +13923,12 @@
           </w:tcPr>
           <w:p>
             <w:pPr>
-              <w:spacing w:after="0" w:line="480" w:lineRule="auto"/>
-              <w:rPr>
-                <w:rFonts w:ascii="Times New Roman" w:eastAsia="Aptos" w:hAnsi="Times New Roman" w:cs="Times New Roman"/>
-                <w:sz w:val="24"/>
-                <w:szCs w:val="24"/>
-              </w:rPr>
-            </w:pPr>
-            <w:r>
-              <w:rPr>
-                <w:rFonts w:ascii="Times New Roman" w:eastAsia="Aptos" w:hAnsi="Times New Roman" w:cs="Times New Roman"/>
+              <w:spacing w:before="0" w:after="0"/>
+            </w:pPr>
+            <w:r>
+              <w:rPr>
                 <w:b/>
-                <w:sz w:val="24"/>
-                <w:szCs w:val="24"/>
+                <w:sz w:val="14"/>
               </w:rPr>
               <w:t>Scan</w:t>
             </w:r>
@@ -14214,19 +13940,12 @@
           </w:tcPr>
           <w:p>
             <w:pPr>
-              <w:spacing w:after="0" w:line="480" w:lineRule="auto"/>
-              <w:rPr>
-                <w:rFonts w:ascii="Times New Roman" w:eastAsia="Aptos" w:hAnsi="Times New Roman" w:cs="Times New Roman"/>
-                <w:sz w:val="24"/>
-                <w:szCs w:val="24"/>
-              </w:rPr>
-            </w:pPr>
-            <w:r>
-              <w:rPr>
-                <w:rFonts w:ascii="Times New Roman" w:eastAsia="Aptos" w:hAnsi="Times New Roman" w:cs="Times New Roman"/>
+              <w:spacing w:before="0" w:after="0"/>
+            </w:pPr>
+            <w:r>
+              <w:rPr>
                 <w:b/>
-                <w:sz w:val="24"/>
-                <w:szCs w:val="24"/>
+                <w:sz w:val="14"/>
               </w:rPr>
               <w:t>Severity</w:t>
             </w:r>
@@ -14238,19 +13957,12 @@
           </w:tcPr>
           <w:p>
             <w:pPr>
-              <w:spacing w:after="0" w:line="480" w:lineRule="auto"/>
-              <w:rPr>
-                <w:rFonts w:ascii="Times New Roman" w:eastAsia="Aptos" w:hAnsi="Times New Roman" w:cs="Times New Roman"/>
-                <w:sz w:val="24"/>
-                <w:szCs w:val="24"/>
-              </w:rPr>
-            </w:pPr>
-            <w:r>
-              <w:rPr>
-                <w:rFonts w:ascii="Times New Roman" w:eastAsia="Aptos" w:hAnsi="Times New Roman" w:cs="Times New Roman"/>
+              <w:spacing w:before="0" w:after="0"/>
+            </w:pPr>
+            <w:r>
+              <w:rPr>
                 <w:b/>
-                <w:sz w:val="24"/>
-                <w:szCs w:val="24"/>
+                <w:sz w:val="14"/>
               </w:rPr>
               <w:t>Before -&gt; After</w:t>
             </w:r>
@@ -14262,19 +13974,12 @@
           </w:tcPr>
           <w:p>
             <w:pPr>
-              <w:spacing w:after="0" w:line="480" w:lineRule="auto"/>
-              <w:rPr>
-                <w:rFonts w:ascii="Times New Roman" w:eastAsia="Aptos" w:hAnsi="Times New Roman" w:cs="Times New Roman"/>
-                <w:sz w:val="24"/>
-                <w:szCs w:val="24"/>
-              </w:rPr>
-            </w:pPr>
-            <w:r>
-              <w:rPr>
-                <w:rFonts w:ascii="Times New Roman" w:eastAsia="Aptos" w:hAnsi="Times New Roman" w:cs="Times New Roman"/>
+              <w:spacing w:before="0" w:after="0"/>
+            </w:pPr>
+            <w:r>
+              <w:rPr>
                 <w:b/>
-                <w:sz w:val="24"/>
-                <w:szCs w:val="24"/>
+                <w:sz w:val="14"/>
               </w:rPr>
               <w:t>Vulnerability class</w:t>
             </w:r>
@@ -14286,19 +13991,12 @@
           </w:tcPr>
           <w:p>
             <w:pPr>
-              <w:spacing w:after="0" w:line="480" w:lineRule="auto"/>
-              <w:rPr>
-                <w:rFonts w:ascii="Times New Roman" w:eastAsia="Aptos" w:hAnsi="Times New Roman" w:cs="Times New Roman"/>
-                <w:sz w:val="24"/>
-                <w:szCs w:val="24"/>
-              </w:rPr>
-            </w:pPr>
-            <w:r>
-              <w:rPr>
-                <w:rFonts w:ascii="Times New Roman" w:eastAsia="Aptos" w:hAnsi="Times New Roman" w:cs="Times New Roman"/>
+              <w:spacing w:before="0" w:after="0"/>
+            </w:pPr>
+            <w:r>
+              <w:rPr>
                 <w:b/>
-                <w:sz w:val="24"/>
-                <w:szCs w:val="24"/>
+                <w:sz w:val="14"/>
               </w:rPr>
               <w:t>Fix applied</w:t>
             </w:r>
@@ -14312,20 +14010,13 @@
           </w:tcPr>
           <w:p>
             <w:pPr>
-              <w:spacing w:after="0" w:line="480" w:lineRule="auto"/>
-              <w:rPr>
-                <w:rFonts w:ascii="Times New Roman" w:eastAsia="Aptos" w:hAnsi="Times New Roman" w:cs="Times New Roman"/>
-                <w:sz w:val="24"/>
-                <w:szCs w:val="24"/>
-              </w:rPr>
-            </w:pPr>
-            <w:r>
-              <w:rPr>
-                <w:rFonts w:ascii="Times New Roman" w:eastAsia="Aptos" w:hAnsi="Times New Roman" w:cs="Times New Roman"/>
-                <w:sz w:val="24"/>
-                <w:szCs w:val="24"/>
-              </w:rPr>
-              <w:t>Baseline scan</w:t>
+              <w:spacing w:before="0" w:after="0"/>
+            </w:pPr>
+            <w:r>
+              <w:rPr>
+                <w:sz w:val="14"/>
+              </w:rPr>
+              <w:t>Passive baseline scan</w:t>
             </w:r>
           </w:p>
         </w:tc>
@@ -14335,18 +14026,11 @@
           </w:tcPr>
           <w:p>
             <w:pPr>
-              <w:spacing w:after="0" w:line="480" w:lineRule="auto"/>
-              <w:rPr>
-                <w:rFonts w:ascii="Times New Roman" w:eastAsia="Aptos" w:hAnsi="Times New Roman" w:cs="Times New Roman"/>
-                <w:sz w:val="24"/>
-                <w:szCs w:val="24"/>
-              </w:rPr>
-            </w:pPr>
-            <w:r>
-              <w:rPr>
-                <w:rFonts w:ascii="Times New Roman" w:eastAsia="Aptos" w:hAnsi="Times New Roman" w:cs="Times New Roman"/>
-                <w:sz w:val="24"/>
-                <w:szCs w:val="24"/>
+              <w:spacing w:before="0" w:after="0"/>
+            </w:pPr>
+            <w:r>
+              <w:rPr>
+                <w:sz w:val="14"/>
               </w:rPr>
               <w:t>Medium</w:t>
             </w:r>
@@ -14358,20 +14042,13 @@
           </w:tcPr>
           <w:p>
             <w:pPr>
-              <w:spacing w:after="0" w:line="480" w:lineRule="auto"/>
-              <w:rPr>
-                <w:rFonts w:ascii="Times New Roman" w:eastAsia="Aptos" w:hAnsi="Times New Roman" w:cs="Times New Roman"/>
-                <w:sz w:val="24"/>
-                <w:szCs w:val="24"/>
-              </w:rPr>
-            </w:pPr>
-            <w:r>
-              <w:rPr>
-                <w:rFonts w:ascii="Times New Roman" w:eastAsia="Aptos" w:hAnsi="Times New Roman" w:cs="Times New Roman"/>
-                <w:sz w:val="24"/>
-                <w:szCs w:val="24"/>
-              </w:rPr>
-              <w:t>2 -&gt; 0</w:t>
+              <w:spacing w:before="0" w:after="0"/>
+            </w:pPr>
+            <w:r>
+              <w:rPr>
+                <w:sz w:val="14"/>
+              </w:rPr>
+              <w:t>3 -&gt; 0</w:t>
             </w:r>
           </w:p>
         </w:tc>
@@ -14381,29 +14058,13 @@
           </w:tcPr>
           <w:p>
             <w:pPr>
-              <w:spacing w:after="0" w:line="480" w:lineRule="auto"/>
-              <w:rPr>
-                <w:rFonts w:ascii="Times New Roman" w:eastAsia="Aptos" w:hAnsi="Times New Roman" w:cs="Times New Roman"/>
-                <w:sz w:val="24"/>
-                <w:szCs w:val="24"/>
-              </w:rPr>
-            </w:pPr>
-            <w:r>
-              <w:rPr>
-                <w:rFonts w:ascii="Times New Roman" w:eastAsia="Aptos" w:hAnsi="Times New Roman" w:cs="Times New Roman"/>
-                <w:sz w:val="24"/>
-                <w:szCs w:val="24"/>
-              </w:rPr>
-              <w:t xml:space="preserve">Missing CSP and exposed </w:t>
-            </w:r>
-            <w:r>
-              <w:rPr>
-                <w:rFonts w:ascii="Times New Roman" w:eastAsia="Aptos" w:hAnsi="Times New Roman" w:cs="Times New Roman"/>
-                <w:sz w:val="24"/>
-                <w:szCs w:val="24"/>
-              </w:rPr>
-              <w:lastRenderedPageBreak/>
-              <w:t>Swagger UI behavior.</w:t>
+              <w:spacing w:before="0" w:after="0"/>
+            </w:pPr>
+            <w:r>
+              <w:rPr>
+                <w:sz w:val="14"/>
+              </w:rPr>
+              <w:t>Security-header and browser-facing configuration alerts.</w:t>
             </w:r>
           </w:p>
         </w:tc>
@@ -14413,40 +14074,13 @@
           </w:tcPr>
           <w:p>
             <w:pPr>
-              <w:spacing w:after="0" w:line="480" w:lineRule="auto"/>
-              <w:rPr>
-                <w:rFonts w:ascii="Times New Roman" w:eastAsia="Aptos" w:hAnsi="Times New Roman" w:cs="Times New Roman"/>
-                <w:sz w:val="24"/>
-                <w:szCs w:val="24"/>
-              </w:rPr>
-            </w:pPr>
-            <w:proofErr w:type="spellStart"/>
-            <w:r>
-              <w:rPr>
-                <w:rFonts w:ascii="Times New Roman" w:eastAsia="Aptos" w:hAnsi="Times New Roman" w:cs="Times New Roman"/>
-                <w:sz w:val="24"/>
-                <w:szCs w:val="24"/>
-              </w:rPr>
-              <w:lastRenderedPageBreak/>
-              <w:t>SecurityHeadersMiddleware</w:t>
-            </w:r>
-            <w:proofErr w:type="spellEnd"/>
-            <w:r>
-              <w:rPr>
-                <w:rFonts w:ascii="Times New Roman" w:eastAsia="Aptos" w:hAnsi="Times New Roman" w:cs="Times New Roman"/>
-                <w:sz w:val="24"/>
-                <w:szCs w:val="24"/>
-              </w:rPr>
-              <w:t xml:space="preserve"> moved before Swagger; </w:t>
-            </w:r>
-            <w:r>
-              <w:rPr>
-                <w:rFonts w:ascii="Times New Roman" w:eastAsia="Aptos" w:hAnsi="Times New Roman" w:cs="Times New Roman"/>
-                <w:sz w:val="24"/>
-                <w:szCs w:val="24"/>
-              </w:rPr>
-              <w:lastRenderedPageBreak/>
-              <w:t>Swagger UI disabled unless explicitly enabled.</w:t>
+              <w:spacing w:before="0" w:after="0"/>
+            </w:pPr>
+            <w:r>
+              <w:rPr>
+                <w:sz w:val="14"/>
+              </w:rPr>
+              <w:t>Header middleware and Swagger hardening cleared the raw Medium alerts.</w:t>
             </w:r>
           </w:p>
         </w:tc>
@@ -14458,20 +14092,13 @@
           </w:tcPr>
           <w:p>
             <w:pPr>
-              <w:spacing w:after="0" w:line="480" w:lineRule="auto"/>
-              <w:rPr>
-                <w:rFonts w:ascii="Times New Roman" w:eastAsia="Aptos" w:hAnsi="Times New Roman" w:cs="Times New Roman"/>
-                <w:sz w:val="24"/>
-                <w:szCs w:val="24"/>
-              </w:rPr>
-            </w:pPr>
-            <w:r>
-              <w:rPr>
-                <w:rFonts w:ascii="Times New Roman" w:eastAsia="Aptos" w:hAnsi="Times New Roman" w:cs="Times New Roman"/>
-                <w:sz w:val="24"/>
-                <w:szCs w:val="24"/>
-              </w:rPr>
-              <w:t>Baseline scan</w:t>
+              <w:spacing w:before="0" w:after="0"/>
+            </w:pPr>
+            <w:r>
+              <w:rPr>
+                <w:sz w:val="14"/>
+              </w:rPr>
+              <w:t>Passive baseline scan</w:t>
             </w:r>
           </w:p>
         </w:tc>
@@ -14481,18 +14108,11 @@
           </w:tcPr>
           <w:p>
             <w:pPr>
-              <w:spacing w:after="0" w:line="480" w:lineRule="auto"/>
-              <w:rPr>
-                <w:rFonts w:ascii="Times New Roman" w:eastAsia="Aptos" w:hAnsi="Times New Roman" w:cs="Times New Roman"/>
-                <w:sz w:val="24"/>
-                <w:szCs w:val="24"/>
-              </w:rPr>
-            </w:pPr>
-            <w:r>
-              <w:rPr>
-                <w:rFonts w:ascii="Times New Roman" w:eastAsia="Aptos" w:hAnsi="Times New Roman" w:cs="Times New Roman"/>
-                <w:sz w:val="24"/>
-                <w:szCs w:val="24"/>
+              <w:spacing w:before="0" w:after="0"/>
+            </w:pPr>
+            <w:r>
+              <w:rPr>
+                <w:sz w:val="14"/>
               </w:rPr>
               <w:t>Low</w:t>
             </w:r>
@@ -14504,18 +14124,11 @@
           </w:tcPr>
           <w:p>
             <w:pPr>
-              <w:spacing w:after="0" w:line="480" w:lineRule="auto"/>
-              <w:rPr>
-                <w:rFonts w:ascii="Times New Roman" w:eastAsia="Aptos" w:hAnsi="Times New Roman" w:cs="Times New Roman"/>
-                <w:sz w:val="24"/>
-                <w:szCs w:val="24"/>
-              </w:rPr>
-            </w:pPr>
-            <w:r>
-              <w:rPr>
-                <w:rFonts w:ascii="Times New Roman" w:eastAsia="Aptos" w:hAnsi="Times New Roman" w:cs="Times New Roman"/>
-                <w:sz w:val="24"/>
-                <w:szCs w:val="24"/>
+              <w:spacing w:before="0" w:after="0"/>
+            </w:pPr>
+            <w:r>
+              <w:rPr>
+                <w:sz w:val="14"/>
               </w:rPr>
               <w:t>6 -&gt; 0</w:t>
             </w:r>
@@ -14527,20 +14140,13 @@
           </w:tcPr>
           <w:p>
             <w:pPr>
-              <w:spacing w:after="0" w:line="480" w:lineRule="auto"/>
-              <w:rPr>
-                <w:rFonts w:ascii="Times New Roman" w:eastAsia="Aptos" w:hAnsi="Times New Roman" w:cs="Times New Roman"/>
-                <w:sz w:val="24"/>
-                <w:szCs w:val="24"/>
-              </w:rPr>
-            </w:pPr>
-            <w:r>
-              <w:rPr>
-                <w:rFonts w:ascii="Times New Roman" w:eastAsia="Aptos" w:hAnsi="Times New Roman" w:cs="Times New Roman"/>
-                <w:sz w:val="24"/>
-                <w:szCs w:val="24"/>
-              </w:rPr>
-              <w:t>Missing X-Content-Type-Options and modern isolation headers.</w:t>
+              <w:spacing w:before="0" w:after="0"/>
+            </w:pPr>
+            <w:r>
+              <w:rPr>
+                <w:sz w:val="14"/>
+              </w:rPr>
+              <w:t>Missing hardening and isolation headers.</w:t>
             </w:r>
           </w:p>
         </w:tc>
@@ -14550,38 +14156,13 @@
           </w:tcPr>
           <w:p>
             <w:pPr>
-              <w:spacing w:after="0" w:line="480" w:lineRule="auto"/>
-              <w:rPr>
-                <w:rFonts w:ascii="Times New Roman" w:eastAsia="Aptos" w:hAnsi="Times New Roman" w:cs="Times New Roman"/>
-                <w:sz w:val="24"/>
-                <w:szCs w:val="24"/>
-              </w:rPr>
-            </w:pPr>
-            <w:r>
-              <w:rPr>
-                <w:rFonts w:ascii="Times New Roman" w:eastAsia="Aptos" w:hAnsi="Times New Roman" w:cs="Times New Roman"/>
-                <w:sz w:val="24"/>
-                <w:szCs w:val="24"/>
-              </w:rPr>
-              <w:t xml:space="preserve">Added </w:t>
-            </w:r>
-            <w:proofErr w:type="spellStart"/>
-            <w:r>
-              <w:rPr>
-                <w:rFonts w:ascii="Times New Roman" w:eastAsia="Aptos" w:hAnsi="Times New Roman" w:cs="Times New Roman"/>
-                <w:sz w:val="24"/>
-                <w:szCs w:val="24"/>
-              </w:rPr>
-              <w:t>nosniff</w:t>
-            </w:r>
-            <w:proofErr w:type="spellEnd"/>
-            <w:r>
-              <w:rPr>
-                <w:rFonts w:ascii="Times New Roman" w:eastAsia="Aptos" w:hAnsi="Times New Roman" w:cs="Times New Roman"/>
-                <w:sz w:val="24"/>
-                <w:szCs w:val="24"/>
-              </w:rPr>
-              <w:t>, COEP, COOP, CORP, and Permissions-Policy headers.</w:t>
+              <w:spacing w:before="0" w:after="0"/>
+            </w:pPr>
+            <w:r>
+              <w:rPr>
+                <w:sz w:val="14"/>
+              </w:rPr>
+              <w:t>Added and consistently applied response-security headers.</w:t>
             </w:r>
           </w:p>
         </w:tc>
@@ -14593,20 +14174,13 @@
           </w:tcPr>
           <w:p>
             <w:pPr>
-              <w:spacing w:after="0" w:line="480" w:lineRule="auto"/>
-              <w:rPr>
-                <w:rFonts w:ascii="Times New Roman" w:eastAsia="Aptos" w:hAnsi="Times New Roman" w:cs="Times New Roman"/>
-                <w:sz w:val="24"/>
-                <w:szCs w:val="24"/>
-              </w:rPr>
-            </w:pPr>
-            <w:r>
-              <w:rPr>
-                <w:rFonts w:ascii="Times New Roman" w:eastAsia="Aptos" w:hAnsi="Times New Roman" w:cs="Times New Roman"/>
-                <w:sz w:val="24"/>
-                <w:szCs w:val="24"/>
-              </w:rPr>
-              <w:t>Baseline scan</w:t>
+              <w:spacing w:before="0" w:after="0"/>
+            </w:pPr>
+            <w:r>
+              <w:rPr>
+                <w:sz w:val="14"/>
+              </w:rPr>
+              <w:t>Authenticated API scan</w:t>
             </w:r>
           </w:p>
         </w:tc>
@@ -14616,20 +14190,13 @@
           </w:tcPr>
           <w:p>
             <w:pPr>
-              <w:spacing w:after="0" w:line="480" w:lineRule="auto"/>
-              <w:rPr>
-                <w:rFonts w:ascii="Times New Roman" w:eastAsia="Aptos" w:hAnsi="Times New Roman" w:cs="Times New Roman"/>
-                <w:sz w:val="24"/>
-                <w:szCs w:val="24"/>
-              </w:rPr>
-            </w:pPr>
-            <w:r>
-              <w:rPr>
-                <w:rFonts w:ascii="Times New Roman" w:eastAsia="Aptos" w:hAnsi="Times New Roman" w:cs="Times New Roman"/>
-                <w:sz w:val="24"/>
-                <w:szCs w:val="24"/>
-              </w:rPr>
-              <w:t>Informational</w:t>
+              <w:spacing w:before="0" w:after="0"/>
+            </w:pPr>
+            <w:r>
+              <w:rPr>
+                <w:sz w:val="14"/>
+              </w:rPr>
+              <w:t>Medium</w:t>
             </w:r>
           </w:p>
         </w:tc>
@@ -14639,20 +14206,13 @@
           </w:tcPr>
           <w:p>
             <w:pPr>
-              <w:spacing w:after="0" w:line="480" w:lineRule="auto"/>
-              <w:rPr>
-                <w:rFonts w:ascii="Times New Roman" w:eastAsia="Aptos" w:hAnsi="Times New Roman" w:cs="Times New Roman"/>
-                <w:sz w:val="24"/>
-                <w:szCs w:val="24"/>
-              </w:rPr>
-            </w:pPr>
-            <w:r>
-              <w:rPr>
-                <w:rFonts w:ascii="Times New Roman" w:eastAsia="Aptos" w:hAnsi="Times New Roman" w:cs="Times New Roman"/>
-                <w:sz w:val="24"/>
-                <w:szCs w:val="24"/>
-              </w:rPr>
-              <w:t>3 -&gt; 4</w:t>
+              <w:spacing w:before="0" w:after="0"/>
+            </w:pPr>
+            <w:r>
+              <w:rPr>
+                <w:sz w:val="14"/>
+              </w:rPr>
+              <w:t>1 -&gt; 1</w:t>
             </w:r>
           </w:p>
         </w:tc>
@@ -14662,20 +14222,13 @@
           </w:tcPr>
           <w:p>
             <w:pPr>
-              <w:spacing w:after="0" w:line="480" w:lineRule="auto"/>
-              <w:rPr>
-                <w:rFonts w:ascii="Times New Roman" w:eastAsia="Aptos" w:hAnsi="Times New Roman" w:cs="Times New Roman"/>
-                <w:sz w:val="24"/>
-                <w:szCs w:val="24"/>
-              </w:rPr>
-            </w:pPr>
-            <w:r>
-              <w:rPr>
-                <w:rFonts w:ascii="Times New Roman" w:eastAsia="Aptos" w:hAnsi="Times New Roman" w:cs="Times New Roman"/>
-                <w:sz w:val="24"/>
-                <w:szCs w:val="24"/>
-              </w:rPr>
-              <w:t>Residual informational notices after hardening.</w:t>
+              <w:spacing w:before="0" w:after="0"/>
+            </w:pPr>
+            <w:r>
+              <w:rPr>
+                <w:sz w:val="14"/>
+              </w:rPr>
+              <w:t>HTTP Only Site (CWE-311) on the local HTTP test transport.</w:t>
             </w:r>
           </w:p>
         </w:tc>
@@ -14685,20 +14238,13 @@
           </w:tcPr>
           <w:p>
             <w:pPr>
-              <w:spacing w:after="0" w:line="480" w:lineRule="auto"/>
-              <w:rPr>
-                <w:rFonts w:ascii="Times New Roman" w:eastAsia="Aptos" w:hAnsi="Times New Roman" w:cs="Times New Roman"/>
-                <w:sz w:val="24"/>
-                <w:szCs w:val="24"/>
-              </w:rPr>
-            </w:pPr>
-            <w:r>
-              <w:rPr>
-                <w:rFonts w:ascii="Times New Roman" w:eastAsia="Aptos" w:hAnsi="Times New Roman" w:cs="Times New Roman"/>
-                <w:sz w:val="24"/>
-                <w:szCs w:val="24"/>
-              </w:rPr>
-              <w:t>Accepted as non-blocking because high/medium/low alerts were cleared.</w:t>
+              <w:spacing w:before="0" w:after="0"/>
+            </w:pPr>
+            <w:r>
+              <w:rPr>
+                <w:sz w:val="14"/>
+              </w:rPr>
+              <w:t>Disclosed as a residual environment observation; not reported as cleared.</w:t>
             </w:r>
           </w:p>
         </w:tc>
@@ -14710,18 +14256,11 @@
           </w:tcPr>
           <w:p>
             <w:pPr>
-              <w:spacing w:after="0" w:line="480" w:lineRule="auto"/>
-              <w:rPr>
-                <w:rFonts w:ascii="Times New Roman" w:eastAsia="Aptos" w:hAnsi="Times New Roman" w:cs="Times New Roman"/>
-                <w:sz w:val="24"/>
-                <w:szCs w:val="24"/>
-              </w:rPr>
-            </w:pPr>
-            <w:r>
-              <w:rPr>
-                <w:rFonts w:ascii="Times New Roman" w:eastAsia="Aptos" w:hAnsi="Times New Roman" w:cs="Times New Roman"/>
-                <w:sz w:val="24"/>
-                <w:szCs w:val="24"/>
+              <w:spacing w:before="0" w:after="0"/>
+            </w:pPr>
+            <w:r>
+              <w:rPr>
+                <w:sz w:val="14"/>
               </w:rPr>
               <w:t>Authenticated API scan</w:t>
             </w:r>
@@ -14733,18 +14272,11 @@
           </w:tcPr>
           <w:p>
             <w:pPr>
-              <w:spacing w:after="0" w:line="480" w:lineRule="auto"/>
-              <w:rPr>
-                <w:rFonts w:ascii="Times New Roman" w:eastAsia="Aptos" w:hAnsi="Times New Roman" w:cs="Times New Roman"/>
-                <w:sz w:val="24"/>
-                <w:szCs w:val="24"/>
-              </w:rPr>
-            </w:pPr>
-            <w:r>
-              <w:rPr>
-                <w:rFonts w:ascii="Times New Roman" w:eastAsia="Aptos" w:hAnsi="Times New Roman" w:cs="Times New Roman"/>
-                <w:sz w:val="24"/>
-                <w:szCs w:val="24"/>
+              <w:spacing w:before="0" w:after="0"/>
+            </w:pPr>
+            <w:r>
+              <w:rPr>
+                <w:sz w:val="14"/>
               </w:rPr>
               <w:t>Low</w:t>
             </w:r>
@@ -14756,18 +14288,11 @@
           </w:tcPr>
           <w:p>
             <w:pPr>
-              <w:spacing w:after="0" w:line="480" w:lineRule="auto"/>
-              <w:rPr>
-                <w:rFonts w:ascii="Times New Roman" w:eastAsia="Aptos" w:hAnsi="Times New Roman" w:cs="Times New Roman"/>
-                <w:sz w:val="24"/>
-                <w:szCs w:val="24"/>
-              </w:rPr>
-            </w:pPr>
-            <w:r>
-              <w:rPr>
-                <w:rFonts w:ascii="Times New Roman" w:eastAsia="Aptos" w:hAnsi="Times New Roman" w:cs="Times New Roman"/>
-                <w:sz w:val="24"/>
-                <w:szCs w:val="24"/>
+              <w:spacing w:before="0" w:after="0"/>
+            </w:pPr>
+            <w:r>
+              <w:rPr>
+                <w:sz w:val="14"/>
               </w:rPr>
               <w:t>3 -&gt; 0</w:t>
             </w:r>
@@ -14779,20 +14304,13 @@
           </w:tcPr>
           <w:p>
             <w:pPr>
-              <w:spacing w:after="0" w:line="480" w:lineRule="auto"/>
-              <w:rPr>
-                <w:rFonts w:ascii="Times New Roman" w:eastAsia="Aptos" w:hAnsi="Times New Roman" w:cs="Times New Roman"/>
-                <w:sz w:val="24"/>
-                <w:szCs w:val="24"/>
-              </w:rPr>
-            </w:pPr>
-            <w:r>
-              <w:rPr>
-                <w:rFonts w:ascii="Times New Roman" w:eastAsia="Aptos" w:hAnsi="Times New Roman" w:cs="Times New Roman"/>
-                <w:sz w:val="24"/>
-                <w:szCs w:val="24"/>
-              </w:rPr>
-              <w:t>Authenticated endpoint header findings.</w:t>
+              <w:spacing w:before="0" w:after="0"/>
+            </w:pPr>
+            <w:r>
+              <w:rPr>
+                <w:sz w:val="14"/>
+              </w:rPr>
+              <w:t>Authenticated endpoint hardening findings.</w:t>
             </w:r>
           </w:p>
         </w:tc>
@@ -14802,20 +14320,13 @@
           </w:tcPr>
           <w:p>
             <w:pPr>
-              <w:spacing w:after="0" w:line="480" w:lineRule="auto"/>
-              <w:rPr>
-                <w:rFonts w:ascii="Times New Roman" w:eastAsia="Aptos" w:hAnsi="Times New Roman" w:cs="Times New Roman"/>
-                <w:sz w:val="24"/>
-                <w:szCs w:val="24"/>
-              </w:rPr>
-            </w:pPr>
-            <w:r>
-              <w:rPr>
-                <w:rFonts w:ascii="Times New Roman" w:eastAsia="Aptos" w:hAnsi="Times New Roman" w:cs="Times New Roman"/>
-                <w:sz w:val="24"/>
-                <w:szCs w:val="24"/>
-              </w:rPr>
-              <w:t>Same header middleware path now protects authenticated API responses.</w:t>
+              <w:spacing w:before="0" w:after="0"/>
+            </w:pPr>
+            <w:r>
+              <w:rPr>
+                <w:sz w:val="14"/>
+              </w:rPr>
+              <w:t>Same middleware path protects authenticated API responses.</w:t>
             </w:r>
           </w:p>
         </w:tc>
@@ -14827,20 +14338,13 @@
           </w:tcPr>
           <w:p>
             <w:pPr>
-              <w:spacing w:after="0" w:line="480" w:lineRule="auto"/>
-              <w:rPr>
-                <w:rFonts w:ascii="Times New Roman" w:eastAsia="Aptos" w:hAnsi="Times New Roman" w:cs="Times New Roman"/>
-                <w:sz w:val="24"/>
-                <w:szCs w:val="24"/>
-              </w:rPr>
-            </w:pPr>
-            <w:r>
-              <w:rPr>
-                <w:rFonts w:ascii="Times New Roman" w:eastAsia="Aptos" w:hAnsi="Times New Roman" w:cs="Times New Roman"/>
-                <w:sz w:val="24"/>
-                <w:szCs w:val="24"/>
-              </w:rPr>
-              <w:t>Dependency risk</w:t>
+              <w:spacing w:before="0" w:after="0"/>
+            </w:pPr>
+            <w:r>
+              <w:rPr>
+                <w:sz w:val="14"/>
+              </w:rPr>
+              <w:t>Configured gate</w:t>
             </w:r>
           </w:p>
         </w:tc>
@@ -14850,20 +14354,13 @@
           </w:tcPr>
           <w:p>
             <w:pPr>
-              <w:spacing w:after="0" w:line="480" w:lineRule="auto"/>
-              <w:rPr>
-                <w:rFonts w:ascii="Times New Roman" w:eastAsia="Aptos" w:hAnsi="Times New Roman" w:cs="Times New Roman"/>
-                <w:sz w:val="24"/>
-                <w:szCs w:val="24"/>
-              </w:rPr>
-            </w:pPr>
-            <w:r>
-              <w:rPr>
-                <w:rFonts w:ascii="Times New Roman" w:eastAsia="Aptos" w:hAnsi="Times New Roman" w:cs="Times New Roman"/>
-                <w:sz w:val="24"/>
-                <w:szCs w:val="24"/>
-              </w:rPr>
-              <w:t>Low/Informational</w:t>
+              <w:spacing w:before="0" w:after="0"/>
+            </w:pPr>
+            <w:r>
+              <w:rPr>
+                <w:sz w:val="14"/>
+              </w:rPr>
+              <w:t>Result</w:t>
             </w:r>
           </w:p>
         </w:tc>
@@ -14873,30 +14370,13 @@
           </w:tcPr>
           <w:p>
             <w:pPr>
-              <w:spacing w:after="0" w:line="480" w:lineRule="auto"/>
-              <w:rPr>
-                <w:rFonts w:ascii="Times New Roman" w:eastAsia="Aptos" w:hAnsi="Times New Roman" w:cs="Times New Roman"/>
-                <w:sz w:val="24"/>
-                <w:szCs w:val="24"/>
-              </w:rPr>
-            </w:pPr>
-            <w:proofErr w:type="spellStart"/>
-            <w:r>
-              <w:rPr>
-                <w:rFonts w:ascii="Times New Roman" w:eastAsia="Aptos" w:hAnsi="Times New Roman" w:cs="Times New Roman"/>
-                <w:sz w:val="24"/>
-                <w:szCs w:val="24"/>
-              </w:rPr>
-              <w:t>DOMPurify</w:t>
-            </w:r>
-            <w:proofErr w:type="spellEnd"/>
-            <w:r>
-              <w:rPr>
-                <w:rFonts w:ascii="Times New Roman" w:eastAsia="Aptos" w:hAnsi="Times New Roman" w:cs="Times New Roman"/>
-                <w:sz w:val="24"/>
-                <w:szCs w:val="24"/>
-              </w:rPr>
-              <w:t xml:space="preserve"> warning removed</w:t>
+              <w:spacing w:before="0" w:after="0"/>
+            </w:pPr>
+            <w:r>
+              <w:rPr>
+                <w:sz w:val="14"/>
+              </w:rPr>
+              <w:t>PASS_CONFIGURED_RULES -&gt; PASS_CONFIGURED_RULES</w:t>
             </w:r>
           </w:p>
         </w:tc>
@@ -14906,38 +14386,13 @@
           </w:tcPr>
           <w:p>
             <w:pPr>
-              <w:spacing w:after="0" w:line="480" w:lineRule="auto"/>
-              <w:rPr>
-                <w:rFonts w:ascii="Times New Roman" w:eastAsia="Aptos" w:hAnsi="Times New Roman" w:cs="Times New Roman"/>
-                <w:sz w:val="24"/>
-                <w:szCs w:val="24"/>
-              </w:rPr>
-            </w:pPr>
-            <w:r>
-              <w:rPr>
-                <w:rFonts w:ascii="Times New Roman" w:eastAsia="Aptos" w:hAnsi="Times New Roman" w:cs="Times New Roman"/>
-                <w:sz w:val="24"/>
-                <w:szCs w:val="24"/>
-              </w:rPr>
-              <w:t xml:space="preserve">Swagger UI dependency bundled vulnerable </w:t>
-            </w:r>
-            <w:proofErr w:type="spellStart"/>
-            <w:r>
-              <w:rPr>
-                <w:rFonts w:ascii="Times New Roman" w:eastAsia="Aptos" w:hAnsi="Times New Roman" w:cs="Times New Roman"/>
-                <w:sz w:val="24"/>
-                <w:szCs w:val="24"/>
-              </w:rPr>
-              <w:t>DOMPurify</w:t>
-            </w:r>
-            <w:proofErr w:type="spellEnd"/>
-            <w:r>
-              <w:rPr>
-                <w:rFonts w:ascii="Times New Roman" w:eastAsia="Aptos" w:hAnsi="Times New Roman" w:cs="Times New Roman"/>
-                <w:sz w:val="24"/>
-                <w:szCs w:val="24"/>
-              </w:rPr>
-              <w:t>.</w:t>
+              <w:spacing w:before="0" w:after="0"/>
+            </w:pPr>
+            <w:r>
+              <w:rPr>
+                <w:sz w:val="14"/>
+              </w:rPr>
+              <w:t>Configured business-endpoint rule set.</w:t>
             </w:r>
           </w:p>
         </w:tc>
@@ -14947,38 +14402,13 @@
           </w:tcPr>
           <w:p>
             <w:pPr>
-              <w:spacing w:after="0" w:line="480" w:lineRule="auto"/>
-              <w:rPr>
-                <w:rFonts w:ascii="Times New Roman" w:eastAsia="Aptos" w:hAnsi="Times New Roman" w:cs="Times New Roman"/>
-                <w:sz w:val="24"/>
-                <w:szCs w:val="24"/>
-              </w:rPr>
-            </w:pPr>
-            <w:r>
-              <w:rPr>
-                <w:rFonts w:ascii="Times New Roman" w:eastAsia="Aptos" w:hAnsi="Times New Roman" w:cs="Times New Roman"/>
-                <w:sz w:val="24"/>
-                <w:szCs w:val="24"/>
-              </w:rPr>
-              <w:t xml:space="preserve">Upgraded </w:t>
-            </w:r>
-            <w:proofErr w:type="spellStart"/>
-            <w:r>
-              <w:rPr>
-                <w:rFonts w:ascii="Times New Roman" w:eastAsia="Aptos" w:hAnsi="Times New Roman" w:cs="Times New Roman"/>
-                <w:sz w:val="24"/>
-                <w:szCs w:val="24"/>
-              </w:rPr>
-              <w:t>Swashbuckle.AspNetCore</w:t>
-            </w:r>
-            <w:proofErr w:type="spellEnd"/>
-            <w:r>
-              <w:rPr>
-                <w:rFonts w:ascii="Times New Roman" w:eastAsia="Aptos" w:hAnsi="Times New Roman" w:cs="Times New Roman"/>
-                <w:sz w:val="24"/>
-                <w:szCs w:val="24"/>
-              </w:rPr>
-              <w:t xml:space="preserve"> and Swagger filters packages.</w:t>
+              <w:spacing w:before="0" w:after="0"/>
+            </w:pPr>
+            <w:r>
+              <w:rPr>
+                <w:sz w:val="14"/>
+              </w:rPr>
+              <w:t>Gate passed, but raw Medium transport observation remains visible.</w:t>
             </w:r>
           </w:p>
         </w:tc>
@@ -15039,6 +14469,7 @@
       <w:tblPr>
         <w:tblStyle w:val="TableGrid0"/>
         <w:tblW w:w="9360" w:type="dxa"/>
+        <w:tblLayout w:type="autofit"/>
         <w:tblLook w:val="04A0" w:firstRow="1" w:lastRow="0" w:firstColumn="1" w:lastColumn="0" w:noHBand="0" w:noVBand="1"/>
       </w:tblPr>
       <w:tblGrid>
@@ -15059,19 +14490,12 @@
           </w:tcPr>
           <w:p>
             <w:pPr>
-              <w:spacing w:after="0" w:line="480" w:lineRule="auto"/>
-              <w:rPr>
-                <w:rFonts w:ascii="Times New Roman" w:eastAsia="Aptos" w:hAnsi="Times New Roman" w:cs="Times New Roman"/>
-                <w:sz w:val="24"/>
-                <w:szCs w:val="24"/>
-              </w:rPr>
-            </w:pPr>
-            <w:r>
-              <w:rPr>
-                <w:rFonts w:ascii="Times New Roman" w:eastAsia="Aptos" w:hAnsi="Times New Roman" w:cs="Times New Roman"/>
+              <w:spacing w:before="0" w:after="0"/>
+            </w:pPr>
+            <w:r>
+              <w:rPr>
                 <w:b/>
-                <w:sz w:val="24"/>
-                <w:szCs w:val="24"/>
+                <w:sz w:val="14"/>
               </w:rPr>
               <w:t>Profile</w:t>
             </w:r>
@@ -15083,19 +14507,12 @@
           </w:tcPr>
           <w:p>
             <w:pPr>
-              <w:spacing w:after="0" w:line="480" w:lineRule="auto"/>
-              <w:rPr>
-                <w:rFonts w:ascii="Times New Roman" w:eastAsia="Aptos" w:hAnsi="Times New Roman" w:cs="Times New Roman"/>
-                <w:sz w:val="24"/>
-                <w:szCs w:val="24"/>
-              </w:rPr>
-            </w:pPr>
-            <w:r>
-              <w:rPr>
-                <w:rFonts w:ascii="Times New Roman" w:eastAsia="Aptos" w:hAnsi="Times New Roman" w:cs="Times New Roman"/>
+              <w:spacing w:before="0" w:after="0"/>
+            </w:pPr>
+            <w:r>
+              <w:rPr>
                 <w:b/>
-                <w:sz w:val="24"/>
-                <w:szCs w:val="24"/>
+                <w:sz w:val="14"/>
               </w:rPr>
               <w:t>Metric</w:t>
             </w:r>
@@ -15107,19 +14524,12 @@
           </w:tcPr>
           <w:p>
             <w:pPr>
-              <w:spacing w:after="0" w:line="480" w:lineRule="auto"/>
-              <w:rPr>
-                <w:rFonts w:ascii="Times New Roman" w:eastAsia="Aptos" w:hAnsi="Times New Roman" w:cs="Times New Roman"/>
-                <w:sz w:val="24"/>
-                <w:szCs w:val="24"/>
-              </w:rPr>
-            </w:pPr>
-            <w:r>
-              <w:rPr>
-                <w:rFonts w:ascii="Times New Roman" w:eastAsia="Aptos" w:hAnsi="Times New Roman" w:cs="Times New Roman"/>
+              <w:spacing w:before="0" w:after="0"/>
+            </w:pPr>
+            <w:r>
+              <w:rPr>
                 <w:b/>
-                <w:sz w:val="24"/>
-                <w:szCs w:val="24"/>
+                <w:sz w:val="14"/>
               </w:rPr>
               <w:t>Baseline</w:t>
             </w:r>
@@ -15131,19 +14541,12 @@
           </w:tcPr>
           <w:p>
             <w:pPr>
-              <w:spacing w:after="0" w:line="480" w:lineRule="auto"/>
-              <w:rPr>
-                <w:rFonts w:ascii="Times New Roman" w:eastAsia="Aptos" w:hAnsi="Times New Roman" w:cs="Times New Roman"/>
-                <w:sz w:val="24"/>
-                <w:szCs w:val="24"/>
-              </w:rPr>
-            </w:pPr>
-            <w:r>
-              <w:rPr>
-                <w:rFonts w:ascii="Times New Roman" w:eastAsia="Aptos" w:hAnsi="Times New Roman" w:cs="Times New Roman"/>
+              <w:spacing w:before="0" w:after="0"/>
+            </w:pPr>
+            <w:r>
+              <w:rPr>
                 <w:b/>
-                <w:sz w:val="24"/>
-                <w:szCs w:val="24"/>
+                <w:sz w:val="14"/>
               </w:rPr>
               <w:t>After fixes</w:t>
             </w:r>
@@ -15155,19 +14558,12 @@
           </w:tcPr>
           <w:p>
             <w:pPr>
-              <w:spacing w:after="0" w:line="480" w:lineRule="auto"/>
-              <w:rPr>
-                <w:rFonts w:ascii="Times New Roman" w:eastAsia="Aptos" w:hAnsi="Times New Roman" w:cs="Times New Roman"/>
-                <w:sz w:val="24"/>
-                <w:szCs w:val="24"/>
-              </w:rPr>
-            </w:pPr>
-            <w:r>
-              <w:rPr>
-                <w:rFonts w:ascii="Times New Roman" w:eastAsia="Aptos" w:hAnsi="Times New Roman" w:cs="Times New Roman"/>
+              <w:spacing w:before="0" w:after="0"/>
+            </w:pPr>
+            <w:r>
+              <w:rPr>
                 <w:b/>
-                <w:sz w:val="24"/>
-                <w:szCs w:val="24"/>
+                <w:sz w:val="14"/>
               </w:rPr>
               <w:t>Change</w:t>
             </w:r>
@@ -15179,19 +14575,12 @@
           </w:tcPr>
           <w:p>
             <w:pPr>
-              <w:spacing w:after="0" w:line="480" w:lineRule="auto"/>
-              <w:rPr>
-                <w:rFonts w:ascii="Times New Roman" w:eastAsia="Aptos" w:hAnsi="Times New Roman" w:cs="Times New Roman"/>
-                <w:sz w:val="24"/>
-                <w:szCs w:val="24"/>
-              </w:rPr>
-            </w:pPr>
-            <w:r>
-              <w:rPr>
-                <w:rFonts w:ascii="Times New Roman" w:eastAsia="Aptos" w:hAnsi="Times New Roman" w:cs="Times New Roman"/>
+              <w:spacing w:before="0" w:after="0"/>
+            </w:pPr>
+            <w:r>
+              <w:rPr>
                 <w:b/>
-                <w:sz w:val="24"/>
-                <w:szCs w:val="24"/>
+                <w:sz w:val="14"/>
               </w:rPr>
               <w:t>Status</w:t>
             </w:r>
@@ -15205,18 +14594,11 @@
           </w:tcPr>
           <w:p>
             <w:pPr>
-              <w:spacing w:after="0" w:line="480" w:lineRule="auto"/>
-              <w:rPr>
-                <w:rFonts w:ascii="Times New Roman" w:eastAsia="Aptos" w:hAnsi="Times New Roman" w:cs="Times New Roman"/>
-                <w:sz w:val="24"/>
-                <w:szCs w:val="24"/>
-              </w:rPr>
-            </w:pPr>
-            <w:r>
-              <w:rPr>
-                <w:rFonts w:ascii="Times New Roman" w:eastAsia="Aptos" w:hAnsi="Times New Roman" w:cs="Times New Roman"/>
-                <w:sz w:val="24"/>
-                <w:szCs w:val="24"/>
+              <w:spacing w:before="0" w:after="0"/>
+            </w:pPr>
+            <w:r>
+              <w:rPr>
+                <w:sz w:val="14"/>
               </w:rPr>
               <w:t>p50</w:t>
             </w:r>
@@ -15228,18 +14610,11 @@
           </w:tcPr>
           <w:p>
             <w:pPr>
-              <w:spacing w:after="0" w:line="480" w:lineRule="auto"/>
-              <w:rPr>
-                <w:rFonts w:ascii="Times New Roman" w:eastAsia="Aptos" w:hAnsi="Times New Roman" w:cs="Times New Roman"/>
-                <w:sz w:val="24"/>
-                <w:szCs w:val="24"/>
-              </w:rPr>
-            </w:pPr>
-            <w:r>
-              <w:rPr>
-                <w:rFonts w:ascii="Times New Roman" w:eastAsia="Aptos" w:hAnsi="Times New Roman" w:cs="Times New Roman"/>
-                <w:sz w:val="24"/>
-                <w:szCs w:val="24"/>
+              <w:spacing w:before="0" w:after="0"/>
+            </w:pPr>
+            <w:r>
+              <w:rPr>
+                <w:sz w:val="14"/>
               </w:rPr>
               <w:t>Total p95 response time</w:t>
             </w:r>
@@ -15251,31 +14626,14 @@
           </w:tcPr>
           <w:p>
             <w:pPr>
-              <w:spacing w:after="0" w:line="480" w:lineRule="auto"/>
-              <w:rPr>
-                <w:rFonts w:ascii="Times New Roman" w:eastAsia="Aptos" w:hAnsi="Times New Roman" w:cs="Times New Roman"/>
-                <w:sz w:val="24"/>
-                <w:szCs w:val="24"/>
-              </w:rPr>
-            </w:pPr>
-            <w:r>
-              <w:rPr>
-                <w:rFonts w:ascii="Times New Roman" w:eastAsia="Aptos" w:hAnsi="Times New Roman" w:cs="Times New Roman"/>
-                <w:sz w:val="24"/>
-                <w:szCs w:val="24"/>
-              </w:rPr>
-              <w:t xml:space="preserve">49.45 </w:t>
-            </w:r>
-            <w:proofErr w:type="spellStart"/>
-            <w:r>
-              <w:rPr>
-                <w:rFonts w:ascii="Times New Roman" w:eastAsia="Aptos" w:hAnsi="Times New Roman" w:cs="Times New Roman"/>
-                <w:sz w:val="24"/>
-                <w:szCs w:val="24"/>
-              </w:rPr>
-              <w:t>ms</w:t>
-            </w:r>
-            <w:proofErr w:type="spellEnd"/>
+              <w:spacing w:before="0" w:after="0"/>
+            </w:pPr>
+            <w:r>
+              <w:rPr>
+                <w:sz w:val="14"/>
+              </w:rPr>
+              <w:t>33.00 ms</w:t>
+            </w:r>
           </w:p>
         </w:tc>
         <w:tc>
@@ -15284,31 +14642,14 @@
           </w:tcPr>
           <w:p>
             <w:pPr>
-              <w:spacing w:after="0" w:line="480" w:lineRule="auto"/>
-              <w:rPr>
-                <w:rFonts w:ascii="Times New Roman" w:eastAsia="Aptos" w:hAnsi="Times New Roman" w:cs="Times New Roman"/>
-                <w:sz w:val="24"/>
-                <w:szCs w:val="24"/>
-              </w:rPr>
-            </w:pPr>
-            <w:r>
-              <w:rPr>
-                <w:rFonts w:ascii="Times New Roman" w:eastAsia="Aptos" w:hAnsi="Times New Roman" w:cs="Times New Roman"/>
-                <w:sz w:val="24"/>
-                <w:szCs w:val="24"/>
-              </w:rPr>
-              <w:t xml:space="preserve">13.00 </w:t>
-            </w:r>
-            <w:proofErr w:type="spellStart"/>
-            <w:r>
-              <w:rPr>
-                <w:rFonts w:ascii="Times New Roman" w:eastAsia="Aptos" w:hAnsi="Times New Roman" w:cs="Times New Roman"/>
-                <w:sz w:val="24"/>
-                <w:szCs w:val="24"/>
-              </w:rPr>
-              <w:t>ms</w:t>
-            </w:r>
-            <w:proofErr w:type="spellEnd"/>
+              <w:spacing w:before="0" w:after="0"/>
+            </w:pPr>
+            <w:r>
+              <w:rPr>
+                <w:sz w:val="14"/>
+              </w:rPr>
+              <w:t>199.90 ms</w:t>
+            </w:r>
           </w:p>
         </w:tc>
         <w:tc>
@@ -15317,20 +14658,13 @@
           </w:tcPr>
           <w:p>
             <w:pPr>
-              <w:spacing w:after="0" w:line="480" w:lineRule="auto"/>
-              <w:rPr>
-                <w:rFonts w:ascii="Times New Roman" w:eastAsia="Aptos" w:hAnsi="Times New Roman" w:cs="Times New Roman"/>
-                <w:sz w:val="24"/>
-                <w:szCs w:val="24"/>
-              </w:rPr>
-            </w:pPr>
-            <w:r>
-              <w:rPr>
-                <w:rFonts w:ascii="Times New Roman" w:eastAsia="Aptos" w:hAnsi="Times New Roman" w:cs="Times New Roman"/>
-                <w:sz w:val="24"/>
-                <w:szCs w:val="24"/>
-              </w:rPr>
-              <w:t>-73.71%</w:t>
+              <w:spacing w:before="0" w:after="0"/>
+            </w:pPr>
+            <w:r>
+              <w:rPr>
+                <w:sz w:val="14"/>
+              </w:rPr>
+              <w:t>+505.8%</w:t>
             </w:r>
           </w:p>
         </w:tc>
@@ -15340,20 +14674,13 @@
           </w:tcPr>
           <w:p>
             <w:pPr>
-              <w:spacing w:after="0" w:line="480" w:lineRule="auto"/>
-              <w:rPr>
-                <w:rFonts w:ascii="Times New Roman" w:eastAsia="Aptos" w:hAnsi="Times New Roman" w:cs="Times New Roman"/>
-                <w:sz w:val="24"/>
-                <w:szCs w:val="24"/>
-              </w:rPr>
-            </w:pPr>
-            <w:r>
-              <w:rPr>
-                <w:rFonts w:ascii="Times New Roman" w:eastAsia="Aptos" w:hAnsi="Times New Roman" w:cs="Times New Roman"/>
-                <w:sz w:val="24"/>
-                <w:szCs w:val="24"/>
-              </w:rPr>
-              <w:t>PASS</w:t>
+              <w:spacing w:before="0" w:after="0"/>
+            </w:pPr>
+            <w:r>
+              <w:rPr>
+                <w:sz w:val="14"/>
+              </w:rPr>
+              <w:t>Regression</w:t>
             </w:r>
           </w:p>
         </w:tc>
@@ -15365,18 +14692,11 @@
           </w:tcPr>
           <w:p>
             <w:pPr>
-              <w:spacing w:after="0" w:line="480" w:lineRule="auto"/>
-              <w:rPr>
-                <w:rFonts w:ascii="Times New Roman" w:eastAsia="Aptos" w:hAnsi="Times New Roman" w:cs="Times New Roman"/>
-                <w:sz w:val="24"/>
-                <w:szCs w:val="24"/>
-              </w:rPr>
-            </w:pPr>
-            <w:r>
-              <w:rPr>
-                <w:rFonts w:ascii="Times New Roman" w:eastAsia="Aptos" w:hAnsi="Times New Roman" w:cs="Times New Roman"/>
-                <w:sz w:val="24"/>
-                <w:szCs w:val="24"/>
+              <w:spacing w:before="0" w:after="0"/>
+            </w:pPr>
+            <w:r>
+              <w:rPr>
+                <w:sz w:val="14"/>
               </w:rPr>
               <w:t>p100</w:t>
             </w:r>
@@ -15388,18 +14708,11 @@
           </w:tcPr>
           <w:p>
             <w:pPr>
-              <w:spacing w:after="0" w:line="480" w:lineRule="auto"/>
-              <w:rPr>
-                <w:rFonts w:ascii="Times New Roman" w:eastAsia="Aptos" w:hAnsi="Times New Roman" w:cs="Times New Roman"/>
-                <w:sz w:val="24"/>
-                <w:szCs w:val="24"/>
-              </w:rPr>
-            </w:pPr>
-            <w:r>
-              <w:rPr>
-                <w:rFonts w:ascii="Times New Roman" w:eastAsia="Aptos" w:hAnsi="Times New Roman" w:cs="Times New Roman"/>
-                <w:sz w:val="24"/>
-                <w:szCs w:val="24"/>
+              <w:spacing w:before="0" w:after="0"/>
+            </w:pPr>
+            <w:r>
+              <w:rPr>
+                <w:sz w:val="14"/>
               </w:rPr>
               <w:t>Total p95 response time</w:t>
             </w:r>
@@ -15411,31 +14724,14 @@
           </w:tcPr>
           <w:p>
             <w:pPr>
-              <w:spacing w:after="0" w:line="480" w:lineRule="auto"/>
-              <w:rPr>
-                <w:rFonts w:ascii="Times New Roman" w:eastAsia="Aptos" w:hAnsi="Times New Roman" w:cs="Times New Roman"/>
-                <w:sz w:val="24"/>
-                <w:szCs w:val="24"/>
-              </w:rPr>
-            </w:pPr>
-            <w:r>
-              <w:rPr>
-                <w:rFonts w:ascii="Times New Roman" w:eastAsia="Aptos" w:hAnsi="Times New Roman" w:cs="Times New Roman"/>
-                <w:sz w:val="24"/>
-                <w:szCs w:val="24"/>
-              </w:rPr>
-              <w:t xml:space="preserve">261.95 </w:t>
-            </w:r>
-            <w:proofErr w:type="spellStart"/>
-            <w:r>
-              <w:rPr>
-                <w:rFonts w:ascii="Times New Roman" w:eastAsia="Aptos" w:hAnsi="Times New Roman" w:cs="Times New Roman"/>
-                <w:sz w:val="24"/>
-                <w:szCs w:val="24"/>
-              </w:rPr>
-              <w:t>ms</w:t>
-            </w:r>
-            <w:proofErr w:type="spellEnd"/>
+              <w:spacing w:before="0" w:after="0"/>
+            </w:pPr>
+            <w:r>
+              <w:rPr>
+                <w:sz w:val="14"/>
+              </w:rPr>
+              <w:t>255.90 ms</w:t>
+            </w:r>
           </w:p>
         </w:tc>
         <w:tc>
@@ -15444,31 +14740,14 @@
           </w:tcPr>
           <w:p>
             <w:pPr>
-              <w:spacing w:after="0" w:line="480" w:lineRule="auto"/>
-              <w:rPr>
-                <w:rFonts w:ascii="Times New Roman" w:eastAsia="Aptos" w:hAnsi="Times New Roman" w:cs="Times New Roman"/>
-                <w:sz w:val="24"/>
-                <w:szCs w:val="24"/>
-              </w:rPr>
-            </w:pPr>
-            <w:r>
-              <w:rPr>
-                <w:rFonts w:ascii="Times New Roman" w:eastAsia="Aptos" w:hAnsi="Times New Roman" w:cs="Times New Roman"/>
-                <w:sz w:val="24"/>
-                <w:szCs w:val="24"/>
-              </w:rPr>
-              <w:t xml:space="preserve">34.00 </w:t>
-            </w:r>
-            <w:proofErr w:type="spellStart"/>
-            <w:r>
-              <w:rPr>
-                <w:rFonts w:ascii="Times New Roman" w:eastAsia="Aptos" w:hAnsi="Times New Roman" w:cs="Times New Roman"/>
-                <w:sz w:val="24"/>
-                <w:szCs w:val="24"/>
-              </w:rPr>
-              <w:t>ms</w:t>
-            </w:r>
-            <w:proofErr w:type="spellEnd"/>
+              <w:spacing w:before="0" w:after="0"/>
+            </w:pPr>
+            <w:r>
+              <w:rPr>
+                <w:sz w:val="14"/>
+              </w:rPr>
+              <w:t>1146.90 ms</w:t>
+            </w:r>
           </w:p>
         </w:tc>
         <w:tc>
@@ -15477,20 +14756,13 @@
           </w:tcPr>
           <w:p>
             <w:pPr>
-              <w:spacing w:after="0" w:line="480" w:lineRule="auto"/>
-              <w:rPr>
-                <w:rFonts w:ascii="Times New Roman" w:eastAsia="Aptos" w:hAnsi="Times New Roman" w:cs="Times New Roman"/>
-                <w:sz w:val="24"/>
-                <w:szCs w:val="24"/>
-              </w:rPr>
-            </w:pPr>
-            <w:r>
-              <w:rPr>
-                <w:rFonts w:ascii="Times New Roman" w:eastAsia="Aptos" w:hAnsi="Times New Roman" w:cs="Times New Roman"/>
-                <w:sz w:val="24"/>
-                <w:szCs w:val="24"/>
-              </w:rPr>
-              <w:t>-87.02%</w:t>
+              <w:spacing w:before="0" w:after="0"/>
+            </w:pPr>
+            <w:r>
+              <w:rPr>
+                <w:sz w:val="14"/>
+              </w:rPr>
+              <w:t>+348.2%</w:t>
             </w:r>
           </w:p>
         </w:tc>
@@ -15500,20 +14772,13 @@
           </w:tcPr>
           <w:p>
             <w:pPr>
-              <w:spacing w:after="0" w:line="480" w:lineRule="auto"/>
-              <w:rPr>
-                <w:rFonts w:ascii="Times New Roman" w:eastAsia="Aptos" w:hAnsi="Times New Roman" w:cs="Times New Roman"/>
-                <w:sz w:val="24"/>
-                <w:szCs w:val="24"/>
-              </w:rPr>
-            </w:pPr>
-            <w:r>
-              <w:rPr>
-                <w:rFonts w:ascii="Times New Roman" w:eastAsia="Aptos" w:hAnsi="Times New Roman" w:cs="Times New Roman"/>
-                <w:sz w:val="24"/>
-                <w:szCs w:val="24"/>
-              </w:rPr>
-              <w:t>PASS</w:t>
+              <w:spacing w:before="0" w:after="0"/>
+            </w:pPr>
+            <w:r>
+              <w:rPr>
+                <w:sz w:val="14"/>
+              </w:rPr>
+              <w:t>FAIL</w:t>
             </w:r>
           </w:p>
         </w:tc>
@@ -15525,18 +14790,11 @@
           </w:tcPr>
           <w:p>
             <w:pPr>
-              <w:spacing w:after="0" w:line="480" w:lineRule="auto"/>
-              <w:rPr>
-                <w:rFonts w:ascii="Times New Roman" w:eastAsia="Aptos" w:hAnsi="Times New Roman" w:cs="Times New Roman"/>
-                <w:sz w:val="24"/>
-                <w:szCs w:val="24"/>
-              </w:rPr>
-            </w:pPr>
-            <w:r>
-              <w:rPr>
-                <w:rFonts w:ascii="Times New Roman" w:eastAsia="Aptos" w:hAnsi="Times New Roman" w:cs="Times New Roman"/>
-                <w:sz w:val="24"/>
-                <w:szCs w:val="24"/>
+              <w:spacing w:before="0" w:after="0"/>
+            </w:pPr>
+            <w:r>
+              <w:rPr>
+                <w:sz w:val="14"/>
               </w:rPr>
               <w:t>p500</w:t>
             </w:r>
@@ -15548,18 +14806,11 @@
           </w:tcPr>
           <w:p>
             <w:pPr>
-              <w:spacing w:after="0" w:line="480" w:lineRule="auto"/>
-              <w:rPr>
-                <w:rFonts w:ascii="Times New Roman" w:eastAsia="Aptos" w:hAnsi="Times New Roman" w:cs="Times New Roman"/>
-                <w:sz w:val="24"/>
-                <w:szCs w:val="24"/>
-              </w:rPr>
-            </w:pPr>
-            <w:r>
-              <w:rPr>
-                <w:rFonts w:ascii="Times New Roman" w:eastAsia="Aptos" w:hAnsi="Times New Roman" w:cs="Times New Roman"/>
-                <w:sz w:val="24"/>
-                <w:szCs w:val="24"/>
+              <w:spacing w:before="0" w:after="0"/>
+            </w:pPr>
+            <w:r>
+              <w:rPr>
+                <w:sz w:val="14"/>
               </w:rPr>
               <w:t>Total p95 response time</w:t>
             </w:r>
@@ -15571,31 +14822,14 @@
           </w:tcPr>
           <w:p>
             <w:pPr>
-              <w:spacing w:after="0" w:line="480" w:lineRule="auto"/>
-              <w:rPr>
-                <w:rFonts w:ascii="Times New Roman" w:eastAsia="Aptos" w:hAnsi="Times New Roman" w:cs="Times New Roman"/>
-                <w:sz w:val="24"/>
-                <w:szCs w:val="24"/>
-              </w:rPr>
-            </w:pPr>
-            <w:r>
-              <w:rPr>
-                <w:rFonts w:ascii="Times New Roman" w:eastAsia="Aptos" w:hAnsi="Times New Roman" w:cs="Times New Roman"/>
-                <w:sz w:val="24"/>
-                <w:szCs w:val="24"/>
-              </w:rPr>
-              <w:t xml:space="preserve">176.00 </w:t>
-            </w:r>
-            <w:proofErr w:type="spellStart"/>
-            <w:r>
-              <w:rPr>
-                <w:rFonts w:ascii="Times New Roman" w:eastAsia="Aptos" w:hAnsi="Times New Roman" w:cs="Times New Roman"/>
-                <w:sz w:val="24"/>
-                <w:szCs w:val="24"/>
-              </w:rPr>
-              <w:t>ms</w:t>
-            </w:r>
-            <w:proofErr w:type="spellEnd"/>
+              <w:spacing w:before="0" w:after="0"/>
+            </w:pPr>
+            <w:r>
+              <w:rPr>
+                <w:sz w:val="14"/>
+              </w:rPr>
+              <w:t>106.00 ms</w:t>
+            </w:r>
           </w:p>
         </w:tc>
         <w:tc>
@@ -15604,31 +14838,14 @@
           </w:tcPr>
           <w:p>
             <w:pPr>
-              <w:spacing w:after="0" w:line="480" w:lineRule="auto"/>
-              <w:rPr>
-                <w:rFonts w:ascii="Times New Roman" w:eastAsia="Aptos" w:hAnsi="Times New Roman" w:cs="Times New Roman"/>
-                <w:sz w:val="24"/>
-                <w:szCs w:val="24"/>
-              </w:rPr>
-            </w:pPr>
-            <w:r>
-              <w:rPr>
-                <w:rFonts w:ascii="Times New Roman" w:eastAsia="Aptos" w:hAnsi="Times New Roman" w:cs="Times New Roman"/>
-                <w:sz w:val="24"/>
-                <w:szCs w:val="24"/>
-              </w:rPr>
-              <w:t xml:space="preserve">28.00 </w:t>
-            </w:r>
-            <w:proofErr w:type="spellStart"/>
-            <w:r>
-              <w:rPr>
-                <w:rFonts w:ascii="Times New Roman" w:eastAsia="Aptos" w:hAnsi="Times New Roman" w:cs="Times New Roman"/>
-                <w:sz w:val="24"/>
-                <w:szCs w:val="24"/>
-              </w:rPr>
-              <w:t>ms</w:t>
-            </w:r>
-            <w:proofErr w:type="spellEnd"/>
+              <w:spacing w:before="0" w:after="0"/>
+            </w:pPr>
+            <w:r>
+              <w:rPr>
+                <w:sz w:val="14"/>
+              </w:rPr>
+              <w:t>1547.95 ms</w:t>
+            </w:r>
           </w:p>
         </w:tc>
         <w:tc>
@@ -15637,20 +14854,13 @@
           </w:tcPr>
           <w:p>
             <w:pPr>
-              <w:spacing w:after="0" w:line="480" w:lineRule="auto"/>
-              <w:rPr>
-                <w:rFonts w:ascii="Times New Roman" w:eastAsia="Aptos" w:hAnsi="Times New Roman" w:cs="Times New Roman"/>
-                <w:sz w:val="24"/>
-                <w:szCs w:val="24"/>
-              </w:rPr>
-            </w:pPr>
-            <w:r>
-              <w:rPr>
-                <w:rFonts w:ascii="Times New Roman" w:eastAsia="Aptos" w:hAnsi="Times New Roman" w:cs="Times New Roman"/>
-                <w:sz w:val="24"/>
-                <w:szCs w:val="24"/>
-              </w:rPr>
-              <w:t>-84.09%</w:t>
+              <w:spacing w:before="0" w:after="0"/>
+            </w:pPr>
+            <w:r>
+              <w:rPr>
+                <w:sz w:val="14"/>
+              </w:rPr>
+              <w:t>+1360.3%</w:t>
             </w:r>
           </w:p>
         </w:tc>
@@ -15660,20 +14870,13 @@
           </w:tcPr>
           <w:p>
             <w:pPr>
-              <w:spacing w:after="0" w:line="480" w:lineRule="auto"/>
-              <w:rPr>
-                <w:rFonts w:ascii="Times New Roman" w:eastAsia="Aptos" w:hAnsi="Times New Roman" w:cs="Times New Roman"/>
-                <w:sz w:val="24"/>
-                <w:szCs w:val="24"/>
-              </w:rPr>
-            </w:pPr>
-            <w:r>
-              <w:rPr>
-                <w:rFonts w:ascii="Times New Roman" w:eastAsia="Aptos" w:hAnsi="Times New Roman" w:cs="Times New Roman"/>
-                <w:sz w:val="24"/>
-                <w:szCs w:val="24"/>
-              </w:rPr>
-              <w:t>PASS</w:t>
+              <w:spacing w:before="0" w:after="0"/>
+            </w:pPr>
+            <w:r>
+              <w:rPr>
+                <w:sz w:val="14"/>
+              </w:rPr>
+              <w:t>FAIL</w:t>
             </w:r>
           </w:p>
         </w:tc>
@@ -15685,20 +14888,13 @@
           </w:tcPr>
           <w:p>
             <w:pPr>
-              <w:spacing w:after="0" w:line="480" w:lineRule="auto"/>
-              <w:rPr>
-                <w:rFonts w:ascii="Times New Roman" w:eastAsia="Aptos" w:hAnsi="Times New Roman" w:cs="Times New Roman"/>
-                <w:sz w:val="24"/>
-                <w:szCs w:val="24"/>
-              </w:rPr>
-            </w:pPr>
-            <w:r>
-              <w:rPr>
-                <w:rFonts w:ascii="Times New Roman" w:eastAsia="Aptos" w:hAnsi="Times New Roman" w:cs="Times New Roman"/>
-                <w:sz w:val="24"/>
-                <w:szCs w:val="24"/>
-              </w:rPr>
-              <w:t>p100</w:t>
+              <w:spacing w:before="0" w:after="0"/>
+            </w:pPr>
+            <w:r>
+              <w:rPr>
+                <w:sz w:val="14"/>
+              </w:rPr>
+              <w:t>soak</w:t>
             </w:r>
           </w:p>
         </w:tc>
@@ -15708,20 +14904,13 @@
           </w:tcPr>
           <w:p>
             <w:pPr>
-              <w:spacing w:after="0" w:line="480" w:lineRule="auto"/>
-              <w:rPr>
-                <w:rFonts w:ascii="Times New Roman" w:eastAsia="Aptos" w:hAnsi="Times New Roman" w:cs="Times New Roman"/>
-                <w:sz w:val="24"/>
-                <w:szCs w:val="24"/>
-              </w:rPr>
-            </w:pPr>
-            <w:r>
-              <w:rPr>
-                <w:rFonts w:ascii="Times New Roman" w:eastAsia="Aptos" w:hAnsi="Times New Roman" w:cs="Times New Roman"/>
-                <w:sz w:val="24"/>
-                <w:szCs w:val="24"/>
-              </w:rPr>
-              <w:t>Throughput</w:t>
+              <w:spacing w:before="0" w:after="0"/>
+            </w:pPr>
+            <w:r>
+              <w:rPr>
+                <w:sz w:val="14"/>
+              </w:rPr>
+              <w:t>Total p95 response time</w:t>
             </w:r>
           </w:p>
         </w:tc>
@@ -15731,20 +14920,13 @@
           </w:tcPr>
           <w:p>
             <w:pPr>
-              <w:spacing w:after="0" w:line="480" w:lineRule="auto"/>
-              <w:rPr>
-                <w:rFonts w:ascii="Times New Roman" w:eastAsia="Aptos" w:hAnsi="Times New Roman" w:cs="Times New Roman"/>
-                <w:sz w:val="24"/>
-                <w:szCs w:val="24"/>
-              </w:rPr>
-            </w:pPr>
-            <w:r>
-              <w:rPr>
-                <w:rFonts w:ascii="Times New Roman" w:eastAsia="Aptos" w:hAnsi="Times New Roman" w:cs="Times New Roman"/>
-                <w:sz w:val="24"/>
-                <w:szCs w:val="24"/>
-              </w:rPr>
-              <w:t>57.53 req/s</w:t>
+              <w:spacing w:before="0" w:after="0"/>
+            </w:pPr>
+            <w:r>
+              <w:rPr>
+                <w:sz w:val="14"/>
+              </w:rPr>
+              <w:t>443.95 ms</w:t>
             </w:r>
           </w:p>
         </w:tc>
@@ -15754,20 +14936,13 @@
           </w:tcPr>
           <w:p>
             <w:pPr>
-              <w:spacing w:after="0" w:line="480" w:lineRule="auto"/>
-              <w:rPr>
-                <w:rFonts w:ascii="Times New Roman" w:eastAsia="Aptos" w:hAnsi="Times New Roman" w:cs="Times New Roman"/>
-                <w:sz w:val="24"/>
-                <w:szCs w:val="24"/>
-              </w:rPr>
-            </w:pPr>
-            <w:r>
-              <w:rPr>
-                <w:rFonts w:ascii="Times New Roman" w:eastAsia="Aptos" w:hAnsi="Times New Roman" w:cs="Times New Roman"/>
-                <w:sz w:val="24"/>
-                <w:szCs w:val="24"/>
-              </w:rPr>
-              <w:t>59.82 req/s</w:t>
+              <w:spacing w:before="0" w:after="0"/>
+            </w:pPr>
+            <w:r>
+              <w:rPr>
+                <w:sz w:val="14"/>
+              </w:rPr>
+              <w:t>171.00 ms</w:t>
             </w:r>
           </w:p>
         </w:tc>
@@ -15777,20 +14952,13 @@
           </w:tcPr>
           <w:p>
             <w:pPr>
-              <w:spacing w:after="0" w:line="480" w:lineRule="auto"/>
-              <w:rPr>
-                <w:rFonts w:ascii="Times New Roman" w:eastAsia="Aptos" w:hAnsi="Times New Roman" w:cs="Times New Roman"/>
-                <w:sz w:val="24"/>
-                <w:szCs w:val="24"/>
-              </w:rPr>
-            </w:pPr>
-            <w:r>
-              <w:rPr>
-                <w:rFonts w:ascii="Times New Roman" w:eastAsia="Aptos" w:hAnsi="Times New Roman" w:cs="Times New Roman"/>
-                <w:sz w:val="24"/>
-                <w:szCs w:val="24"/>
-              </w:rPr>
-              <w:t>+3.98%</w:t>
+              <w:spacing w:before="0" w:after="0"/>
+            </w:pPr>
+            <w:r>
+              <w:rPr>
+                <w:sz w:val="14"/>
+              </w:rPr>
+              <w:t>-61.5%</w:t>
             </w:r>
           </w:p>
         </w:tc>
@@ -15800,20 +14968,13 @@
           </w:tcPr>
           <w:p>
             <w:pPr>
-              <w:spacing w:after="0" w:line="480" w:lineRule="auto"/>
-              <w:rPr>
-                <w:rFonts w:ascii="Times New Roman" w:eastAsia="Aptos" w:hAnsi="Times New Roman" w:cs="Times New Roman"/>
-                <w:sz w:val="24"/>
-                <w:szCs w:val="24"/>
-              </w:rPr>
-            </w:pPr>
-            <w:r>
-              <w:rPr>
-                <w:rFonts w:ascii="Times New Roman" w:eastAsia="Aptos" w:hAnsi="Times New Roman" w:cs="Times New Roman"/>
-                <w:sz w:val="24"/>
-                <w:szCs w:val="24"/>
-              </w:rPr>
-              <w:t>PASS</w:t>
+              <w:spacing w:before="0" w:after="0"/>
+            </w:pPr>
+            <w:r>
+              <w:rPr>
+                <w:sz w:val="14"/>
+              </w:rPr>
+              <w:t>Improved</w:t>
             </w:r>
           </w:p>
         </w:tc>
@@ -15825,20 +14986,13 @@
           </w:tcPr>
           <w:p>
             <w:pPr>
-              <w:spacing w:after="0" w:line="480" w:lineRule="auto"/>
-              <w:rPr>
-                <w:rFonts w:ascii="Times New Roman" w:eastAsia="Aptos" w:hAnsi="Times New Roman" w:cs="Times New Roman"/>
-                <w:sz w:val="24"/>
-                <w:szCs w:val="24"/>
-              </w:rPr>
-            </w:pPr>
-            <w:r>
-              <w:rPr>
-                <w:rFonts w:ascii="Times New Roman" w:eastAsia="Aptos" w:hAnsi="Times New Roman" w:cs="Times New Roman"/>
-                <w:sz w:val="24"/>
-                <w:szCs w:val="24"/>
-              </w:rPr>
-              <w:t>p500</w:t>
+              <w:spacing w:before="0" w:after="0"/>
+            </w:pPr>
+            <w:r>
+              <w:rPr>
+                <w:sz w:val="14"/>
+              </w:rPr>
+              <w:t>spike</w:t>
             </w:r>
           </w:p>
         </w:tc>
@@ -15848,20 +15002,13 @@
           </w:tcPr>
           <w:p>
             <w:pPr>
-              <w:spacing w:after="0" w:line="480" w:lineRule="auto"/>
-              <w:rPr>
-                <w:rFonts w:ascii="Times New Roman" w:eastAsia="Aptos" w:hAnsi="Times New Roman" w:cs="Times New Roman"/>
-                <w:sz w:val="24"/>
-                <w:szCs w:val="24"/>
-              </w:rPr>
-            </w:pPr>
-            <w:r>
-              <w:rPr>
-                <w:rFonts w:ascii="Times New Roman" w:eastAsia="Aptos" w:hAnsi="Times New Roman" w:cs="Times New Roman"/>
-                <w:sz w:val="24"/>
-                <w:szCs w:val="24"/>
-              </w:rPr>
-              <w:t>Error rate</w:t>
+              <w:spacing w:before="0" w:after="0"/>
+            </w:pPr>
+            <w:r>
+              <w:rPr>
+                <w:sz w:val="14"/>
+              </w:rPr>
+              <w:t>Total p95 response time</w:t>
             </w:r>
           </w:p>
         </w:tc>
@@ -15871,20 +15018,13 @@
           </w:tcPr>
           <w:p>
             <w:pPr>
-              <w:spacing w:after="0" w:line="480" w:lineRule="auto"/>
-              <w:rPr>
-                <w:rFonts w:ascii="Times New Roman" w:eastAsia="Aptos" w:hAnsi="Times New Roman" w:cs="Times New Roman"/>
-                <w:sz w:val="24"/>
-                <w:szCs w:val="24"/>
-              </w:rPr>
-            </w:pPr>
-            <w:r>
-              <w:rPr>
-                <w:rFonts w:ascii="Times New Roman" w:eastAsia="Aptos" w:hAnsi="Times New Roman" w:cs="Times New Roman"/>
-                <w:sz w:val="24"/>
-                <w:szCs w:val="24"/>
-              </w:rPr>
-              <w:t>0.00%</w:t>
+              <w:spacing w:before="0" w:after="0"/>
+            </w:pPr>
+            <w:r>
+              <w:rPr>
+                <w:sz w:val="14"/>
+              </w:rPr>
+              <w:t>33401.75 ms</w:t>
             </w:r>
           </w:p>
         </w:tc>
@@ -15894,20 +15034,13 @@
           </w:tcPr>
           <w:p>
             <w:pPr>
-              <w:spacing w:after="0" w:line="480" w:lineRule="auto"/>
-              <w:rPr>
-                <w:rFonts w:ascii="Times New Roman" w:eastAsia="Aptos" w:hAnsi="Times New Roman" w:cs="Times New Roman"/>
-                <w:sz w:val="24"/>
-                <w:szCs w:val="24"/>
-              </w:rPr>
-            </w:pPr>
-            <w:r>
-              <w:rPr>
-                <w:rFonts w:ascii="Times New Roman" w:eastAsia="Aptos" w:hAnsi="Times New Roman" w:cs="Times New Roman"/>
-                <w:sz w:val="24"/>
-                <w:szCs w:val="24"/>
-              </w:rPr>
-              <w:t>0.00%</w:t>
+              <w:spacing w:before="0" w:after="0"/>
+            </w:pPr>
+            <w:r>
+              <w:rPr>
+                <w:sz w:val="14"/>
+              </w:rPr>
+              <w:t>4730.85 ms</w:t>
             </w:r>
           </w:p>
         </w:tc>
@@ -15917,20 +15050,13 @@
           </w:tcPr>
           <w:p>
             <w:pPr>
-              <w:spacing w:after="0" w:line="480" w:lineRule="auto"/>
-              <w:rPr>
-                <w:rFonts w:ascii="Times New Roman" w:eastAsia="Aptos" w:hAnsi="Times New Roman" w:cs="Times New Roman"/>
-                <w:sz w:val="24"/>
-                <w:szCs w:val="24"/>
-              </w:rPr>
-            </w:pPr>
-            <w:r>
-              <w:rPr>
-                <w:rFonts w:ascii="Times New Roman" w:eastAsia="Aptos" w:hAnsi="Times New Roman" w:cs="Times New Roman"/>
-                <w:sz w:val="24"/>
-                <w:szCs w:val="24"/>
-              </w:rPr>
-              <w:t>No regression</w:t>
+              <w:spacing w:before="0" w:after="0"/>
+            </w:pPr>
+            <w:r>
+              <w:rPr>
+                <w:sz w:val="14"/>
+              </w:rPr>
+              <w:t>-85.8%</w:t>
             </w:r>
           </w:p>
         </w:tc>
@@ -15940,20 +15066,13 @@
           </w:tcPr>
           <w:p>
             <w:pPr>
-              <w:spacing w:after="0" w:line="480" w:lineRule="auto"/>
-              <w:rPr>
-                <w:rFonts w:ascii="Times New Roman" w:eastAsia="Aptos" w:hAnsi="Times New Roman" w:cs="Times New Roman"/>
-                <w:sz w:val="24"/>
-                <w:szCs w:val="24"/>
-              </w:rPr>
-            </w:pPr>
-            <w:r>
-              <w:rPr>
-                <w:rFonts w:ascii="Times New Roman" w:eastAsia="Aptos" w:hAnsi="Times New Roman" w:cs="Times New Roman"/>
-                <w:sz w:val="24"/>
-                <w:szCs w:val="24"/>
-              </w:rPr>
-              <w:t>PASS</w:t>
+              <w:spacing w:before="0" w:after="0"/>
+            </w:pPr>
+            <w:r>
+              <w:rPr>
+                <w:sz w:val="14"/>
+              </w:rPr>
+              <w:t>Improved</w:t>
             </w:r>
           </w:p>
         </w:tc>
@@ -15965,20 +15084,13 @@
           </w:tcPr>
           <w:p>
             <w:pPr>
-              <w:spacing w:after="0" w:line="480" w:lineRule="auto"/>
-              <w:rPr>
-                <w:rFonts w:ascii="Times New Roman" w:eastAsia="Aptos" w:hAnsi="Times New Roman" w:cs="Times New Roman"/>
-                <w:sz w:val="24"/>
-                <w:szCs w:val="24"/>
-              </w:rPr>
-            </w:pPr>
-            <w:r>
-              <w:rPr>
-                <w:rFonts w:ascii="Times New Roman" w:eastAsia="Aptos" w:hAnsi="Times New Roman" w:cs="Times New Roman"/>
-                <w:sz w:val="24"/>
-                <w:szCs w:val="24"/>
-              </w:rPr>
-              <w:t>Soak</w:t>
+              <w:spacing w:before="0" w:after="0"/>
+            </w:pPr>
+            <w:r>
+              <w:rPr>
+                <w:sz w:val="14"/>
+              </w:rPr>
+              <w:t>Core gate</w:t>
             </w:r>
           </w:p>
         </w:tc>
@@ -15988,20 +15100,13 @@
           </w:tcPr>
           <w:p>
             <w:pPr>
-              <w:spacing w:after="0" w:line="480" w:lineRule="auto"/>
-              <w:rPr>
-                <w:rFonts w:ascii="Times New Roman" w:eastAsia="Aptos" w:hAnsi="Times New Roman" w:cs="Times New Roman"/>
-                <w:sz w:val="24"/>
-                <w:szCs w:val="24"/>
-              </w:rPr>
-            </w:pPr>
-            <w:r>
-              <w:rPr>
-                <w:rFonts w:ascii="Times New Roman" w:eastAsia="Aptos" w:hAnsi="Times New Roman" w:cs="Times New Roman"/>
-                <w:sz w:val="24"/>
-                <w:szCs w:val="24"/>
-              </w:rPr>
-              <w:t>Total p95 response time</w:t>
+              <w:spacing w:before="0" w:after="0"/>
+            </w:pPr>
+            <w:r>
+              <w:rPr>
+                <w:sz w:val="14"/>
+              </w:rPr>
+              <w:t>Threshold result</w:t>
             </w:r>
           </w:p>
         </w:tc>
@@ -16011,31 +15116,14 @@
           </w:tcPr>
           <w:p>
             <w:pPr>
-              <w:spacing w:after="0" w:line="480" w:lineRule="auto"/>
-              <w:rPr>
-                <w:rFonts w:ascii="Times New Roman" w:eastAsia="Aptos" w:hAnsi="Times New Roman" w:cs="Times New Roman"/>
-                <w:sz w:val="24"/>
-                <w:szCs w:val="24"/>
-              </w:rPr>
-            </w:pPr>
-            <w:r>
-              <w:rPr>
-                <w:rFonts w:ascii="Times New Roman" w:eastAsia="Aptos" w:hAnsi="Times New Roman" w:cs="Times New Roman"/>
-                <w:sz w:val="24"/>
-                <w:szCs w:val="24"/>
-              </w:rPr>
-              <w:t xml:space="preserve">970.95 </w:t>
-            </w:r>
-            <w:proofErr w:type="spellStart"/>
-            <w:r>
-              <w:rPr>
-                <w:rFonts w:ascii="Times New Roman" w:eastAsia="Aptos" w:hAnsi="Times New Roman" w:cs="Times New Roman"/>
-                <w:sz w:val="24"/>
-                <w:szCs w:val="24"/>
-              </w:rPr>
-              <w:t>ms</w:t>
-            </w:r>
-            <w:proofErr w:type="spellEnd"/>
+              <w:spacing w:before="0" w:after="0"/>
+            </w:pPr>
+            <w:r>
+              <w:rPr>
+                <w:sz w:val="14"/>
+              </w:rPr>
+              <w:t>PASS</w:t>
+            </w:r>
           </w:p>
         </w:tc>
         <w:tc>
@@ -16044,31 +15132,14 @@
           </w:tcPr>
           <w:p>
             <w:pPr>
-              <w:spacing w:after="0" w:line="480" w:lineRule="auto"/>
-              <w:rPr>
-                <w:rFonts w:ascii="Times New Roman" w:eastAsia="Aptos" w:hAnsi="Times New Roman" w:cs="Times New Roman"/>
-                <w:sz w:val="24"/>
-                <w:szCs w:val="24"/>
-              </w:rPr>
-            </w:pPr>
-            <w:r>
-              <w:rPr>
-                <w:rFonts w:ascii="Times New Roman" w:eastAsia="Aptos" w:hAnsi="Times New Roman" w:cs="Times New Roman"/>
-                <w:sz w:val="24"/>
-                <w:szCs w:val="24"/>
-              </w:rPr>
-              <w:t xml:space="preserve">56.00 </w:t>
-            </w:r>
-            <w:proofErr w:type="spellStart"/>
-            <w:r>
-              <w:rPr>
-                <w:rFonts w:ascii="Times New Roman" w:eastAsia="Aptos" w:hAnsi="Times New Roman" w:cs="Times New Roman"/>
-                <w:sz w:val="24"/>
-                <w:szCs w:val="24"/>
-              </w:rPr>
-              <w:t>ms</w:t>
-            </w:r>
-            <w:proofErr w:type="spellEnd"/>
+              <w:spacing w:before="0" w:after="0"/>
+            </w:pPr>
+            <w:r>
+              <w:rPr>
+                <w:sz w:val="14"/>
+              </w:rPr>
+              <w:t>FAIL</w:t>
+            </w:r>
           </w:p>
         </w:tc>
         <w:tc>
@@ -16077,20 +15148,13 @@
           </w:tcPr>
           <w:p>
             <w:pPr>
-              <w:spacing w:after="0" w:line="480" w:lineRule="auto"/>
-              <w:rPr>
-                <w:rFonts w:ascii="Times New Roman" w:eastAsia="Aptos" w:hAnsi="Times New Roman" w:cs="Times New Roman"/>
-                <w:sz w:val="24"/>
-                <w:szCs w:val="24"/>
-              </w:rPr>
-            </w:pPr>
-            <w:r>
-              <w:rPr>
-                <w:rFonts w:ascii="Times New Roman" w:eastAsia="Aptos" w:hAnsi="Times New Roman" w:cs="Times New Roman"/>
-                <w:sz w:val="24"/>
-                <w:szCs w:val="24"/>
-              </w:rPr>
-              <w:t>Improved</w:t>
+              <w:spacing w:before="0" w:after="0"/>
+            </w:pPr>
+            <w:r>
+              <w:rPr>
+                <w:sz w:val="14"/>
+              </w:rPr>
+              <w:t>p100 and p500 exceeded thresholds</w:t>
             </w:r>
           </w:p>
         </w:tc>
@@ -16100,180 +15164,13 @@
           </w:tcPr>
           <w:p>
             <w:pPr>
-              <w:spacing w:after="0" w:line="480" w:lineRule="auto"/>
-              <w:rPr>
-                <w:rFonts w:ascii="Times New Roman" w:eastAsia="Aptos" w:hAnsi="Times New Roman" w:cs="Times New Roman"/>
-                <w:sz w:val="24"/>
-                <w:szCs w:val="24"/>
-              </w:rPr>
-            </w:pPr>
-            <w:r>
-              <w:rPr>
-                <w:rFonts w:ascii="Times New Roman" w:eastAsia="Aptos" w:hAnsi="Times New Roman" w:cs="Times New Roman"/>
-                <w:sz w:val="24"/>
-                <w:szCs w:val="24"/>
-              </w:rPr>
-              <w:t>Drift still monitored</w:t>
-            </w:r>
-          </w:p>
-        </w:tc>
-      </w:tr>
-      <w:tr>
-        <w:tc>
-          <w:tcPr>
-            <w:tcW w:w="1560" w:type="dxa"/>
-          </w:tcPr>
-          <w:p>
-            <w:pPr>
-              <w:spacing w:after="0" w:line="480" w:lineRule="auto"/>
-              <w:rPr>
-                <w:rFonts w:ascii="Times New Roman" w:eastAsia="Aptos" w:hAnsi="Times New Roman" w:cs="Times New Roman"/>
-                <w:sz w:val="24"/>
-                <w:szCs w:val="24"/>
-              </w:rPr>
-            </w:pPr>
-            <w:r>
-              <w:rPr>
-                <w:rFonts w:ascii="Times New Roman" w:eastAsia="Aptos" w:hAnsi="Times New Roman" w:cs="Times New Roman"/>
-                <w:sz w:val="24"/>
-                <w:szCs w:val="24"/>
-              </w:rPr>
-              <w:t>Spike</w:t>
-            </w:r>
-          </w:p>
-        </w:tc>
-        <w:tc>
-          <w:tcPr>
-            <w:tcW w:w="1559" w:type="dxa"/>
-          </w:tcPr>
-          <w:p>
-            <w:pPr>
-              <w:spacing w:after="0" w:line="480" w:lineRule="auto"/>
-              <w:rPr>
-                <w:rFonts w:ascii="Times New Roman" w:eastAsia="Aptos" w:hAnsi="Times New Roman" w:cs="Times New Roman"/>
-                <w:sz w:val="24"/>
-                <w:szCs w:val="24"/>
-              </w:rPr>
-            </w:pPr>
-            <w:r>
-              <w:rPr>
-                <w:rFonts w:ascii="Times New Roman" w:eastAsia="Aptos" w:hAnsi="Times New Roman" w:cs="Times New Roman"/>
-                <w:sz w:val="24"/>
-                <w:szCs w:val="24"/>
-              </w:rPr>
-              <w:t>Total p95 response time</w:t>
-            </w:r>
-          </w:p>
-        </w:tc>
-        <w:tc>
-          <w:tcPr>
-            <w:tcW w:w="1561" w:type="dxa"/>
-          </w:tcPr>
-          <w:p>
-            <w:pPr>
-              <w:spacing w:after="0" w:line="480" w:lineRule="auto"/>
-              <w:rPr>
-                <w:rFonts w:ascii="Times New Roman" w:eastAsia="Aptos" w:hAnsi="Times New Roman" w:cs="Times New Roman"/>
-                <w:sz w:val="24"/>
-                <w:szCs w:val="24"/>
-              </w:rPr>
-            </w:pPr>
-            <w:r>
-              <w:rPr>
-                <w:rFonts w:ascii="Times New Roman" w:eastAsia="Aptos" w:hAnsi="Times New Roman" w:cs="Times New Roman"/>
-                <w:sz w:val="24"/>
-                <w:szCs w:val="24"/>
-              </w:rPr>
-              <w:t xml:space="preserve">6795.00 </w:t>
-            </w:r>
-            <w:proofErr w:type="spellStart"/>
-            <w:r>
-              <w:rPr>
-                <w:rFonts w:ascii="Times New Roman" w:eastAsia="Aptos" w:hAnsi="Times New Roman" w:cs="Times New Roman"/>
-                <w:sz w:val="24"/>
-                <w:szCs w:val="24"/>
-              </w:rPr>
-              <w:t>ms</w:t>
-            </w:r>
-            <w:proofErr w:type="spellEnd"/>
-          </w:p>
-        </w:tc>
-        <w:tc>
-          <w:tcPr>
-            <w:tcW w:w="1560" w:type="dxa"/>
-          </w:tcPr>
-          <w:p>
-            <w:pPr>
-              <w:spacing w:after="0" w:line="480" w:lineRule="auto"/>
-              <w:rPr>
-                <w:rFonts w:ascii="Times New Roman" w:eastAsia="Aptos" w:hAnsi="Times New Roman" w:cs="Times New Roman"/>
-                <w:sz w:val="24"/>
-                <w:szCs w:val="24"/>
-              </w:rPr>
-            </w:pPr>
-            <w:r>
-              <w:rPr>
-                <w:rFonts w:ascii="Times New Roman" w:eastAsia="Aptos" w:hAnsi="Times New Roman" w:cs="Times New Roman"/>
-                <w:sz w:val="24"/>
-                <w:szCs w:val="24"/>
-              </w:rPr>
-              <w:t xml:space="preserve">1420.00 </w:t>
-            </w:r>
-            <w:proofErr w:type="spellStart"/>
-            <w:r>
-              <w:rPr>
-                <w:rFonts w:ascii="Times New Roman" w:eastAsia="Aptos" w:hAnsi="Times New Roman" w:cs="Times New Roman"/>
-                <w:sz w:val="24"/>
-                <w:szCs w:val="24"/>
-              </w:rPr>
-              <w:t>ms</w:t>
-            </w:r>
-            <w:proofErr w:type="spellEnd"/>
-          </w:p>
-        </w:tc>
-        <w:tc>
-          <w:tcPr>
-            <w:tcW w:w="1559" w:type="dxa"/>
-          </w:tcPr>
-          <w:p>
-            <w:pPr>
-              <w:spacing w:after="0" w:line="480" w:lineRule="auto"/>
-              <w:rPr>
-                <w:rFonts w:ascii="Times New Roman" w:eastAsia="Aptos" w:hAnsi="Times New Roman" w:cs="Times New Roman"/>
-                <w:sz w:val="24"/>
-                <w:szCs w:val="24"/>
-              </w:rPr>
-            </w:pPr>
-            <w:r>
-              <w:rPr>
-                <w:rFonts w:ascii="Times New Roman" w:eastAsia="Aptos" w:hAnsi="Times New Roman" w:cs="Times New Roman"/>
-                <w:sz w:val="24"/>
-                <w:szCs w:val="24"/>
-              </w:rPr>
-              <w:t>Improved</w:t>
-            </w:r>
-          </w:p>
-        </w:tc>
-        <w:tc>
-          <w:tcPr>
-            <w:tcW w:w="1561" w:type="dxa"/>
-          </w:tcPr>
-          <w:p>
-            <w:pPr>
-              <w:spacing w:after="0" w:line="480" w:lineRule="auto"/>
-              <w:rPr>
-                <w:rFonts w:ascii="Times New Roman" w:eastAsia="Aptos" w:hAnsi="Times New Roman" w:cs="Times New Roman"/>
-                <w:sz w:val="24"/>
-                <w:szCs w:val="24"/>
-              </w:rPr>
-            </w:pPr>
-            <w:r>
-              <w:rPr>
-                <w:rFonts w:ascii="Times New Roman" w:eastAsia="Aptos" w:hAnsi="Times New Roman" w:cs="Times New Roman"/>
-                <w:sz w:val="24"/>
-                <w:szCs w:val="24"/>
-              </w:rPr>
-              <w:t>Recovery drift still monitored</w:t>
+              <w:spacing w:before="0" w:after="0"/>
+            </w:pPr>
+            <w:r>
+              <w:rPr>
+                <w:sz w:val="14"/>
+              </w:rPr>
+              <w:t>NOT ACHIEVED</w:t>
             </w:r>
           </w:p>
         </w:tc>
@@ -22896,6 +21793,7 @@
       <w:tblPr>
         <w:tblStyle w:val="TableGrid0"/>
         <w:tblW w:w="9360" w:type="dxa"/>
+        <w:tblLayout w:type="autofit"/>
         <w:tblLook w:val="04A0" w:firstRow="1" w:lastRow="0" w:firstColumn="1" w:lastColumn="0" w:noHBand="0" w:noVBand="1"/>
       </w:tblPr>
       <w:tblGrid>
@@ -22915,19 +21813,12 @@
           </w:tcPr>
           <w:p>
             <w:pPr>
-              <w:spacing w:after="0" w:line="480" w:lineRule="auto"/>
-              <w:rPr>
-                <w:rFonts w:ascii="Times New Roman" w:eastAsia="Aptos" w:hAnsi="Times New Roman" w:cs="Times New Roman"/>
-                <w:sz w:val="24"/>
-                <w:szCs w:val="24"/>
-              </w:rPr>
-            </w:pPr>
-            <w:r>
-              <w:rPr>
-                <w:rFonts w:ascii="Times New Roman" w:eastAsia="Aptos" w:hAnsi="Times New Roman" w:cs="Times New Roman"/>
+              <w:spacing w:before="0" w:after="0"/>
+            </w:pPr>
+            <w:r>
+              <w:rPr>
                 <w:b/>
-                <w:sz w:val="24"/>
-                <w:szCs w:val="24"/>
+                <w:sz w:val="14"/>
               </w:rPr>
               <w:t>Fix class</w:t>
             </w:r>
@@ -22939,19 +21830,12 @@
           </w:tcPr>
           <w:p>
             <w:pPr>
-              <w:spacing w:after="0" w:line="480" w:lineRule="auto"/>
-              <w:rPr>
-                <w:rFonts w:ascii="Times New Roman" w:eastAsia="Aptos" w:hAnsi="Times New Roman" w:cs="Times New Roman"/>
-                <w:sz w:val="24"/>
-                <w:szCs w:val="24"/>
-              </w:rPr>
-            </w:pPr>
-            <w:r>
-              <w:rPr>
-                <w:rFonts w:ascii="Times New Roman" w:eastAsia="Aptos" w:hAnsi="Times New Roman" w:cs="Times New Roman"/>
+              <w:spacing w:before="0" w:after="0"/>
+            </w:pPr>
+            <w:r>
+              <w:rPr>
                 <w:b/>
-                <w:sz w:val="24"/>
-                <w:szCs w:val="24"/>
+                <w:sz w:val="14"/>
               </w:rPr>
               <w:t>Evidence branch</w:t>
             </w:r>
@@ -22963,19 +21847,12 @@
           </w:tcPr>
           <w:p>
             <w:pPr>
-              <w:spacing w:after="0" w:line="480" w:lineRule="auto"/>
-              <w:rPr>
-                <w:rFonts w:ascii="Times New Roman" w:eastAsia="Aptos" w:hAnsi="Times New Roman" w:cs="Times New Roman"/>
-                <w:sz w:val="24"/>
-                <w:szCs w:val="24"/>
-              </w:rPr>
-            </w:pPr>
-            <w:r>
-              <w:rPr>
-                <w:rFonts w:ascii="Times New Roman" w:eastAsia="Aptos" w:hAnsi="Times New Roman" w:cs="Times New Roman"/>
+              <w:spacing w:before="0" w:after="0"/>
+            </w:pPr>
+            <w:r>
+              <w:rPr>
                 <w:b/>
-                <w:sz w:val="24"/>
-                <w:szCs w:val="24"/>
+                <w:sz w:val="14"/>
               </w:rPr>
               <w:t>LLM rounds</w:t>
             </w:r>
@@ -22987,19 +21864,12 @@
           </w:tcPr>
           <w:p>
             <w:pPr>
-              <w:spacing w:after="0" w:line="480" w:lineRule="auto"/>
-              <w:rPr>
-                <w:rFonts w:ascii="Times New Roman" w:eastAsia="Aptos" w:hAnsi="Times New Roman" w:cs="Times New Roman"/>
-                <w:sz w:val="24"/>
-                <w:szCs w:val="24"/>
-              </w:rPr>
-            </w:pPr>
-            <w:r>
-              <w:rPr>
-                <w:rFonts w:ascii="Times New Roman" w:eastAsia="Aptos" w:hAnsi="Times New Roman" w:cs="Times New Roman"/>
+              <w:spacing w:before="0" w:after="0"/>
+            </w:pPr>
+            <w:r>
+              <w:rPr>
                 <w:b/>
-                <w:sz w:val="24"/>
-                <w:szCs w:val="24"/>
+                <w:sz w:val="14"/>
               </w:rPr>
               <w:t>Human intervention</w:t>
             </w:r>
@@ -23011,19 +21881,12 @@
           </w:tcPr>
           <w:p>
             <w:pPr>
-              <w:spacing w:after="0" w:line="480" w:lineRule="auto"/>
-              <w:rPr>
-                <w:rFonts w:ascii="Times New Roman" w:eastAsia="Aptos" w:hAnsi="Times New Roman" w:cs="Times New Roman"/>
-                <w:sz w:val="24"/>
-                <w:szCs w:val="24"/>
-              </w:rPr>
-            </w:pPr>
-            <w:r>
-              <w:rPr>
-                <w:rFonts w:ascii="Times New Roman" w:eastAsia="Aptos" w:hAnsi="Times New Roman" w:cs="Times New Roman"/>
+              <w:spacing w:before="0" w:after="0"/>
+            </w:pPr>
+            <w:r>
+              <w:rPr>
                 <w:b/>
-                <w:sz w:val="24"/>
-                <w:szCs w:val="24"/>
+                <w:sz w:val="14"/>
               </w:rPr>
               <w:t>Acceptance evidence</w:t>
             </w:r>
@@ -23037,18 +21900,11 @@
           </w:tcPr>
           <w:p>
             <w:pPr>
-              <w:spacing w:after="0" w:line="480" w:lineRule="auto"/>
-              <w:rPr>
-                <w:rFonts w:ascii="Times New Roman" w:eastAsia="Aptos" w:hAnsi="Times New Roman" w:cs="Times New Roman"/>
-                <w:sz w:val="24"/>
-                <w:szCs w:val="24"/>
-              </w:rPr>
-            </w:pPr>
-            <w:r>
-              <w:rPr>
-                <w:rFonts w:ascii="Times New Roman" w:eastAsia="Aptos" w:hAnsi="Times New Roman" w:cs="Times New Roman"/>
-                <w:sz w:val="24"/>
-                <w:szCs w:val="24"/>
+              <w:spacing w:before="0" w:after="0"/>
+            </w:pPr>
+            <w:r>
+              <w:rPr>
+                <w:sz w:val="14"/>
               </w:rPr>
               <w:t>SonarQube controller DTO refactor</w:t>
             </w:r>
@@ -23060,18 +21916,11 @@
           </w:tcPr>
           <w:p>
             <w:pPr>
-              <w:spacing w:after="0" w:line="480" w:lineRule="auto"/>
-              <w:rPr>
-                <w:rFonts w:ascii="Times New Roman" w:eastAsia="Aptos" w:hAnsi="Times New Roman" w:cs="Times New Roman"/>
-                <w:sz w:val="24"/>
-                <w:szCs w:val="24"/>
-              </w:rPr>
-            </w:pPr>
-            <w:r>
-              <w:rPr>
-                <w:rFonts w:ascii="Times New Roman" w:eastAsia="Aptos" w:hAnsi="Times New Roman" w:cs="Times New Roman"/>
-                <w:sz w:val="24"/>
-                <w:szCs w:val="24"/>
+              <w:spacing w:before="0" w:after="0"/>
+            </w:pPr>
+            <w:r>
+              <w:rPr>
+                <w:sz w:val="14"/>
               </w:rPr>
               <w:t>SonarQube remediation branch</w:t>
             </w:r>
@@ -23083,18 +21932,11 @@
           </w:tcPr>
           <w:p>
             <w:pPr>
-              <w:spacing w:after="0" w:line="480" w:lineRule="auto"/>
-              <w:rPr>
-                <w:rFonts w:ascii="Times New Roman" w:eastAsia="Aptos" w:hAnsi="Times New Roman" w:cs="Times New Roman"/>
-                <w:sz w:val="24"/>
-                <w:szCs w:val="24"/>
-              </w:rPr>
-            </w:pPr>
-            <w:r>
-              <w:rPr>
-                <w:rFonts w:ascii="Times New Roman" w:eastAsia="Aptos" w:hAnsi="Times New Roman" w:cs="Times New Roman"/>
-                <w:sz w:val="24"/>
-                <w:szCs w:val="24"/>
+              <w:spacing w:before="0" w:after="0"/>
+            </w:pPr>
+            <w:r>
+              <w:rPr>
+                <w:sz w:val="14"/>
               </w:rPr>
               <w:t>1</w:t>
             </w:r>
@@ -23106,18 +21948,11 @@
           </w:tcPr>
           <w:p>
             <w:pPr>
-              <w:spacing w:after="0" w:line="480" w:lineRule="auto"/>
-              <w:rPr>
-                <w:rFonts w:ascii="Times New Roman" w:eastAsia="Aptos" w:hAnsi="Times New Roman" w:cs="Times New Roman"/>
-                <w:sz w:val="24"/>
-                <w:szCs w:val="24"/>
-              </w:rPr>
-            </w:pPr>
-            <w:r>
-              <w:rPr>
-                <w:rFonts w:ascii="Times New Roman" w:eastAsia="Aptos" w:hAnsi="Times New Roman" w:cs="Times New Roman"/>
-                <w:sz w:val="24"/>
-                <w:szCs w:val="24"/>
+              <w:spacing w:before="0" w:after="0"/>
+            </w:pPr>
+            <w:r>
+              <w:rPr>
+                <w:sz w:val="14"/>
               </w:rPr>
               <w:t>Reviewed route compatibility and service-layer signature.</w:t>
             </w:r>
@@ -23129,20 +21964,13 @@
           </w:tcPr>
           <w:p>
             <w:pPr>
-              <w:spacing w:after="0" w:line="480" w:lineRule="auto"/>
-              <w:rPr>
-                <w:rFonts w:ascii="Times New Roman" w:eastAsia="Aptos" w:hAnsi="Times New Roman" w:cs="Times New Roman"/>
-                <w:sz w:val="24"/>
-                <w:szCs w:val="24"/>
-              </w:rPr>
-            </w:pPr>
-            <w:r>
-              <w:rPr>
-                <w:rFonts w:ascii="Times New Roman" w:eastAsia="Aptos" w:hAnsi="Times New Roman" w:cs="Times New Roman"/>
-                <w:sz w:val="24"/>
-                <w:szCs w:val="24"/>
-              </w:rPr>
-              <w:t>Retained C# findings reduced from 28 to 0.</w:t>
+              <w:spacing w:before="0" w:after="0"/>
+            </w:pPr>
+            <w:r>
+              <w:rPr>
+                <w:sz w:val="14"/>
+              </w:rPr>
+              <w:t>Fresh issues reduced from 17 to 0; Quality Gate remained OK.</w:t>
             </w:r>
           </w:p>
         </w:tc>
@@ -23154,20 +21982,12 @@
           </w:tcPr>
           <w:p>
             <w:pPr>
-              <w:spacing w:after="0" w:line="480" w:lineRule="auto"/>
-              <w:rPr>
-                <w:rFonts w:ascii="Times New Roman" w:eastAsia="Aptos" w:hAnsi="Times New Roman" w:cs="Times New Roman"/>
-                <w:sz w:val="24"/>
-                <w:szCs w:val="24"/>
-              </w:rPr>
-            </w:pPr>
-            <w:r>
-              <w:rPr>
-                <w:rFonts w:ascii="Times New Roman" w:eastAsia="Aptos" w:hAnsi="Times New Roman" w:cs="Times New Roman"/>
-                <w:sz w:val="24"/>
-                <w:szCs w:val="24"/>
-              </w:rPr>
-              <w:lastRenderedPageBreak/>
+              <w:spacing w:before="0" w:after="0"/>
+            </w:pPr>
+            <w:r>
+              <w:rPr>
+                <w:sz w:val="14"/>
+              </w:rPr>
               <w:t>Security headers and Swagger hardening</w:t>
             </w:r>
           </w:p>
@@ -23178,18 +21998,11 @@
           </w:tcPr>
           <w:p>
             <w:pPr>
-              <w:spacing w:after="0" w:line="480" w:lineRule="auto"/>
-              <w:rPr>
-                <w:rFonts w:ascii="Times New Roman" w:eastAsia="Aptos" w:hAnsi="Times New Roman" w:cs="Times New Roman"/>
-                <w:sz w:val="24"/>
-                <w:szCs w:val="24"/>
-              </w:rPr>
-            </w:pPr>
-            <w:r>
-              <w:rPr>
-                <w:rFonts w:ascii="Times New Roman" w:eastAsia="Aptos" w:hAnsi="Times New Roman" w:cs="Times New Roman"/>
-                <w:sz w:val="24"/>
-                <w:szCs w:val="24"/>
+              <w:spacing w:before="0" w:after="0"/>
+            </w:pPr>
+            <w:r>
+              <w:rPr>
+                <w:sz w:val="14"/>
               </w:rPr>
               <w:t>OWASP ZAP remediation branch</w:t>
             </w:r>
@@ -23201,18 +22014,11 @@
           </w:tcPr>
           <w:p>
             <w:pPr>
-              <w:spacing w:after="0" w:line="480" w:lineRule="auto"/>
-              <w:rPr>
-                <w:rFonts w:ascii="Times New Roman" w:eastAsia="Aptos" w:hAnsi="Times New Roman" w:cs="Times New Roman"/>
-                <w:sz w:val="24"/>
-                <w:szCs w:val="24"/>
-              </w:rPr>
-            </w:pPr>
-            <w:r>
-              <w:rPr>
-                <w:rFonts w:ascii="Times New Roman" w:eastAsia="Aptos" w:hAnsi="Times New Roman" w:cs="Times New Roman"/>
-                <w:sz w:val="24"/>
-                <w:szCs w:val="24"/>
+              <w:spacing w:before="0" w:after="0"/>
+            </w:pPr>
+            <w:r>
+              <w:rPr>
+                <w:sz w:val="14"/>
               </w:rPr>
               <w:t>1-2</w:t>
             </w:r>
@@ -23224,18 +22030,11 @@
           </w:tcPr>
           <w:p>
             <w:pPr>
-              <w:spacing w:after="0" w:line="480" w:lineRule="auto"/>
-              <w:rPr>
-                <w:rFonts w:ascii="Times New Roman" w:eastAsia="Aptos" w:hAnsi="Times New Roman" w:cs="Times New Roman"/>
-                <w:sz w:val="24"/>
-                <w:szCs w:val="24"/>
-              </w:rPr>
-            </w:pPr>
-            <w:r>
-              <w:rPr>
-                <w:rFonts w:ascii="Times New Roman" w:eastAsia="Aptos" w:hAnsi="Times New Roman" w:cs="Times New Roman"/>
-                <w:sz w:val="24"/>
-                <w:szCs w:val="24"/>
+              <w:spacing w:before="0" w:after="0"/>
+            </w:pPr>
+            <w:r>
+              <w:rPr>
+                <w:sz w:val="14"/>
               </w:rPr>
               <w:t>Moved middleware order, split Swagger document/UI switches, reviewed package upgrade.</w:t>
             </w:r>
@@ -23247,20 +22046,13 @@
           </w:tcPr>
           <w:p>
             <w:pPr>
-              <w:spacing w:after="0" w:line="480" w:lineRule="auto"/>
-              <w:rPr>
-                <w:rFonts w:ascii="Times New Roman" w:eastAsia="Aptos" w:hAnsi="Times New Roman" w:cs="Times New Roman"/>
-                <w:sz w:val="24"/>
-                <w:szCs w:val="24"/>
-              </w:rPr>
-            </w:pPr>
-            <w:r>
-              <w:rPr>
-                <w:rFonts w:ascii="Times New Roman" w:eastAsia="Aptos" w:hAnsi="Times New Roman" w:cs="Times New Roman"/>
-                <w:sz w:val="24"/>
-                <w:szCs w:val="24"/>
-              </w:rPr>
-              <w:t>ZAP High/Medium/Low gated alerts cleared.</w:t>
+              <w:spacing w:before="0" w:after="0"/>
+            </w:pPr>
+            <w:r>
+              <w:rPr>
+                <w:sz w:val="14"/>
+              </w:rPr>
+              <w:t>Configured gate passed; raw API HTTP Only Site Medium remained.</w:t>
             </w:r>
           </w:p>
         </w:tc>
@@ -23272,18 +22064,11 @@
           </w:tcPr>
           <w:p>
             <w:pPr>
-              <w:spacing w:after="0" w:line="480" w:lineRule="auto"/>
-              <w:rPr>
-                <w:rFonts w:ascii="Times New Roman" w:eastAsia="Aptos" w:hAnsi="Times New Roman" w:cs="Times New Roman"/>
-                <w:sz w:val="24"/>
-                <w:szCs w:val="24"/>
-              </w:rPr>
-            </w:pPr>
-            <w:r>
-              <w:rPr>
-                <w:rFonts w:ascii="Times New Roman" w:eastAsia="Aptos" w:hAnsi="Times New Roman" w:cs="Times New Roman"/>
-                <w:sz w:val="24"/>
-                <w:szCs w:val="24"/>
+              <w:spacing w:before="0" w:after="0"/>
+            </w:pPr>
+            <w:r>
+              <w:rPr>
+                <w:sz w:val="14"/>
               </w:rPr>
               <w:t>ARM/camelCase analyzer cleanup</w:t>
             </w:r>
@@ -23295,18 +22080,11 @@
           </w:tcPr>
           <w:p>
             <w:pPr>
-              <w:spacing w:after="0" w:line="480" w:lineRule="auto"/>
-              <w:rPr>
-                <w:rFonts w:ascii="Times New Roman" w:eastAsia="Aptos" w:hAnsi="Times New Roman" w:cs="Times New Roman"/>
-                <w:sz w:val="24"/>
-                <w:szCs w:val="24"/>
-              </w:rPr>
-            </w:pPr>
-            <w:r>
-              <w:rPr>
-                <w:rFonts w:ascii="Times New Roman" w:eastAsia="Aptos" w:hAnsi="Times New Roman" w:cs="Times New Roman"/>
-                <w:sz w:val="24"/>
-                <w:szCs w:val="24"/>
+              <w:spacing w:before="0" w:after="0"/>
+            </w:pPr>
+            <w:r>
+              <w:rPr>
+                <w:sz w:val="14"/>
               </w:rPr>
               <w:t>SonarQube remediation branch</w:t>
             </w:r>
@@ -23318,18 +22096,11 @@
           </w:tcPr>
           <w:p>
             <w:pPr>
-              <w:spacing w:after="0" w:line="480" w:lineRule="auto"/>
-              <w:rPr>
-                <w:rFonts w:ascii="Times New Roman" w:eastAsia="Aptos" w:hAnsi="Times New Roman" w:cs="Times New Roman"/>
-                <w:sz w:val="24"/>
-                <w:szCs w:val="24"/>
-              </w:rPr>
-            </w:pPr>
-            <w:r>
-              <w:rPr>
-                <w:rFonts w:ascii="Times New Roman" w:eastAsia="Aptos" w:hAnsi="Times New Roman" w:cs="Times New Roman"/>
-                <w:sz w:val="24"/>
-                <w:szCs w:val="24"/>
+              <w:spacing w:before="0" w:after="0"/>
+            </w:pPr>
+            <w:r>
+              <w:rPr>
+                <w:sz w:val="14"/>
               </w:rPr>
               <w:t>2-3</w:t>
             </w:r>
@@ -23341,18 +22112,11 @@
           </w:tcPr>
           <w:p>
             <w:pPr>
-              <w:spacing w:after="0" w:line="480" w:lineRule="auto"/>
-              <w:rPr>
-                <w:rFonts w:ascii="Times New Roman" w:eastAsia="Aptos" w:hAnsi="Times New Roman" w:cs="Times New Roman"/>
-                <w:sz w:val="24"/>
-                <w:szCs w:val="24"/>
-              </w:rPr>
-            </w:pPr>
-            <w:r>
-              <w:rPr>
-                <w:rFonts w:ascii="Times New Roman" w:eastAsia="Aptos" w:hAnsi="Times New Roman" w:cs="Times New Roman"/>
-                <w:sz w:val="24"/>
-                <w:szCs w:val="24"/>
+              <w:spacing w:before="0" w:after="0"/>
+            </w:pPr>
+            <w:r>
+              <w:rPr>
+                <w:sz w:val="14"/>
               </w:rPr>
               <w:t>Manually corrected provider-specific conventions after initial model output was insufficient.</w:t>
             </w:r>
@@ -23364,20 +22128,13 @@
           </w:tcPr>
           <w:p>
             <w:pPr>
-              <w:spacing w:after="0" w:line="480" w:lineRule="auto"/>
-              <w:rPr>
-                <w:rFonts w:ascii="Times New Roman" w:eastAsia="Aptos" w:hAnsi="Times New Roman" w:cs="Times New Roman"/>
-                <w:sz w:val="24"/>
-                <w:szCs w:val="24"/>
-              </w:rPr>
-            </w:pPr>
-            <w:r>
-              <w:rPr>
-                <w:rFonts w:ascii="Times New Roman" w:eastAsia="Aptos" w:hAnsi="Times New Roman" w:cs="Times New Roman"/>
-                <w:sz w:val="24"/>
-                <w:szCs w:val="24"/>
-              </w:rPr>
-              <w:t>Analyzer accepted final template text.</w:t>
+              <w:spacing w:before="0" w:after="0"/>
+            </w:pPr>
+            <w:r>
+              <w:rPr>
+                <w:sz w:val="14"/>
+              </w:rPr>
+              <w:t>Fresh remediation scan reported 0 issues.</w:t>
             </w:r>
           </w:p>
         </w:tc>
@@ -23389,18 +22146,11 @@
           </w:tcPr>
           <w:p>
             <w:pPr>
-              <w:spacing w:after="0" w:line="480" w:lineRule="auto"/>
-              <w:rPr>
-                <w:rFonts w:ascii="Times New Roman" w:eastAsia="Aptos" w:hAnsi="Times New Roman" w:cs="Times New Roman"/>
-                <w:sz w:val="24"/>
-                <w:szCs w:val="24"/>
-              </w:rPr>
-            </w:pPr>
-            <w:r>
-              <w:rPr>
-                <w:rFonts w:ascii="Times New Roman" w:eastAsia="Aptos" w:hAnsi="Times New Roman" w:cs="Times New Roman"/>
-                <w:sz w:val="24"/>
-                <w:szCs w:val="24"/>
+              <w:spacing w:before="0" w:after="0"/>
+            </w:pPr>
+            <w:r>
+              <w:rPr>
+                <w:sz w:val="14"/>
               </w:rPr>
               <w:t>Report-performance remediation</w:t>
             </w:r>
@@ -23412,18 +22162,11 @@
           </w:tcPr>
           <w:p>
             <w:pPr>
-              <w:spacing w:after="0" w:line="480" w:lineRule="auto"/>
-              <w:rPr>
-                <w:rFonts w:ascii="Times New Roman" w:eastAsia="Aptos" w:hAnsi="Times New Roman" w:cs="Times New Roman"/>
-                <w:sz w:val="24"/>
-                <w:szCs w:val="24"/>
-              </w:rPr>
-            </w:pPr>
-            <w:r>
-              <w:rPr>
-                <w:rFonts w:ascii="Times New Roman" w:eastAsia="Aptos" w:hAnsi="Times New Roman" w:cs="Times New Roman"/>
-                <w:sz w:val="24"/>
-                <w:szCs w:val="24"/>
+              <w:spacing w:before="0" w:after="0"/>
+            </w:pPr>
+            <w:r>
+              <w:rPr>
+                <w:sz w:val="14"/>
               </w:rPr>
               <w:t>JMeter remediation branch</w:t>
             </w:r>
@@ -23435,18 +22178,11 @@
           </w:tcPr>
           <w:p>
             <w:pPr>
-              <w:spacing w:after="0" w:line="480" w:lineRule="auto"/>
-              <w:rPr>
-                <w:rFonts w:ascii="Times New Roman" w:eastAsia="Aptos" w:hAnsi="Times New Roman" w:cs="Times New Roman"/>
-                <w:sz w:val="24"/>
-                <w:szCs w:val="24"/>
-              </w:rPr>
-            </w:pPr>
-            <w:r>
-              <w:rPr>
-                <w:rFonts w:ascii="Times New Roman" w:eastAsia="Aptos" w:hAnsi="Times New Roman" w:cs="Times New Roman"/>
-                <w:sz w:val="24"/>
-                <w:szCs w:val="24"/>
+              <w:spacing w:before="0" w:after="0"/>
+            </w:pPr>
+            <w:r>
+              <w:rPr>
+                <w:sz w:val="14"/>
               </w:rPr>
               <w:t>1-2</w:t>
             </w:r>
@@ -23458,29 +22194,13 @@
           </w:tcPr>
           <w:p>
             <w:pPr>
-              <w:spacing w:after="0" w:line="480" w:lineRule="auto"/>
-              <w:rPr>
-                <w:rFonts w:ascii="Times New Roman" w:eastAsia="Aptos" w:hAnsi="Times New Roman" w:cs="Times New Roman"/>
-                <w:sz w:val="24"/>
-                <w:szCs w:val="24"/>
-              </w:rPr>
-            </w:pPr>
-            <w:r>
-              <w:rPr>
-                <w:rFonts w:ascii="Times New Roman" w:eastAsia="Aptos" w:hAnsi="Times New Roman" w:cs="Times New Roman"/>
-                <w:sz w:val="24"/>
-                <w:szCs w:val="24"/>
-              </w:rPr>
-              <w:t>Reviewed cache/audit tradeoff and removed read-</w:t>
-            </w:r>
-            <w:r>
-              <w:rPr>
-                <w:rFonts w:ascii="Times New Roman" w:eastAsia="Aptos" w:hAnsi="Times New Roman" w:cs="Times New Roman"/>
-                <w:sz w:val="24"/>
-                <w:szCs w:val="24"/>
-              </w:rPr>
-              <w:lastRenderedPageBreak/>
-              <w:t>path report snapshot writes.</w:t>
+              <w:spacing w:before="0" w:after="0"/>
+            </w:pPr>
+            <w:r>
+              <w:rPr>
+                <w:sz w:val="14"/>
+              </w:rPr>
+              <w:t>Reviewed cache/audit tradeoff and removed read-path report snapshot writes.</w:t>
             </w:r>
           </w:p>
         </w:tc>
@@ -23490,30 +22210,13 @@
           </w:tcPr>
           <w:p>
             <w:pPr>
-              <w:spacing w:after="0" w:line="480" w:lineRule="auto"/>
-              <w:rPr>
-                <w:rFonts w:ascii="Times New Roman" w:eastAsia="Aptos" w:hAnsi="Times New Roman" w:cs="Times New Roman"/>
-                <w:sz w:val="24"/>
-                <w:szCs w:val="24"/>
-              </w:rPr>
-            </w:pPr>
-            <w:r>
-              <w:rPr>
-                <w:rFonts w:ascii="Times New Roman" w:eastAsia="Aptos" w:hAnsi="Times New Roman" w:cs="Times New Roman"/>
-                <w:sz w:val="24"/>
-                <w:szCs w:val="24"/>
-              </w:rPr>
-              <w:lastRenderedPageBreak/>
-              <w:t xml:space="preserve">p95 latency reduced substantially across constant, </w:t>
-            </w:r>
-            <w:r>
-              <w:rPr>
-                <w:rFonts w:ascii="Times New Roman" w:eastAsia="Aptos" w:hAnsi="Times New Roman" w:cs="Times New Roman"/>
-                <w:sz w:val="24"/>
-                <w:szCs w:val="24"/>
-              </w:rPr>
-              <w:lastRenderedPageBreak/>
-              <w:t>soak, and spike profiles.</w:t>
+              <w:spacing w:before="0" w:after="0"/>
+            </w:pPr>
+            <w:r>
+              <w:rPr>
+                <w:sz w:val="14"/>
+              </w:rPr>
+              <w:t>Fresh p100 and p500 p95 exceeded thresholds; core gate failed.</w:t>
             </w:r>
           </w:p>
         </w:tc>
@@ -23525,20 +22228,13 @@
           </w:tcPr>
           <w:p>
             <w:pPr>
-              <w:spacing w:after="0" w:line="480" w:lineRule="auto"/>
-              <w:rPr>
-                <w:rFonts w:ascii="Times New Roman" w:eastAsia="Aptos" w:hAnsi="Times New Roman" w:cs="Times New Roman"/>
-                <w:sz w:val="24"/>
-                <w:szCs w:val="24"/>
-              </w:rPr>
-            </w:pPr>
-            <w:r>
-              <w:rPr>
-                <w:rFonts w:ascii="Times New Roman" w:eastAsia="Aptos" w:hAnsi="Times New Roman" w:cs="Times New Roman"/>
-                <w:sz w:val="24"/>
-                <w:szCs w:val="24"/>
-              </w:rPr>
-              <w:t>Mixed-workload drift</w:t>
+              <w:spacing w:before="0" w:after="0"/>
+            </w:pPr>
+            <w:r>
+              <w:rPr>
+                <w:sz w:val="14"/>
+              </w:rPr>
+              <w:t>Stress-profile interpretation</w:t>
             </w:r>
           </w:p>
         </w:tc>
@@ -23548,18 +22244,11 @@
           </w:tcPr>
           <w:p>
             <w:pPr>
-              <w:spacing w:after="0" w:line="480" w:lineRule="auto"/>
-              <w:rPr>
-                <w:rFonts w:ascii="Times New Roman" w:eastAsia="Aptos" w:hAnsi="Times New Roman" w:cs="Times New Roman"/>
-                <w:sz w:val="24"/>
-                <w:szCs w:val="24"/>
-              </w:rPr>
-            </w:pPr>
-            <w:r>
-              <w:rPr>
-                <w:rFonts w:ascii="Times New Roman" w:eastAsia="Aptos" w:hAnsi="Times New Roman" w:cs="Times New Roman"/>
-                <w:sz w:val="24"/>
-                <w:szCs w:val="24"/>
+              <w:spacing w:before="0" w:after="0"/>
+            </w:pPr>
+            <w:r>
+              <w:rPr>
+                <w:sz w:val="14"/>
               </w:rPr>
               <w:t>JMeter remediation branch</w:t>
             </w:r>
@@ -23571,20 +22260,13 @@
           </w:tcPr>
           <w:p>
             <w:pPr>
-              <w:spacing w:after="0" w:line="480" w:lineRule="auto"/>
-              <w:rPr>
-                <w:rFonts w:ascii="Times New Roman" w:eastAsia="Aptos" w:hAnsi="Times New Roman" w:cs="Times New Roman"/>
-                <w:sz w:val="24"/>
-                <w:szCs w:val="24"/>
-              </w:rPr>
-            </w:pPr>
-            <w:r>
-              <w:rPr>
-                <w:rFonts w:ascii="Times New Roman" w:eastAsia="Aptos" w:hAnsi="Times New Roman" w:cs="Times New Roman"/>
-                <w:sz w:val="24"/>
-                <w:szCs w:val="24"/>
-              </w:rPr>
-              <w:t>Not resolved</w:t>
+              <w:spacing w:before="0" w:after="0"/>
+            </w:pPr>
+            <w:r>
+              <w:rPr>
+                <w:sz w:val="14"/>
+              </w:rPr>
+              <w:t>Human review</w:t>
             </w:r>
           </w:p>
         </w:tc>
@@ -23594,20 +22276,13 @@
           </w:tcPr>
           <w:p>
             <w:pPr>
-              <w:spacing w:after="0" w:line="480" w:lineRule="auto"/>
-              <w:rPr>
-                <w:rFonts w:ascii="Times New Roman" w:eastAsia="Aptos" w:hAnsi="Times New Roman" w:cs="Times New Roman"/>
-                <w:sz w:val="24"/>
-                <w:szCs w:val="24"/>
-              </w:rPr>
-            </w:pPr>
-            <w:r>
-              <w:rPr>
-                <w:rFonts w:ascii="Times New Roman" w:eastAsia="Aptos" w:hAnsi="Times New Roman" w:cs="Times New Roman"/>
-                <w:sz w:val="24"/>
-                <w:szCs w:val="24"/>
-              </w:rPr>
-              <w:t>Human interpretation required because the metric depends on workload composition.</w:t>
+              <w:spacing w:before="0" w:after="0"/>
+            </w:pPr>
+            <w:r>
+              <w:rPr>
+                <w:sz w:val="14"/>
+              </w:rPr>
+              <w:t>Separated aggregate totals from endpoint-level and core-threshold behavior.</w:t>
             </w:r>
           </w:p>
         </w:tc>
@@ -23617,20 +22292,13 @@
           </w:tcPr>
           <w:p>
             <w:pPr>
-              <w:spacing w:after="0" w:line="480" w:lineRule="auto"/>
-              <w:rPr>
-                <w:rFonts w:ascii="Times New Roman" w:eastAsia="Aptos" w:hAnsi="Times New Roman" w:cs="Times New Roman"/>
-                <w:sz w:val="24"/>
-                <w:szCs w:val="24"/>
-              </w:rPr>
-            </w:pPr>
-            <w:r>
-              <w:rPr>
-                <w:rFonts w:ascii="Times New Roman" w:eastAsia="Aptos" w:hAnsi="Times New Roman" w:cs="Times New Roman"/>
-                <w:sz w:val="24"/>
-                <w:szCs w:val="24"/>
-              </w:rPr>
-              <w:t>Recorded as residual limitation rather than claimed as fixed.</w:t>
+              <w:spacing w:before="0" w:after="0"/>
+            </w:pPr>
+            <w:r>
+              <w:rPr>
+                <w:sz w:val="14"/>
+              </w:rPr>
+              <w:t>Soak and spike aggregate p95 improved, but this did not offset the failed core gate.</w:t>
             </w:r>
           </w:p>
         </w:tc>
@@ -27869,6 +26537,7 @@
       <w:tblPr>
         <w:tblStyle w:val="TableGrid0"/>
         <w:tblW w:w="9360" w:type="dxa"/>
+        <w:tblLayout w:type="autofit"/>
         <w:tblLook w:val="04A0" w:firstRow="1" w:lastRow="0" w:firstColumn="1" w:lastColumn="0" w:noHBand="0" w:noVBand="1"/>
       </w:tblPr>
       <w:tblGrid>
@@ -27887,19 +26556,12 @@
           </w:tcPr>
           <w:p>
             <w:pPr>
-              <w:spacing w:after="0" w:line="480" w:lineRule="auto"/>
-              <w:rPr>
-                <w:rFonts w:ascii="Times New Roman" w:eastAsia="Aptos" w:hAnsi="Times New Roman" w:cs="Times New Roman"/>
-                <w:sz w:val="24"/>
-                <w:szCs w:val="24"/>
-              </w:rPr>
-            </w:pPr>
-            <w:r>
-              <w:rPr>
-                <w:rFonts w:ascii="Times New Roman" w:eastAsia="Aptos" w:hAnsi="Times New Roman" w:cs="Times New Roman"/>
+              <w:spacing w:before="0" w:after="0"/>
+            </w:pPr>
+            <w:r>
+              <w:rPr>
                 <w:b/>
-                <w:sz w:val="24"/>
-                <w:szCs w:val="24"/>
+                <w:sz w:val="16"/>
               </w:rPr>
               <w:t>Evaluation area</w:t>
             </w:r>
@@ -27911,19 +26573,12 @@
           </w:tcPr>
           <w:p>
             <w:pPr>
-              <w:spacing w:after="0" w:line="480" w:lineRule="auto"/>
-              <w:rPr>
-                <w:rFonts w:ascii="Times New Roman" w:eastAsia="Aptos" w:hAnsi="Times New Roman" w:cs="Times New Roman"/>
-                <w:sz w:val="24"/>
-                <w:szCs w:val="24"/>
-              </w:rPr>
-            </w:pPr>
-            <w:r>
-              <w:rPr>
-                <w:rFonts w:ascii="Times New Roman" w:eastAsia="Aptos" w:hAnsi="Times New Roman" w:cs="Times New Roman"/>
+              <w:spacing w:before="0" w:after="0"/>
+            </w:pPr>
+            <w:r>
+              <w:rPr>
                 <w:b/>
-                <w:sz w:val="24"/>
-                <w:szCs w:val="24"/>
+                <w:sz w:val="16"/>
               </w:rPr>
               <w:t>Measure</w:t>
             </w:r>
@@ -27935,19 +26590,12 @@
           </w:tcPr>
           <w:p>
             <w:pPr>
-              <w:spacing w:after="0" w:line="480" w:lineRule="auto"/>
-              <w:rPr>
-                <w:rFonts w:ascii="Times New Roman" w:eastAsia="Aptos" w:hAnsi="Times New Roman" w:cs="Times New Roman"/>
-                <w:sz w:val="24"/>
-                <w:szCs w:val="24"/>
-              </w:rPr>
-            </w:pPr>
-            <w:r>
-              <w:rPr>
-                <w:rFonts w:ascii="Times New Roman" w:eastAsia="Aptos" w:hAnsi="Times New Roman" w:cs="Times New Roman"/>
+              <w:spacing w:before="0" w:after="0"/>
+            </w:pPr>
+            <w:r>
+              <w:rPr>
                 <w:b/>
-                <w:sz w:val="24"/>
-                <w:szCs w:val="24"/>
+                <w:sz w:val="16"/>
               </w:rPr>
               <w:t>Acceptance target</w:t>
             </w:r>
@@ -27959,19 +26607,12 @@
           </w:tcPr>
           <w:p>
             <w:pPr>
-              <w:spacing w:after="0" w:line="480" w:lineRule="auto"/>
-              <w:rPr>
-                <w:rFonts w:ascii="Times New Roman" w:eastAsia="Aptos" w:hAnsi="Times New Roman" w:cs="Times New Roman"/>
-                <w:sz w:val="24"/>
-                <w:szCs w:val="24"/>
-              </w:rPr>
-            </w:pPr>
-            <w:r>
-              <w:rPr>
-                <w:rFonts w:ascii="Times New Roman" w:eastAsia="Aptos" w:hAnsi="Times New Roman" w:cs="Times New Roman"/>
+              <w:spacing w:before="0" w:after="0"/>
+            </w:pPr>
+            <w:r>
+              <w:rPr>
                 <w:b/>
-                <w:sz w:val="24"/>
-                <w:szCs w:val="24"/>
+                <w:sz w:val="16"/>
               </w:rPr>
               <w:t>Result</w:t>
             </w:r>
@@ -27985,18 +26626,11 @@
           </w:tcPr>
           <w:p>
             <w:pPr>
-              <w:spacing w:after="0" w:line="480" w:lineRule="auto"/>
-              <w:rPr>
-                <w:rFonts w:ascii="Times New Roman" w:eastAsia="Aptos" w:hAnsi="Times New Roman" w:cs="Times New Roman"/>
-                <w:sz w:val="24"/>
-                <w:szCs w:val="24"/>
-              </w:rPr>
-            </w:pPr>
-            <w:r>
-              <w:rPr>
-                <w:rFonts w:ascii="Times New Roman" w:eastAsia="Aptos" w:hAnsi="Times New Roman" w:cs="Times New Roman"/>
-                <w:sz w:val="24"/>
-                <w:szCs w:val="24"/>
+              <w:spacing w:before="0" w:after="0"/>
+            </w:pPr>
+            <w:r>
+              <w:rPr>
+                <w:sz w:val="16"/>
               </w:rPr>
               <w:t>Static analysis</w:t>
             </w:r>
@@ -28008,20 +26642,13 @@
           </w:tcPr>
           <w:p>
             <w:pPr>
-              <w:spacing w:after="0" w:line="480" w:lineRule="auto"/>
-              <w:rPr>
-                <w:rFonts w:ascii="Times New Roman" w:eastAsia="Aptos" w:hAnsi="Times New Roman" w:cs="Times New Roman"/>
-                <w:sz w:val="24"/>
-                <w:szCs w:val="24"/>
-              </w:rPr>
-            </w:pPr>
-            <w:r>
-              <w:rPr>
-                <w:rFonts w:ascii="Times New Roman" w:eastAsia="Aptos" w:hAnsi="Times New Roman" w:cs="Times New Roman"/>
-                <w:sz w:val="24"/>
-                <w:szCs w:val="24"/>
-              </w:rPr>
-              <w:t>SonarQube retained findings and Quality Gate</w:t>
+              <w:spacing w:before="0" w:after="0"/>
+            </w:pPr>
+            <w:r>
+              <w:rPr>
+                <w:sz w:val="16"/>
+              </w:rPr>
+              <w:t>SonarQube fresh issues and Quality Gate</w:t>
             </w:r>
           </w:p>
         </w:tc>
@@ -28031,20 +26658,13 @@
           </w:tcPr>
           <w:p>
             <w:pPr>
-              <w:spacing w:after="0" w:line="480" w:lineRule="auto"/>
-              <w:rPr>
-                <w:rFonts w:ascii="Times New Roman" w:eastAsia="Aptos" w:hAnsi="Times New Roman" w:cs="Times New Roman"/>
-                <w:sz w:val="24"/>
-                <w:szCs w:val="24"/>
-              </w:rPr>
-            </w:pPr>
-            <w:r>
-              <w:rPr>
-                <w:rFonts w:ascii="Times New Roman" w:eastAsia="Aptos" w:hAnsi="Times New Roman" w:cs="Times New Roman"/>
-                <w:sz w:val="24"/>
-                <w:szCs w:val="24"/>
-              </w:rPr>
-              <w:t>Target: no blocker/critical retained issues; preserve Quality Gate OK</w:t>
+              <w:spacing w:before="0" w:after="0"/>
+            </w:pPr>
+            <w:r>
+              <w:rPr>
+                <w:sz w:val="16"/>
+              </w:rPr>
+              <w:t>No retained blocker/critical issues after fixes; preserve Quality Gate OK</w:t>
             </w:r>
           </w:p>
         </w:tc>
@@ -28054,28 +26674,13 @@
           </w:tcPr>
           <w:p>
             <w:pPr>
-              <w:spacing w:after="0" w:line="480" w:lineRule="auto"/>
-              <w:rPr>
-                <w:rFonts w:ascii="Times New Roman" w:eastAsia="Aptos" w:hAnsi="Times New Roman" w:cs="Times New Roman"/>
-                <w:sz w:val="24"/>
-                <w:szCs w:val="24"/>
-              </w:rPr>
-            </w:pPr>
-            <w:r>
-              <w:rPr>
-                <w:rFonts w:ascii="Times New Roman" w:eastAsia="Aptos" w:hAnsi="Times New Roman" w:cs="Times New Roman"/>
-                <w:sz w:val="24"/>
-                <w:szCs w:val="24"/>
-              </w:rPr>
-              <w:t>28 retained findings reduced to 0; Quality Gate OK</w:t>
-            </w:r>
-            <w:r>
-              <w:rPr>
-                <w:rFonts w:ascii="Times New Roman" w:eastAsia="Aptos" w:hAnsi="Times New Roman" w:cs="Times New Roman"/>
-                <w:sz w:val="24"/>
-                <w:szCs w:val="24"/>
-              </w:rPr>
-              <w:br/>
+              <w:spacing w:before="0" w:after="0"/>
+            </w:pPr>
+            <w:r>
+              <w:rPr>
+                <w:sz w:val="16"/>
+              </w:rPr>
+              <w:t>17 unique issues reduced to 0; Quality Gate OK; coverage 74.4% -&gt; 74.3%</w:t>
             </w:r>
           </w:p>
         </w:tc>
@@ -28087,18 +26692,11 @@
           </w:tcPr>
           <w:p>
             <w:pPr>
-              <w:spacing w:after="0" w:line="480" w:lineRule="auto"/>
-              <w:rPr>
-                <w:rFonts w:ascii="Times New Roman" w:eastAsia="Aptos" w:hAnsi="Times New Roman" w:cs="Times New Roman"/>
-                <w:sz w:val="24"/>
-                <w:szCs w:val="24"/>
-              </w:rPr>
-            </w:pPr>
-            <w:r>
-              <w:rPr>
-                <w:rFonts w:ascii="Times New Roman" w:eastAsia="Aptos" w:hAnsi="Times New Roman" w:cs="Times New Roman"/>
-                <w:sz w:val="24"/>
-                <w:szCs w:val="24"/>
+              <w:spacing w:before="0" w:after="0"/>
+            </w:pPr>
+            <w:r>
+              <w:rPr>
+                <w:sz w:val="16"/>
               </w:rPr>
               <w:t>Security</w:t>
             </w:r>
@@ -28110,20 +26708,13 @@
           </w:tcPr>
           <w:p>
             <w:pPr>
-              <w:spacing w:after="0" w:line="480" w:lineRule="auto"/>
-              <w:rPr>
-                <w:rFonts w:ascii="Times New Roman" w:eastAsia="Aptos" w:hAnsi="Times New Roman" w:cs="Times New Roman"/>
-                <w:sz w:val="24"/>
-                <w:szCs w:val="24"/>
-              </w:rPr>
-            </w:pPr>
-            <w:r>
-              <w:rPr>
-                <w:rFonts w:ascii="Times New Roman" w:eastAsia="Aptos" w:hAnsi="Times New Roman" w:cs="Times New Roman"/>
-                <w:sz w:val="24"/>
-                <w:szCs w:val="24"/>
-              </w:rPr>
-              <w:t>OWASP ZAP high/medium/low severity alerts</w:t>
+              <w:spacing w:before="0" w:after="0"/>
+            </w:pPr>
+            <w:r>
+              <w:rPr>
+                <w:sz w:val="16"/>
+              </w:rPr>
+              <w:t>OWASP ZAP raw alerts and configured gate</w:t>
             </w:r>
           </w:p>
         </w:tc>
@@ -28133,20 +26724,13 @@
           </w:tcPr>
           <w:p>
             <w:pPr>
-              <w:spacing w:after="0" w:line="480" w:lineRule="auto"/>
-              <w:rPr>
-                <w:rFonts w:ascii="Times New Roman" w:eastAsia="Aptos" w:hAnsi="Times New Roman" w:cs="Times New Roman"/>
-                <w:sz w:val="24"/>
-                <w:szCs w:val="24"/>
-              </w:rPr>
-            </w:pPr>
-            <w:r>
-              <w:rPr>
-                <w:rFonts w:ascii="Times New Roman" w:eastAsia="Aptos" w:hAnsi="Times New Roman" w:cs="Times New Roman"/>
-                <w:sz w:val="24"/>
-                <w:szCs w:val="24"/>
-              </w:rPr>
-              <w:t>Target: no High or Medium alerts; reduce Low where practical</w:t>
+              <w:spacing w:before="0" w:after="0"/>
+            </w:pPr>
+            <w:r>
+              <w:rPr>
+                <w:sz w:val="16"/>
+              </w:rPr>
+              <w:t>Clear actionable configured-rule alerts and disclose residual observations</w:t>
             </w:r>
           </w:p>
         </w:tc>
@@ -28156,20 +26740,13 @@
           </w:tcPr>
           <w:p>
             <w:pPr>
-              <w:spacing w:after="0" w:line="480" w:lineRule="auto"/>
-              <w:rPr>
-                <w:rFonts w:ascii="Times New Roman" w:eastAsia="Aptos" w:hAnsi="Times New Roman" w:cs="Times New Roman"/>
-                <w:sz w:val="24"/>
-                <w:szCs w:val="24"/>
-              </w:rPr>
-            </w:pPr>
-            <w:r>
-              <w:rPr>
-                <w:rFonts w:ascii="Times New Roman" w:eastAsia="Aptos" w:hAnsi="Times New Roman" w:cs="Times New Roman"/>
-                <w:sz w:val="24"/>
-                <w:szCs w:val="24"/>
-              </w:rPr>
-              <w:t>High 0, Medium 0, Low 0 after remediation</w:t>
+              <w:spacing w:before="0" w:after="0"/>
+            </w:pPr>
+            <w:r>
+              <w:rPr>
+                <w:sz w:val="16"/>
+              </w:rPr>
+              <w:t>Configured gate passed; passive M3/L6 -&gt; M0/L0; API M1/L3 -&gt; M1/L0</w:t>
             </w:r>
           </w:p>
         </w:tc>
@@ -28181,18 +26758,11 @@
           </w:tcPr>
           <w:p>
             <w:pPr>
-              <w:spacing w:after="0" w:line="480" w:lineRule="auto"/>
-              <w:rPr>
-                <w:rFonts w:ascii="Times New Roman" w:eastAsia="Aptos" w:hAnsi="Times New Roman" w:cs="Times New Roman"/>
-                <w:sz w:val="24"/>
-                <w:szCs w:val="24"/>
-              </w:rPr>
-            </w:pPr>
-            <w:r>
-              <w:rPr>
-                <w:rFonts w:ascii="Times New Roman" w:eastAsia="Aptos" w:hAnsi="Times New Roman" w:cs="Times New Roman"/>
-                <w:sz w:val="24"/>
-                <w:szCs w:val="24"/>
+              <w:spacing w:before="0" w:after="0"/>
+            </w:pPr>
+            <w:r>
+              <w:rPr>
+                <w:sz w:val="16"/>
               </w:rPr>
               <w:t>Performance</w:t>
             </w:r>
@@ -28204,20 +26774,13 @@
           </w:tcPr>
           <w:p>
             <w:pPr>
-              <w:spacing w:after="0" w:line="480" w:lineRule="auto"/>
-              <w:rPr>
-                <w:rFonts w:ascii="Times New Roman" w:eastAsia="Aptos" w:hAnsi="Times New Roman" w:cs="Times New Roman"/>
-                <w:sz w:val="24"/>
-                <w:szCs w:val="24"/>
-              </w:rPr>
-            </w:pPr>
-            <w:r>
-              <w:rPr>
-                <w:rFonts w:ascii="Times New Roman" w:eastAsia="Aptos" w:hAnsi="Times New Roman" w:cs="Times New Roman"/>
-                <w:sz w:val="24"/>
-                <w:szCs w:val="24"/>
-              </w:rPr>
-              <w:t>JMeter p95, throughput, error rate, soak/spike behavior</w:t>
+              <w:spacing w:before="0" w:after="0"/>
+            </w:pPr>
+            <w:r>
+              <w:rPr>
+                <w:sz w:val="16"/>
+              </w:rPr>
+              <w:t>JMeter p95, throughput, error rate, and gate</w:t>
             </w:r>
           </w:p>
         </w:tc>
@@ -28227,20 +26790,13 @@
           </w:tcPr>
           <w:p>
             <w:pPr>
-              <w:spacing w:after="0" w:line="480" w:lineRule="auto"/>
-              <w:rPr>
-                <w:rFonts w:ascii="Times New Roman" w:eastAsia="Aptos" w:hAnsi="Times New Roman" w:cs="Times New Roman"/>
-                <w:sz w:val="24"/>
-                <w:szCs w:val="24"/>
-              </w:rPr>
-            </w:pPr>
-            <w:r>
-              <w:rPr>
-                <w:rFonts w:ascii="Times New Roman" w:eastAsia="Aptos" w:hAnsi="Times New Roman" w:cs="Times New Roman"/>
-                <w:sz w:val="24"/>
-                <w:szCs w:val="24"/>
-              </w:rPr>
-              <w:t>Target: p50/p100/p500 pass with no error-rate regression</w:t>
+              <w:spacing w:before="0" w:after="0"/>
+            </w:pPr>
+            <w:r>
+              <w:rPr>
+                <w:sz w:val="16"/>
+              </w:rPr>
+              <w:t>p50/p100/p500 pass with no material latency regression</w:t>
             </w:r>
           </w:p>
         </w:tc>
@@ -28250,20 +26806,13 @@
           </w:tcPr>
           <w:p>
             <w:pPr>
-              <w:spacing w:after="0" w:line="480" w:lineRule="auto"/>
-              <w:rPr>
-                <w:rFonts w:ascii="Times New Roman" w:eastAsia="Aptos" w:hAnsi="Times New Roman" w:cs="Times New Roman"/>
-                <w:sz w:val="24"/>
-                <w:szCs w:val="24"/>
-              </w:rPr>
-            </w:pPr>
-            <w:r>
-              <w:rPr>
-                <w:rFonts w:ascii="Times New Roman" w:eastAsia="Aptos" w:hAnsi="Times New Roman" w:cs="Times New Roman"/>
-                <w:sz w:val="24"/>
-                <w:szCs w:val="24"/>
-              </w:rPr>
-              <w:t>Core profiles passed; soak/spike improved but drift remains monitored</w:t>
+              <w:spacing w:before="0" w:after="0"/>
+            </w:pPr>
+            <w:r>
+              <w:rPr>
+                <w:sz w:val="16"/>
+              </w:rPr>
+              <w:t>Remediation core gate FAIL; p100 and p500 exceeded thresholds</w:t>
             </w:r>
           </w:p>
         </w:tc>
@@ -28275,18 +26824,11 @@
           </w:tcPr>
           <w:p>
             <w:pPr>
-              <w:spacing w:after="0" w:line="480" w:lineRule="auto"/>
-              <w:rPr>
-                <w:rFonts w:ascii="Times New Roman" w:eastAsia="Aptos" w:hAnsi="Times New Roman" w:cs="Times New Roman"/>
-                <w:sz w:val="24"/>
-                <w:szCs w:val="24"/>
-              </w:rPr>
-            </w:pPr>
-            <w:r>
-              <w:rPr>
-                <w:rFonts w:ascii="Times New Roman" w:eastAsia="Aptos" w:hAnsi="Times New Roman" w:cs="Times New Roman"/>
-                <w:sz w:val="24"/>
-                <w:szCs w:val="24"/>
+              <w:spacing w:before="0" w:after="0"/>
+            </w:pPr>
+            <w:r>
+              <w:rPr>
+                <w:sz w:val="16"/>
               </w:rPr>
               <w:t>Maintainability</w:t>
             </w:r>
@@ -28298,18 +26840,11 @@
           </w:tcPr>
           <w:p>
             <w:pPr>
-              <w:spacing w:after="0" w:line="480" w:lineRule="auto"/>
-              <w:rPr>
-                <w:rFonts w:ascii="Times New Roman" w:eastAsia="Aptos" w:hAnsi="Times New Roman" w:cs="Times New Roman"/>
-                <w:sz w:val="24"/>
-                <w:szCs w:val="24"/>
-              </w:rPr>
-            </w:pPr>
-            <w:r>
-              <w:rPr>
-                <w:rFonts w:ascii="Times New Roman" w:eastAsia="Aptos" w:hAnsi="Times New Roman" w:cs="Times New Roman"/>
-                <w:sz w:val="24"/>
-                <w:szCs w:val="24"/>
+              <w:spacing w:before="0" w:after="0"/>
+            </w:pPr>
+            <w:r>
+              <w:rPr>
+                <w:sz w:val="16"/>
               </w:rPr>
               <w:t>Representative before/after code evidence</w:t>
             </w:r>
@@ -28321,20 +26856,13 @@
           </w:tcPr>
           <w:p>
             <w:pPr>
-              <w:spacing w:after="0" w:line="480" w:lineRule="auto"/>
-              <w:rPr>
-                <w:rFonts w:ascii="Times New Roman" w:eastAsia="Aptos" w:hAnsi="Times New Roman" w:cs="Times New Roman"/>
-                <w:sz w:val="24"/>
-                <w:szCs w:val="24"/>
-              </w:rPr>
-            </w:pPr>
-            <w:r>
-              <w:rPr>
-                <w:rFonts w:ascii="Times New Roman" w:eastAsia="Aptos" w:hAnsi="Times New Roman" w:cs="Times New Roman"/>
-                <w:sz w:val="24"/>
-                <w:szCs w:val="24"/>
-              </w:rPr>
-              <w:t>Target: selected code smells resolved with traceable branch evidence</w:t>
+              <w:spacing w:before="0" w:after="0"/>
+            </w:pPr>
+            <w:r>
+              <w:rPr>
+                <w:sz w:val="16"/>
+              </w:rPr>
+              <w:t>Selected code smells resolved with traceable branch evidence</w:t>
             </w:r>
           </w:p>
         </w:tc>
@@ -28344,18 +26872,11 @@
           </w:tcPr>
           <w:p>
             <w:pPr>
-              <w:spacing w:after="0" w:line="480" w:lineRule="auto"/>
-              <w:rPr>
-                <w:rFonts w:ascii="Times New Roman" w:eastAsia="Aptos" w:hAnsi="Times New Roman" w:cs="Times New Roman"/>
-                <w:sz w:val="24"/>
-                <w:szCs w:val="24"/>
-              </w:rPr>
-            </w:pPr>
-            <w:r>
-              <w:rPr>
-                <w:rFonts w:ascii="Times New Roman" w:eastAsia="Aptos" w:hAnsi="Times New Roman" w:cs="Times New Roman"/>
-                <w:sz w:val="24"/>
-                <w:szCs w:val="24"/>
+              <w:spacing w:before="0" w:after="0"/>
+            </w:pPr>
+            <w:r>
+              <w:rPr>
+                <w:sz w:val="16"/>
               </w:rPr>
               <w:t>DTO, middleware-order, and report-persistence examples documented</w:t>
             </w:r>
@@ -28442,12 +26963,7 @@
         </w:rPr>
       </w:pPr>
       <w:r>
-        <w:rPr>
-          <w:rFonts w:ascii="Times New Roman" w:eastAsia="Times New Roman" w:hAnsi="Times New Roman" w:cs="Times New Roman"/>
-          <w:sz w:val="24"/>
-          <w:szCs w:val="24"/>
-        </w:rPr>
-        <w:t>Code-quality comparison units: issue counts by SonarQube type, rule ID, affected file, quality-gate status, coverage percentage, duplicated-line density percentage, and fix description. The full report compares common baseline branch with SonarQube remediation branch.</w:t>
+        <w:t>Code-quality comparison units: fresh unique issue count, legacy issue type, SonarQube MQR software-quality impacts, rule ID, affected file, Quality Gate status, coverage percentage, duplicated-line density, and complexity. Legacy Bugs/Vulnerabilities/Code Smells and MQR Reliability/Security/Maintainability impacts are reported separately because the MQR impacts are non-exclusive and must not be summed as unique issues.</w:t>
       </w:r>
     </w:p>
     <w:p>
@@ -28460,12 +26976,7 @@
         </w:rPr>
       </w:pPr>
       <w:r>
-        <w:rPr>
-          <w:rFonts w:ascii="Times New Roman" w:eastAsia="Times New Roman" w:hAnsi="Times New Roman" w:cs="Times New Roman"/>
-          <w:sz w:val="24"/>
-          <w:szCs w:val="24"/>
-        </w:rPr>
-        <w:t>Observed SonarQube result: retained baseline C# findings decreased from 28 to 0, Bugs stayed at 0, Vulnerabilities stayed at 0, Code Smells decreased from 21 to 0, and Security Hotspots stayed at 0. The final rerun reached Quality Gate = OK, coverage = 74.3%, and duplicated lines density = 0.0%.</w:t>
+        <w:t>Observed fresh SonarQube result: 17 unique baseline issues decreased to 0. Under the legacy type metrics, Bugs stayed at 0, Vulnerabilities stayed at 0, Code Smells decreased from 17 to 0, and Security Hotspots stayed at 0. Under MQR impact classification, the baseline issues carried 2 Reliability, 1 Security, and 16 Maintainability impacts; these overlapping impact counts all fell to 0 after remediation. The Quality Gate remained OK, coverage changed from 74.4% to 74.3%, and duplicated-line density remained 0.0%.</w:t>
       </w:r>
     </w:p>
     <w:p>
@@ -28509,6 +27020,7 @@
       <w:tblPr>
         <w:tblStyle w:val="TableGrid0"/>
         <w:tblW w:w="9360" w:type="dxa"/>
+        <w:tblLayout w:type="autofit"/>
         <w:tblLook w:val="04A0" w:firstRow="1" w:lastRow="0" w:firstColumn="1" w:lastColumn="0" w:noHBand="0" w:noVBand="1"/>
       </w:tblPr>
       <w:tblGrid>
@@ -28527,19 +27039,12 @@
           </w:tcPr>
           <w:p>
             <w:pPr>
-              <w:spacing w:after="0" w:line="480" w:lineRule="auto"/>
-              <w:rPr>
-                <w:rFonts w:ascii="Times New Roman" w:eastAsia="Aptos" w:hAnsi="Times New Roman" w:cs="Times New Roman"/>
-                <w:sz w:val="24"/>
-                <w:szCs w:val="24"/>
-              </w:rPr>
-            </w:pPr>
-            <w:r>
-              <w:rPr>
-                <w:rFonts w:ascii="Times New Roman" w:eastAsia="Aptos" w:hAnsi="Times New Roman" w:cs="Times New Roman"/>
+              <w:spacing w:before="0" w:after="0"/>
+            </w:pPr>
+            <w:r>
+              <w:rPr>
                 <w:b/>
-                <w:sz w:val="24"/>
-                <w:szCs w:val="24"/>
+                <w:sz w:val="16"/>
               </w:rPr>
               <w:t>Metric</w:t>
             </w:r>
@@ -28551,19 +27056,12 @@
           </w:tcPr>
           <w:p>
             <w:pPr>
-              <w:spacing w:after="0" w:line="480" w:lineRule="auto"/>
-              <w:rPr>
-                <w:rFonts w:ascii="Times New Roman" w:eastAsia="Aptos" w:hAnsi="Times New Roman" w:cs="Times New Roman"/>
-                <w:sz w:val="24"/>
-                <w:szCs w:val="24"/>
-              </w:rPr>
-            </w:pPr>
-            <w:r>
-              <w:rPr>
-                <w:rFonts w:ascii="Times New Roman" w:eastAsia="Aptos" w:hAnsi="Times New Roman" w:cs="Times New Roman"/>
+              <w:spacing w:before="0" w:after="0"/>
+            </w:pPr>
+            <w:r>
+              <w:rPr>
                 <w:b/>
-                <w:sz w:val="24"/>
-                <w:szCs w:val="24"/>
+                <w:sz w:val="16"/>
               </w:rPr>
               <w:t>Baseline</w:t>
             </w:r>
@@ -28575,19 +27073,12 @@
           </w:tcPr>
           <w:p>
             <w:pPr>
-              <w:spacing w:after="0" w:line="480" w:lineRule="auto"/>
-              <w:rPr>
-                <w:rFonts w:ascii="Times New Roman" w:eastAsia="Aptos" w:hAnsi="Times New Roman" w:cs="Times New Roman"/>
-                <w:sz w:val="24"/>
-                <w:szCs w:val="24"/>
-              </w:rPr>
-            </w:pPr>
-            <w:r>
-              <w:rPr>
-                <w:rFonts w:ascii="Times New Roman" w:eastAsia="Aptos" w:hAnsi="Times New Roman" w:cs="Times New Roman"/>
+              <w:spacing w:before="0" w:after="0"/>
+            </w:pPr>
+            <w:r>
+              <w:rPr>
                 <w:b/>
-                <w:sz w:val="24"/>
-                <w:szCs w:val="24"/>
+                <w:sz w:val="16"/>
               </w:rPr>
               <w:t>After fixes</w:t>
             </w:r>
@@ -28599,19 +27090,12 @@
           </w:tcPr>
           <w:p>
             <w:pPr>
-              <w:spacing w:after="0" w:line="480" w:lineRule="auto"/>
-              <w:rPr>
-                <w:rFonts w:ascii="Times New Roman" w:eastAsia="Aptos" w:hAnsi="Times New Roman" w:cs="Times New Roman"/>
-                <w:sz w:val="24"/>
-                <w:szCs w:val="24"/>
-              </w:rPr>
-            </w:pPr>
-            <w:r>
-              <w:rPr>
-                <w:rFonts w:ascii="Times New Roman" w:eastAsia="Aptos" w:hAnsi="Times New Roman" w:cs="Times New Roman"/>
+              <w:spacing w:before="0" w:after="0"/>
+            </w:pPr>
+            <w:r>
+              <w:rPr>
                 <w:b/>
-                <w:sz w:val="24"/>
-                <w:szCs w:val="24"/>
+                <w:sz w:val="16"/>
               </w:rPr>
               <w:t>Interpretation</w:t>
             </w:r>
@@ -28625,20 +27109,13 @@
           </w:tcPr>
           <w:p>
             <w:pPr>
-              <w:spacing w:after="0" w:line="480" w:lineRule="auto"/>
-              <w:rPr>
-                <w:rFonts w:ascii="Times New Roman" w:eastAsia="Aptos" w:hAnsi="Times New Roman" w:cs="Times New Roman"/>
-                <w:sz w:val="24"/>
-                <w:szCs w:val="24"/>
-              </w:rPr>
-            </w:pPr>
-            <w:r>
-              <w:rPr>
-                <w:rFonts w:ascii="Times New Roman" w:eastAsia="Aptos" w:hAnsi="Times New Roman" w:cs="Times New Roman"/>
-                <w:sz w:val="24"/>
-                <w:szCs w:val="24"/>
-              </w:rPr>
-              <w:t>Bugs</w:t>
+              <w:spacing w:before="0" w:after="0"/>
+            </w:pPr>
+            <w:r>
+              <w:rPr>
+                <w:sz w:val="16"/>
+              </w:rPr>
+              <w:t>Total unique issues</w:t>
             </w:r>
           </w:p>
         </w:tc>
@@ -28648,18 +27125,27 @@
           </w:tcPr>
           <w:p>
             <w:pPr>
-              <w:spacing w:after="0" w:line="480" w:lineRule="auto"/>
-              <w:rPr>
-                <w:rFonts w:ascii="Times New Roman" w:eastAsia="Aptos" w:hAnsi="Times New Roman" w:cs="Times New Roman"/>
-                <w:sz w:val="24"/>
-                <w:szCs w:val="24"/>
-              </w:rPr>
-            </w:pPr>
-            <w:r>
-              <w:rPr>
-                <w:rFonts w:ascii="Times New Roman" w:eastAsia="Aptos" w:hAnsi="Times New Roman" w:cs="Times New Roman"/>
-                <w:sz w:val="24"/>
-                <w:szCs w:val="24"/>
+              <w:spacing w:before="0" w:after="0"/>
+            </w:pPr>
+            <w:r>
+              <w:rPr>
+                <w:sz w:val="16"/>
+              </w:rPr>
+              <w:t>17</w:t>
+            </w:r>
+          </w:p>
+        </w:tc>
+        <w:tc>
+          <w:tcPr>
+            <w:tcW w:w="2340" w:type="dxa"/>
+          </w:tcPr>
+          <w:p>
+            <w:pPr>
+              <w:spacing w:before="0" w:after="0"/>
+            </w:pPr>
+            <w:r>
+              <w:rPr>
+                <w:sz w:val="16"/>
               </w:rPr>
               <w:t>0</w:t>
             </w:r>
@@ -28671,43 +27157,13 @@
           </w:tcPr>
           <w:p>
             <w:pPr>
-              <w:spacing w:after="0" w:line="480" w:lineRule="auto"/>
-              <w:rPr>
-                <w:rFonts w:ascii="Times New Roman" w:eastAsia="Aptos" w:hAnsi="Times New Roman" w:cs="Times New Roman"/>
-                <w:sz w:val="24"/>
-                <w:szCs w:val="24"/>
-              </w:rPr>
-            </w:pPr>
-            <w:r>
-              <w:rPr>
-                <w:rFonts w:ascii="Times New Roman" w:eastAsia="Aptos" w:hAnsi="Times New Roman" w:cs="Times New Roman"/>
-                <w:sz w:val="24"/>
-                <w:szCs w:val="24"/>
-              </w:rPr>
-              <w:t>0</w:t>
-            </w:r>
-          </w:p>
-        </w:tc>
-        <w:tc>
-          <w:tcPr>
-            <w:tcW w:w="2340" w:type="dxa"/>
-          </w:tcPr>
-          <w:p>
-            <w:pPr>
-              <w:spacing w:after="0" w:line="480" w:lineRule="auto"/>
-              <w:rPr>
-                <w:rFonts w:ascii="Times New Roman" w:eastAsia="Aptos" w:hAnsi="Times New Roman" w:cs="Times New Roman"/>
-                <w:sz w:val="24"/>
-                <w:szCs w:val="24"/>
-              </w:rPr>
-            </w:pPr>
-            <w:r>
-              <w:rPr>
-                <w:rFonts w:ascii="Times New Roman" w:eastAsia="Aptos" w:hAnsi="Times New Roman" w:cs="Times New Roman"/>
-                <w:sz w:val="24"/>
-                <w:szCs w:val="24"/>
-              </w:rPr>
-              <w:t>No regression</w:t>
+              <w:spacing w:before="0" w:after="0"/>
+            </w:pPr>
+            <w:r>
+              <w:rPr>
+                <w:sz w:val="16"/>
+              </w:rPr>
+              <w:t>All fresh baseline issues closed</w:t>
             </w:r>
           </w:p>
         </w:tc>
@@ -28719,20 +27175,13 @@
           </w:tcPr>
           <w:p>
             <w:pPr>
-              <w:spacing w:after="0" w:line="480" w:lineRule="auto"/>
-              <w:rPr>
-                <w:rFonts w:ascii="Times New Roman" w:eastAsia="Aptos" w:hAnsi="Times New Roman" w:cs="Times New Roman"/>
-                <w:sz w:val="24"/>
-                <w:szCs w:val="24"/>
-              </w:rPr>
-            </w:pPr>
-            <w:r>
-              <w:rPr>
-                <w:rFonts w:ascii="Times New Roman" w:eastAsia="Aptos" w:hAnsi="Times New Roman" w:cs="Times New Roman"/>
-                <w:sz w:val="24"/>
-                <w:szCs w:val="24"/>
-              </w:rPr>
-              <w:t>Vulnerabilities</w:t>
+              <w:spacing w:before="0" w:after="0"/>
+            </w:pPr>
+            <w:r>
+              <w:rPr>
+                <w:sz w:val="16"/>
+              </w:rPr>
+              <w:t>Code smells (legacy type)</w:t>
             </w:r>
           </w:p>
         </w:tc>
@@ -28742,18 +27191,27 @@
           </w:tcPr>
           <w:p>
             <w:pPr>
-              <w:spacing w:after="0" w:line="480" w:lineRule="auto"/>
-              <w:rPr>
-                <w:rFonts w:ascii="Times New Roman" w:eastAsia="Aptos" w:hAnsi="Times New Roman" w:cs="Times New Roman"/>
-                <w:sz w:val="24"/>
-                <w:szCs w:val="24"/>
-              </w:rPr>
-            </w:pPr>
-            <w:r>
-              <w:rPr>
-                <w:rFonts w:ascii="Times New Roman" w:eastAsia="Aptos" w:hAnsi="Times New Roman" w:cs="Times New Roman"/>
-                <w:sz w:val="24"/>
-                <w:szCs w:val="24"/>
+              <w:spacing w:before="0" w:after="0"/>
+            </w:pPr>
+            <w:r>
+              <w:rPr>
+                <w:sz w:val="16"/>
+              </w:rPr>
+              <w:t>17</w:t>
+            </w:r>
+          </w:p>
+        </w:tc>
+        <w:tc>
+          <w:tcPr>
+            <w:tcW w:w="2340" w:type="dxa"/>
+          </w:tcPr>
+          <w:p>
+            <w:pPr>
+              <w:spacing w:before="0" w:after="0"/>
+            </w:pPr>
+            <w:r>
+              <w:rPr>
+                <w:sz w:val="16"/>
               </w:rPr>
               <w:t>0</w:t>
             </w:r>
@@ -28765,43 +27223,13 @@
           </w:tcPr>
           <w:p>
             <w:pPr>
-              <w:spacing w:after="0" w:line="480" w:lineRule="auto"/>
-              <w:rPr>
-                <w:rFonts w:ascii="Times New Roman" w:eastAsia="Aptos" w:hAnsi="Times New Roman" w:cs="Times New Roman"/>
-                <w:sz w:val="24"/>
-                <w:szCs w:val="24"/>
-              </w:rPr>
-            </w:pPr>
-            <w:r>
-              <w:rPr>
-                <w:rFonts w:ascii="Times New Roman" w:eastAsia="Aptos" w:hAnsi="Times New Roman" w:cs="Times New Roman"/>
-                <w:sz w:val="24"/>
-                <w:szCs w:val="24"/>
-              </w:rPr>
-              <w:t>0</w:t>
-            </w:r>
-          </w:p>
-        </w:tc>
-        <w:tc>
-          <w:tcPr>
-            <w:tcW w:w="2340" w:type="dxa"/>
-          </w:tcPr>
-          <w:p>
-            <w:pPr>
-              <w:spacing w:after="0" w:line="480" w:lineRule="auto"/>
-              <w:rPr>
-                <w:rFonts w:ascii="Times New Roman" w:eastAsia="Aptos" w:hAnsi="Times New Roman" w:cs="Times New Roman"/>
-                <w:sz w:val="24"/>
-                <w:szCs w:val="24"/>
-              </w:rPr>
-            </w:pPr>
-            <w:r>
-              <w:rPr>
-                <w:rFonts w:ascii="Times New Roman" w:eastAsia="Aptos" w:hAnsi="Times New Roman" w:cs="Times New Roman"/>
-                <w:sz w:val="24"/>
-                <w:szCs w:val="24"/>
-              </w:rPr>
-              <w:t>No regression</w:t>
+              <w:spacing w:before="0" w:after="0"/>
+            </w:pPr>
+            <w:r>
+              <w:rPr>
+                <w:sz w:val="16"/>
+              </w:rPr>
+              <w:t>Legacy issue-type count</w:t>
             </w:r>
           </w:p>
         </w:tc>
@@ -28813,20 +27241,13 @@
           </w:tcPr>
           <w:p>
             <w:pPr>
-              <w:spacing w:after="0" w:line="480" w:lineRule="auto"/>
-              <w:rPr>
-                <w:rFonts w:ascii="Times New Roman" w:eastAsia="Aptos" w:hAnsi="Times New Roman" w:cs="Times New Roman"/>
-                <w:sz w:val="24"/>
-                <w:szCs w:val="24"/>
-              </w:rPr>
-            </w:pPr>
-            <w:r>
-              <w:rPr>
-                <w:rFonts w:ascii="Times New Roman" w:eastAsia="Aptos" w:hAnsi="Times New Roman" w:cs="Times New Roman"/>
-                <w:sz w:val="24"/>
-                <w:szCs w:val="24"/>
-              </w:rPr>
-              <w:t>Code smells</w:t>
+              <w:spacing w:before="0" w:after="0"/>
+            </w:pPr>
+            <w:r>
+              <w:rPr>
+                <w:sz w:val="16"/>
+              </w:rPr>
+              <w:t>Bugs (legacy type)</w:t>
             </w:r>
           </w:p>
         </w:tc>
@@ -28836,20 +27257,13 @@
           </w:tcPr>
           <w:p>
             <w:pPr>
-              <w:spacing w:after="0" w:line="480" w:lineRule="auto"/>
-              <w:rPr>
-                <w:rFonts w:ascii="Times New Roman" w:eastAsia="Aptos" w:hAnsi="Times New Roman" w:cs="Times New Roman"/>
-                <w:sz w:val="24"/>
-                <w:szCs w:val="24"/>
-              </w:rPr>
-            </w:pPr>
-            <w:r>
-              <w:rPr>
-                <w:rFonts w:ascii="Times New Roman" w:eastAsia="Aptos" w:hAnsi="Times New Roman" w:cs="Times New Roman"/>
-                <w:sz w:val="24"/>
-                <w:szCs w:val="24"/>
-              </w:rPr>
-              <w:t>21</w:t>
+              <w:spacing w:before="0" w:after="0"/>
+            </w:pPr>
+            <w:r>
+              <w:rPr>
+                <w:sz w:val="16"/>
+              </w:rPr>
+              <w:t>0</w:t>
             </w:r>
           </w:p>
         </w:tc>
@@ -28859,18 +27273,11 @@
           </w:tcPr>
           <w:p>
             <w:pPr>
-              <w:spacing w:after="0" w:line="480" w:lineRule="auto"/>
-              <w:rPr>
-                <w:rFonts w:ascii="Times New Roman" w:eastAsia="Aptos" w:hAnsi="Times New Roman" w:cs="Times New Roman"/>
-                <w:sz w:val="24"/>
-                <w:szCs w:val="24"/>
-              </w:rPr>
-            </w:pPr>
-            <w:r>
-              <w:rPr>
-                <w:rFonts w:ascii="Times New Roman" w:eastAsia="Aptos" w:hAnsi="Times New Roman" w:cs="Times New Roman"/>
-                <w:sz w:val="24"/>
-                <w:szCs w:val="24"/>
+              <w:spacing w:before="0" w:after="0"/>
+            </w:pPr>
+            <w:r>
+              <w:rPr>
+                <w:sz w:val="16"/>
               </w:rPr>
               <w:t>0</w:t>
             </w:r>
@@ -28882,20 +27289,13 @@
           </w:tcPr>
           <w:p>
             <w:pPr>
-              <w:spacing w:after="0" w:line="480" w:lineRule="auto"/>
-              <w:rPr>
-                <w:rFonts w:ascii="Times New Roman" w:eastAsia="Aptos" w:hAnsi="Times New Roman" w:cs="Times New Roman"/>
-                <w:sz w:val="24"/>
-                <w:szCs w:val="24"/>
-              </w:rPr>
-            </w:pPr>
-            <w:r>
-              <w:rPr>
-                <w:rFonts w:ascii="Times New Roman" w:eastAsia="Aptos" w:hAnsi="Times New Roman" w:cs="Times New Roman"/>
-                <w:sz w:val="24"/>
-                <w:szCs w:val="24"/>
-              </w:rPr>
-              <w:t>All retained code-smell findings closed</w:t>
+              <w:spacing w:before="0" w:after="0"/>
+            </w:pPr>
+            <w:r>
+              <w:rPr>
+                <w:sz w:val="16"/>
+              </w:rPr>
+              <w:t>No legacy BUG-type issues</w:t>
             </w:r>
           </w:p>
         </w:tc>
@@ -28907,21 +27307,13 @@
           </w:tcPr>
           <w:p>
             <w:pPr>
-              <w:spacing w:after="0" w:line="480" w:lineRule="auto"/>
-              <w:rPr>
-                <w:rFonts w:ascii="Times New Roman" w:eastAsia="Aptos" w:hAnsi="Times New Roman" w:cs="Times New Roman"/>
-                <w:sz w:val="24"/>
-                <w:szCs w:val="24"/>
-              </w:rPr>
-            </w:pPr>
-            <w:r>
-              <w:rPr>
-                <w:rFonts w:ascii="Times New Roman" w:eastAsia="Aptos" w:hAnsi="Times New Roman" w:cs="Times New Roman"/>
-                <w:sz w:val="24"/>
-                <w:szCs w:val="24"/>
-              </w:rPr>
-              <w:lastRenderedPageBreak/>
-              <w:t>Security hotspots</w:t>
+              <w:spacing w:before="0" w:after="0"/>
+            </w:pPr>
+            <w:r>
+              <w:rPr>
+                <w:sz w:val="16"/>
+              </w:rPr>
+              <w:t>Vulnerabilities (legacy type)</w:t>
             </w:r>
           </w:p>
         </w:tc>
@@ -28931,18 +27323,11 @@
           </w:tcPr>
           <w:p>
             <w:pPr>
-              <w:spacing w:after="0" w:line="480" w:lineRule="auto"/>
-              <w:rPr>
-                <w:rFonts w:ascii="Times New Roman" w:eastAsia="Aptos" w:hAnsi="Times New Roman" w:cs="Times New Roman"/>
-                <w:sz w:val="24"/>
-                <w:szCs w:val="24"/>
-              </w:rPr>
-            </w:pPr>
-            <w:r>
-              <w:rPr>
-                <w:rFonts w:ascii="Times New Roman" w:eastAsia="Aptos" w:hAnsi="Times New Roman" w:cs="Times New Roman"/>
-                <w:sz w:val="24"/>
-                <w:szCs w:val="24"/>
+              <w:spacing w:before="0" w:after="0"/>
+            </w:pPr>
+            <w:r>
+              <w:rPr>
+                <w:sz w:val="16"/>
               </w:rPr>
               <w:t>0</w:t>
             </w:r>
@@ -28954,18 +27339,11 @@
           </w:tcPr>
           <w:p>
             <w:pPr>
-              <w:spacing w:after="0" w:line="480" w:lineRule="auto"/>
-              <w:rPr>
-                <w:rFonts w:ascii="Times New Roman" w:eastAsia="Aptos" w:hAnsi="Times New Roman" w:cs="Times New Roman"/>
-                <w:sz w:val="24"/>
-                <w:szCs w:val="24"/>
-              </w:rPr>
-            </w:pPr>
-            <w:r>
-              <w:rPr>
-                <w:rFonts w:ascii="Times New Roman" w:eastAsia="Aptos" w:hAnsi="Times New Roman" w:cs="Times New Roman"/>
-                <w:sz w:val="24"/>
-                <w:szCs w:val="24"/>
+              <w:spacing w:before="0" w:after="0"/>
+            </w:pPr>
+            <w:r>
+              <w:rPr>
+                <w:sz w:val="16"/>
               </w:rPr>
               <w:t>0</w:t>
             </w:r>
@@ -28977,20 +27355,13 @@
           </w:tcPr>
           <w:p>
             <w:pPr>
-              <w:spacing w:after="0" w:line="480" w:lineRule="auto"/>
-              <w:rPr>
-                <w:rFonts w:ascii="Times New Roman" w:eastAsia="Aptos" w:hAnsi="Times New Roman" w:cs="Times New Roman"/>
-                <w:sz w:val="24"/>
-                <w:szCs w:val="24"/>
-              </w:rPr>
-            </w:pPr>
-            <w:r>
-              <w:rPr>
-                <w:rFonts w:ascii="Times New Roman" w:eastAsia="Aptos" w:hAnsi="Times New Roman" w:cs="Times New Roman"/>
-                <w:sz w:val="24"/>
-                <w:szCs w:val="24"/>
-              </w:rPr>
-              <w:t>No regression</w:t>
+              <w:spacing w:before="0" w:after="0"/>
+            </w:pPr>
+            <w:r>
+              <w:rPr>
+                <w:sz w:val="16"/>
+              </w:rPr>
+              <w:t>No legacy VULNERABILITY-type issues</w:t>
             </w:r>
           </w:p>
         </w:tc>
@@ -29002,20 +27373,13 @@
           </w:tcPr>
           <w:p>
             <w:pPr>
-              <w:spacing w:after="0" w:line="480" w:lineRule="auto"/>
-              <w:rPr>
-                <w:rFonts w:ascii="Times New Roman" w:eastAsia="Aptos" w:hAnsi="Times New Roman" w:cs="Times New Roman"/>
-                <w:sz w:val="24"/>
-                <w:szCs w:val="24"/>
-              </w:rPr>
-            </w:pPr>
-            <w:r>
-              <w:rPr>
-                <w:rFonts w:ascii="Times New Roman" w:eastAsia="Aptos" w:hAnsi="Times New Roman" w:cs="Times New Roman"/>
-                <w:sz w:val="24"/>
-                <w:szCs w:val="24"/>
-              </w:rPr>
-              <w:t>Coverage</w:t>
+              <w:spacing w:before="0" w:after="0"/>
+            </w:pPr>
+            <w:r>
+              <w:rPr>
+                <w:sz w:val="16"/>
+              </w:rPr>
+              <w:t>Reliability impacts (MQR)*</w:t>
             </w:r>
           </w:p>
         </w:tc>
@@ -29025,20 +27389,13 @@
           </w:tcPr>
           <w:p>
             <w:pPr>
-              <w:spacing w:after="0" w:line="480" w:lineRule="auto"/>
-              <w:rPr>
-                <w:rFonts w:ascii="Times New Roman" w:eastAsia="Aptos" w:hAnsi="Times New Roman" w:cs="Times New Roman"/>
-                <w:sz w:val="24"/>
-                <w:szCs w:val="24"/>
-              </w:rPr>
-            </w:pPr>
-            <w:r>
-              <w:rPr>
-                <w:rFonts w:ascii="Times New Roman" w:eastAsia="Aptos" w:hAnsi="Times New Roman" w:cs="Times New Roman"/>
-                <w:sz w:val="24"/>
-                <w:szCs w:val="24"/>
-              </w:rPr>
-              <w:t>74.3%</w:t>
+              <w:spacing w:before="0" w:after="0"/>
+            </w:pPr>
+            <w:r>
+              <w:rPr>
+                <w:sz w:val="16"/>
+              </w:rPr>
+              <w:t>2</w:t>
             </w:r>
           </w:p>
         </w:tc>
@@ -29048,20 +27405,13 @@
           </w:tcPr>
           <w:p>
             <w:pPr>
-              <w:spacing w:after="0" w:line="480" w:lineRule="auto"/>
-              <w:rPr>
-                <w:rFonts w:ascii="Times New Roman" w:eastAsia="Aptos" w:hAnsi="Times New Roman" w:cs="Times New Roman"/>
-                <w:sz w:val="24"/>
-                <w:szCs w:val="24"/>
-              </w:rPr>
-            </w:pPr>
-            <w:r>
-              <w:rPr>
-                <w:rFonts w:ascii="Times New Roman" w:eastAsia="Aptos" w:hAnsi="Times New Roman" w:cs="Times New Roman"/>
-                <w:sz w:val="24"/>
-                <w:szCs w:val="24"/>
-              </w:rPr>
-              <w:t>74.3%</w:t>
+              <w:spacing w:before="0" w:after="0"/>
+            </w:pPr>
+            <w:r>
+              <w:rPr>
+                <w:sz w:val="16"/>
+              </w:rPr>
+              <w:t>0</w:t>
             </w:r>
           </w:p>
         </w:tc>
@@ -29071,20 +27421,13 @@
           </w:tcPr>
           <w:p>
             <w:pPr>
-              <w:spacing w:after="0" w:line="480" w:lineRule="auto"/>
-              <w:rPr>
-                <w:rFonts w:ascii="Times New Roman" w:eastAsia="Aptos" w:hAnsi="Times New Roman" w:cs="Times New Roman"/>
-                <w:sz w:val="24"/>
-                <w:szCs w:val="24"/>
-              </w:rPr>
-            </w:pPr>
-            <w:r>
-              <w:rPr>
-                <w:rFonts w:ascii="Times New Roman" w:eastAsia="Aptos" w:hAnsi="Times New Roman" w:cs="Times New Roman"/>
-                <w:sz w:val="24"/>
-                <w:szCs w:val="24"/>
-              </w:rPr>
-              <w:t>Preserved measured coverage</w:t>
+              <w:spacing w:before="0" w:after="0"/>
+            </w:pPr>
+            <w:r>
+              <w:rPr>
+                <w:sz w:val="16"/>
+              </w:rPr>
+              <w:t>Overlapping software-quality impact</w:t>
             </w:r>
           </w:p>
         </w:tc>
@@ -29096,18 +27439,275 @@
           </w:tcPr>
           <w:p>
             <w:pPr>
-              <w:spacing w:after="0" w:line="480" w:lineRule="auto"/>
-              <w:rPr>
-                <w:rFonts w:ascii="Times New Roman" w:eastAsia="Aptos" w:hAnsi="Times New Roman" w:cs="Times New Roman"/>
-                <w:sz w:val="24"/>
-                <w:szCs w:val="24"/>
-              </w:rPr>
-            </w:pPr>
-            <w:r>
-              <w:rPr>
-                <w:rFonts w:ascii="Times New Roman" w:eastAsia="Aptos" w:hAnsi="Times New Roman" w:cs="Times New Roman"/>
-                <w:sz w:val="24"/>
-                <w:szCs w:val="24"/>
+              <w:spacing w:before="0" w:after="0"/>
+            </w:pPr>
+            <w:r>
+              <w:rPr>
+                <w:sz w:val="16"/>
+              </w:rPr>
+              <w:t>Security impacts (MQR)*</w:t>
+            </w:r>
+          </w:p>
+        </w:tc>
+        <w:tc>
+          <w:tcPr>
+            <w:tcW w:w="2340" w:type="dxa"/>
+          </w:tcPr>
+          <w:p>
+            <w:pPr>
+              <w:spacing w:before="0" w:after="0"/>
+            </w:pPr>
+            <w:r>
+              <w:rPr>
+                <w:sz w:val="16"/>
+              </w:rPr>
+              <w:t>1</w:t>
+            </w:r>
+          </w:p>
+        </w:tc>
+        <w:tc>
+          <w:tcPr>
+            <w:tcW w:w="2340" w:type="dxa"/>
+          </w:tcPr>
+          <w:p>
+            <w:pPr>
+              <w:spacing w:before="0" w:after="0"/>
+            </w:pPr>
+            <w:r>
+              <w:rPr>
+                <w:sz w:val="16"/>
+              </w:rPr>
+              <w:t>0</w:t>
+            </w:r>
+          </w:p>
+        </w:tc>
+        <w:tc>
+          <w:tcPr>
+            <w:tcW w:w="2340" w:type="dxa"/>
+          </w:tcPr>
+          <w:p>
+            <w:pPr>
+              <w:spacing w:before="0" w:after="0"/>
+            </w:pPr>
+            <w:r>
+              <w:rPr>
+                <w:sz w:val="16"/>
+              </w:rPr>
+              <w:t>Overlapping software-quality impact</w:t>
+            </w:r>
+          </w:p>
+        </w:tc>
+      </w:tr>
+      <w:tr>
+        <w:tc>
+          <w:tcPr>
+            <w:tcW w:type="dxa" w:w="2340"/>
+          </w:tcPr>
+          <w:p>
+            <w:pPr>
+              <w:spacing w:before="0" w:after="0"/>
+            </w:pPr>
+            <w:r>
+              <w:rPr>
+                <w:sz w:val="16"/>
+              </w:rPr>
+              <w:t>Maintainability impacts (MQR)*</w:t>
+            </w:r>
+          </w:p>
+        </w:tc>
+        <w:tc>
+          <w:tcPr>
+            <w:tcW w:type="dxa" w:w="2340"/>
+          </w:tcPr>
+          <w:p>
+            <w:pPr>
+              <w:spacing w:before="0" w:after="0"/>
+            </w:pPr>
+            <w:r>
+              <w:rPr>
+                <w:sz w:val="16"/>
+              </w:rPr>
+              <w:t>16</w:t>
+            </w:r>
+          </w:p>
+        </w:tc>
+        <w:tc>
+          <w:tcPr>
+            <w:tcW w:type="dxa" w:w="2340"/>
+          </w:tcPr>
+          <w:p>
+            <w:pPr>
+              <w:spacing w:before="0" w:after="0"/>
+            </w:pPr>
+            <w:r>
+              <w:rPr>
+                <w:sz w:val="16"/>
+              </w:rPr>
+              <w:t>0</w:t>
+            </w:r>
+          </w:p>
+        </w:tc>
+        <w:tc>
+          <w:tcPr>
+            <w:tcW w:type="dxa" w:w="2340"/>
+          </w:tcPr>
+          <w:p>
+            <w:pPr>
+              <w:spacing w:before="0" w:after="0"/>
+            </w:pPr>
+            <w:r>
+              <w:rPr>
+                <w:sz w:val="16"/>
+              </w:rPr>
+              <w:t>Overlapping software-quality impact</w:t>
+            </w:r>
+          </w:p>
+        </w:tc>
+      </w:tr>
+      <w:tr>
+        <w:tc>
+          <w:tcPr>
+            <w:tcW w:type="dxa" w:w="2340"/>
+          </w:tcPr>
+          <w:p>
+            <w:pPr>
+              <w:spacing w:before="0" w:after="0"/>
+            </w:pPr>
+            <w:r>
+              <w:rPr>
+                <w:sz w:val="16"/>
+              </w:rPr>
+              <w:t>Security hotspots</w:t>
+            </w:r>
+          </w:p>
+        </w:tc>
+        <w:tc>
+          <w:tcPr>
+            <w:tcW w:type="dxa" w:w="2340"/>
+          </w:tcPr>
+          <w:p>
+            <w:pPr>
+              <w:spacing w:before="0" w:after="0"/>
+            </w:pPr>
+            <w:r>
+              <w:rPr>
+                <w:sz w:val="16"/>
+              </w:rPr>
+              <w:t>0</w:t>
+            </w:r>
+          </w:p>
+        </w:tc>
+        <w:tc>
+          <w:tcPr>
+            <w:tcW w:type="dxa" w:w="2340"/>
+          </w:tcPr>
+          <w:p>
+            <w:pPr>
+              <w:spacing w:before="0" w:after="0"/>
+            </w:pPr>
+            <w:r>
+              <w:rPr>
+                <w:sz w:val="16"/>
+              </w:rPr>
+              <w:t>0</w:t>
+            </w:r>
+          </w:p>
+        </w:tc>
+        <w:tc>
+          <w:tcPr>
+            <w:tcW w:type="dxa" w:w="2340"/>
+          </w:tcPr>
+          <w:p>
+            <w:pPr>
+              <w:spacing w:before="0" w:after="0"/>
+            </w:pPr>
+            <w:r>
+              <w:rPr>
+                <w:sz w:val="16"/>
+              </w:rPr>
+              <w:t>No hotspots reported</w:t>
+            </w:r>
+          </w:p>
+        </w:tc>
+      </w:tr>
+      <w:tr>
+        <w:tc>
+          <w:tcPr>
+            <w:tcW w:type="dxa" w:w="2340"/>
+          </w:tcPr>
+          <w:p>
+            <w:pPr>
+              <w:spacing w:before="0" w:after="0"/>
+            </w:pPr>
+            <w:r>
+              <w:rPr>
+                <w:sz w:val="16"/>
+              </w:rPr>
+              <w:t>Coverage</w:t>
+            </w:r>
+          </w:p>
+        </w:tc>
+        <w:tc>
+          <w:tcPr>
+            <w:tcW w:type="dxa" w:w="2340"/>
+          </w:tcPr>
+          <w:p>
+            <w:pPr>
+              <w:spacing w:before="0" w:after="0"/>
+            </w:pPr>
+            <w:r>
+              <w:rPr>
+                <w:sz w:val="16"/>
+              </w:rPr>
+              <w:t>74.4%</w:t>
+            </w:r>
+          </w:p>
+        </w:tc>
+        <w:tc>
+          <w:tcPr>
+            <w:tcW w:type="dxa" w:w="2340"/>
+          </w:tcPr>
+          <w:p>
+            <w:pPr>
+              <w:spacing w:before="0" w:after="0"/>
+            </w:pPr>
+            <w:r>
+              <w:rPr>
+                <w:sz w:val="16"/>
+              </w:rPr>
+              <w:t>74.3%</w:t>
+            </w:r>
+          </w:p>
+        </w:tc>
+        <w:tc>
+          <w:tcPr>
+            <w:tcW w:type="dxa" w:w="2340"/>
+          </w:tcPr>
+          <w:p>
+            <w:pPr>
+              <w:spacing w:before="0" w:after="0"/>
+            </w:pPr>
+            <w:r>
+              <w:rPr>
+                <w:sz w:val="16"/>
+              </w:rPr>
+              <w:t>Decreased by 0.1 percentage points</w:t>
+            </w:r>
+          </w:p>
+        </w:tc>
+      </w:tr>
+      <w:tr>
+        <w:tc>
+          <w:tcPr>
+            <w:tcW w:type="dxa" w:w="2340"/>
+          </w:tcPr>
+          <w:p>
+            <w:pPr>
+              <w:spacing w:before="0" w:after="0"/>
+            </w:pPr>
+            <w:r>
+              <w:rPr>
+                <w:sz w:val="16"/>
               </w:rPr>
               <w:t>Duplicated lines</w:t>
             </w:r>
@@ -29115,22 +27715,15 @@
         </w:tc>
         <w:tc>
           <w:tcPr>
-            <w:tcW w:w="2340" w:type="dxa"/>
-          </w:tcPr>
-          <w:p>
-            <w:pPr>
-              <w:spacing w:after="0" w:line="480" w:lineRule="auto"/>
-              <w:rPr>
-                <w:rFonts w:ascii="Times New Roman" w:eastAsia="Aptos" w:hAnsi="Times New Roman" w:cs="Times New Roman"/>
-                <w:sz w:val="24"/>
-                <w:szCs w:val="24"/>
-              </w:rPr>
-            </w:pPr>
-            <w:r>
-              <w:rPr>
-                <w:rFonts w:ascii="Times New Roman" w:eastAsia="Aptos" w:hAnsi="Times New Roman" w:cs="Times New Roman"/>
-                <w:sz w:val="24"/>
-                <w:szCs w:val="24"/>
+            <w:tcW w:type="dxa" w:w="2340"/>
+          </w:tcPr>
+          <w:p>
+            <w:pPr>
+              <w:spacing w:before="0" w:after="0"/>
+            </w:pPr>
+            <w:r>
+              <w:rPr>
+                <w:sz w:val="16"/>
               </w:rPr>
               <w:t>0.0%</w:t>
             </w:r>
@@ -29138,22 +27731,15 @@
         </w:tc>
         <w:tc>
           <w:tcPr>
-            <w:tcW w:w="2340" w:type="dxa"/>
-          </w:tcPr>
-          <w:p>
-            <w:pPr>
-              <w:spacing w:after="0" w:line="480" w:lineRule="auto"/>
-              <w:rPr>
-                <w:rFonts w:ascii="Times New Roman" w:eastAsia="Aptos" w:hAnsi="Times New Roman" w:cs="Times New Roman"/>
-                <w:sz w:val="24"/>
-                <w:szCs w:val="24"/>
-              </w:rPr>
-            </w:pPr>
-            <w:r>
-              <w:rPr>
-                <w:rFonts w:ascii="Times New Roman" w:eastAsia="Aptos" w:hAnsi="Times New Roman" w:cs="Times New Roman"/>
-                <w:sz w:val="24"/>
-                <w:szCs w:val="24"/>
+            <w:tcW w:type="dxa" w:w="2340"/>
+          </w:tcPr>
+          <w:p>
+            <w:pPr>
+              <w:spacing w:before="0" w:after="0"/>
+            </w:pPr>
+            <w:r>
+              <w:rPr>
+                <w:sz w:val="16"/>
               </w:rPr>
               <w:t>0.0%</w:t>
             </w:r>
@@ -29161,24 +27747,215 @@
         </w:tc>
         <w:tc>
           <w:tcPr>
-            <w:tcW w:w="2340" w:type="dxa"/>
-          </w:tcPr>
-          <w:p>
-            <w:pPr>
-              <w:spacing w:after="0" w:line="480" w:lineRule="auto"/>
-              <w:rPr>
-                <w:rFonts w:ascii="Times New Roman" w:eastAsia="Aptos" w:hAnsi="Times New Roman" w:cs="Times New Roman"/>
-                <w:sz w:val="24"/>
-                <w:szCs w:val="24"/>
-              </w:rPr>
-            </w:pPr>
-            <w:r>
-              <w:rPr>
-                <w:rFonts w:ascii="Times New Roman" w:eastAsia="Aptos" w:hAnsi="Times New Roman" w:cs="Times New Roman"/>
-                <w:sz w:val="24"/>
-                <w:szCs w:val="24"/>
-              </w:rPr>
-              <w:t>Preserved duplication baseline</w:t>
+            <w:tcW w:type="dxa" w:w="2340"/>
+          </w:tcPr>
+          <w:p>
+            <w:pPr>
+              <w:spacing w:before="0" w:after="0"/>
+            </w:pPr>
+            <w:r>
+              <w:rPr>
+                <w:sz w:val="16"/>
+              </w:rPr>
+              <w:t>No change</w:t>
+            </w:r>
+          </w:p>
+        </w:tc>
+      </w:tr>
+      <w:tr>
+        <w:tc>
+          <w:tcPr>
+            <w:tcW w:type="dxa" w:w="2340"/>
+          </w:tcPr>
+          <w:p>
+            <w:pPr>
+              <w:spacing w:before="0" w:after="0"/>
+            </w:pPr>
+            <w:r>
+              <w:rPr>
+                <w:sz w:val="16"/>
+              </w:rPr>
+              <w:t>Cyclomatic complexity</w:t>
+            </w:r>
+          </w:p>
+        </w:tc>
+        <w:tc>
+          <w:tcPr>
+            <w:tcW w:type="dxa" w:w="2340"/>
+          </w:tcPr>
+          <w:p>
+            <w:pPr>
+              <w:spacing w:before="0" w:after="0"/>
+            </w:pPr>
+            <w:r>
+              <w:rPr>
+                <w:sz w:val="16"/>
+              </w:rPr>
+              <w:t>886</w:t>
+            </w:r>
+          </w:p>
+        </w:tc>
+        <w:tc>
+          <w:tcPr>
+            <w:tcW w:type="dxa" w:w="2340"/>
+          </w:tcPr>
+          <w:p>
+            <w:pPr>
+              <w:spacing w:before="0" w:after="0"/>
+            </w:pPr>
+            <w:r>
+              <w:rPr>
+                <w:sz w:val="16"/>
+              </w:rPr>
+              <w:t>889</w:t>
+            </w:r>
+          </w:p>
+        </w:tc>
+        <w:tc>
+          <w:tcPr>
+            <w:tcW w:type="dxa" w:w="2340"/>
+          </w:tcPr>
+          <w:p>
+            <w:pPr>
+              <w:spacing w:before="0" w:after="0"/>
+            </w:pPr>
+            <w:r>
+              <w:rPr>
+                <w:sz w:val="16"/>
+              </w:rPr>
+              <w:t>Increased by 3</w:t>
+            </w:r>
+          </w:p>
+        </w:tc>
+      </w:tr>
+      <w:tr>
+        <w:tc>
+          <w:tcPr>
+            <w:tcW w:type="dxa" w:w="2340"/>
+          </w:tcPr>
+          <w:p>
+            <w:pPr>
+              <w:spacing w:before="0" w:after="0"/>
+            </w:pPr>
+            <w:r>
+              <w:rPr>
+                <w:sz w:val="16"/>
+              </w:rPr>
+              <w:t>Cognitive complexity</w:t>
+            </w:r>
+          </w:p>
+        </w:tc>
+        <w:tc>
+          <w:tcPr>
+            <w:tcW w:type="dxa" w:w="2340"/>
+          </w:tcPr>
+          <w:p>
+            <w:pPr>
+              <w:spacing w:before="0" w:after="0"/>
+            </w:pPr>
+            <w:r>
+              <w:rPr>
+                <w:sz w:val="16"/>
+              </w:rPr>
+              <w:t>165</w:t>
+            </w:r>
+          </w:p>
+        </w:tc>
+        <w:tc>
+          <w:tcPr>
+            <w:tcW w:type="dxa" w:w="2340"/>
+          </w:tcPr>
+          <w:p>
+            <w:pPr>
+              <w:spacing w:before="0" w:after="0"/>
+            </w:pPr>
+            <w:r>
+              <w:rPr>
+                <w:sz w:val="16"/>
+              </w:rPr>
+              <w:t>165</w:t>
+            </w:r>
+          </w:p>
+        </w:tc>
+        <w:tc>
+          <w:tcPr>
+            <w:tcW w:type="dxa" w:w="2340"/>
+          </w:tcPr>
+          <w:p>
+            <w:pPr>
+              <w:spacing w:before="0" w:after="0"/>
+            </w:pPr>
+            <w:r>
+              <w:rPr>
+                <w:sz w:val="16"/>
+              </w:rPr>
+              <w:t>No change</w:t>
+            </w:r>
+          </w:p>
+        </w:tc>
+      </w:tr>
+      <w:tr>
+        <w:tc>
+          <w:tcPr>
+            <w:tcW w:type="dxa" w:w="2340"/>
+          </w:tcPr>
+          <w:p>
+            <w:pPr>
+              <w:spacing w:before="0" w:after="0"/>
+            </w:pPr>
+            <w:r>
+              <w:rPr>
+                <w:sz w:val="16"/>
+              </w:rPr>
+              <w:t>Quality Gate</w:t>
+            </w:r>
+          </w:p>
+        </w:tc>
+        <w:tc>
+          <w:tcPr>
+            <w:tcW w:type="dxa" w:w="2340"/>
+          </w:tcPr>
+          <w:p>
+            <w:pPr>
+              <w:spacing w:before="0" w:after="0"/>
+            </w:pPr>
+            <w:r>
+              <w:rPr>
+                <w:sz w:val="16"/>
+              </w:rPr>
+              <w:t>OK</w:t>
+            </w:r>
+          </w:p>
+        </w:tc>
+        <w:tc>
+          <w:tcPr>
+            <w:tcW w:type="dxa" w:w="2340"/>
+          </w:tcPr>
+          <w:p>
+            <w:pPr>
+              <w:spacing w:before="0" w:after="0"/>
+            </w:pPr>
+            <w:r>
+              <w:rPr>
+                <w:sz w:val="16"/>
+              </w:rPr>
+              <w:t>OK</w:t>
+            </w:r>
+          </w:p>
+        </w:tc>
+        <w:tc>
+          <w:tcPr>
+            <w:tcW w:type="dxa" w:w="2340"/>
+          </w:tcPr>
+          <w:p>
+            <w:pPr>
+              <w:spacing w:before="0" w:after="0"/>
+            </w:pPr>
+            <w:r>
+              <w:rPr>
+                <w:sz w:val="16"/>
+              </w:rPr>
+              <w:t>Remained OK</w:t>
             </w:r>
           </w:p>
         </w:tc>
@@ -29196,12 +27973,7 @@
         </w:rPr>
       </w:pPr>
       <w:r>
-        <w:rPr>
-          <w:rFonts w:ascii="Times New Roman" w:eastAsia="Times New Roman" w:hAnsi="Times New Roman" w:cs="Times New Roman"/>
-          <w:sz w:val="24"/>
-          <w:szCs w:val="24"/>
-        </w:rPr>
-        <w:t>As shown in Table 4.2, the code-smell findings were closed while coverage and duplicated-line density remained unchanged.</w:t>
+        <w:t>As shown in Table 4.2, all 17 unique fresh baseline issues were closed. Coverage decreased slightly by 0.1 percentage points and cyclomatic complexity increased by 3, so those controls are reported as small regressions rather than described as unchanged. The MQR Reliability, Security, and Maintainability impact counts overlap and therefore do not sum to the 17 unique issues.</w:t>
       </w:r>
     </w:p>
     <w:p>
@@ -29840,12 +28612,7 @@
         </w:rPr>
       </w:pPr>
       <w:r>
-        <w:rPr>
-          <w:rFonts w:ascii="Times New Roman" w:hAnsi="Times New Roman" w:cs="Times New Roman"/>
-          <w:sz w:val="24"/>
-          <w:szCs w:val="24"/>
-        </w:rPr>
-        <w:t>The SonarQube result is the cleanest closure case because the retained C# findings moved from 28 to 0 while bugs, vulnerabilities, hotspots, coverage, and duplication did not regress. The most important maintainability change is the replacement of long controller parameter lists with a request DTO, because that change reduces future API maintenance cost without changing the endpoint contract.</w:t>
+        <w:t>The fresh SonarQube result remains the cleanest closure case because all 17 unique issues moved to 0 and the Quality Gate remained OK. However, the evidence does not support saying every control metric was unchanged: coverage moved from 74.4% to 74.3% and cyclomatic complexity moved from 886 to 889. The most important maintainability change remains the replacement of the long controller parameter list with a request DTO.</w:t>
       </w:r>
     </w:p>
     <w:p>
@@ -29860,24 +28627,7 @@
         </w:rPr>
       </w:pPr>
       <w:r>
-        <w:rPr>
-          <w:rFonts w:ascii="Times New Roman" w:hAnsi="Times New Roman" w:cs="Times New Roman"/>
-          <w:b/>
-          <w:sz w:val="24"/>
-          <w:szCs w:val="24"/>
-        </w:rPr>
-        <w:t xml:space="preserve">Outcome judgment: Achieved. </w:t>
-      </w:r>
-      <w:r>
-        <w:rPr>
-          <w:rFonts w:ascii="Times New Roman" w:hAnsi="Times New Roman" w:cs="Times New Roman"/>
-          <w:sz w:val="24"/>
-          <w:szCs w:val="24"/>
-        </w:rPr>
-        <w:t>The code-quality result is judged successful because the primary finding counts reached zero while every reported non-regression control remained stable. Retained findings decreased from 28 to 0 and code smells decreased from 21 to 0; Bugs, Vulnerabilities, and Security Hotspots stayed at 0; coverage remained 74.3%; duplicated-line density remained 0.0%; and the Quality Gate remained OK. The judgment therefore depends on both finding closure and preservation of the control metrics, not only on a lower issue count.</w:t>
-      </w:r>
-      <w:r>
-        <w:t xml:space="preserve"> The implementation excerpts and the fresh SonarQube dashboard evidence are reported separately in Appendices C and F.</w:t>
+        <w:t>Outcome judgment: Achieved with minor control-metric regressions. The fresh scan reduced 17 unique issues and 17 legacy Code Smells to 0, while the Quality Gate remained OK and duplicated-line density remained 0.0%. Legacy Bugs, Vulnerabilities, and Security Hotspots remained 0. Coverage decreased from 74.4% to 74.3%, and cyclomatic complexity increased from 886 to 889; these changes are small but are not described as unchanged. The implementation excerpts and fresh SonarQube dashboard evidence are reported in Appendices C and F.</w:t>
       </w:r>
     </w:p>
     <w:p>
@@ -29930,13 +28680,7 @@
         </w:rPr>
       </w:pPr>
       <w:r>
-        <w:rPr>
-          <w:rFonts w:ascii="Times New Roman" w:eastAsia="Times New Roman" w:hAnsi="Times New Roman" w:cs="Times New Roman"/>
-          <w:sz w:val="24"/>
-          <w:szCs w:val="24"/>
-        </w:rPr>
-        <w:lastRenderedPageBreak/>
-        <w:t>Observed authenticated API scan result: High alerts stayed at 0, Medium alerts stayed at 0, Low alerts decreased from 3 to 0, and Informational alerts stayed at 5. The remaining informational alerts are reported as scanner observations rather than gated vulnerabilities.</w:t>
+        <w:t>Observed fresh authenticated API scan result: High alerts stayed at 0, Medium alerts stayed at 1, Low alerts decreased from 3 to 0, and Informational alerts stayed at 5. The remaining Medium alert is HTTP Only Site (CWE-311) on the local HTTP test transport. It is disclosed as a raw scanner observation and was not counted as cleared.</w:t>
       </w:r>
     </w:p>
     <w:p>
@@ -29949,12 +28693,7 @@
         </w:rPr>
       </w:pPr>
       <w:r>
-        <w:rPr>
-          <w:rFonts w:ascii="Times New Roman" w:eastAsia="Times New Roman" w:hAnsi="Times New Roman" w:cs="Times New Roman"/>
-          <w:sz w:val="24"/>
-          <w:szCs w:val="24"/>
-        </w:rPr>
-        <w:t>Observed ZAP baseline scan result: High alerts stayed at 0, Medium alerts decreased from 2 to 0, Low alerts decreased from 6 to 0, and Informational alerts changed from 3 to 4. The gated security outcome is therefore achieved because all High, Medium, and Low baseline-scan alerts were cleared on business endpoints.</w:t>
+        <w:t>Observed fresh passive-scan result: High alerts stayed at 0, Medium alerts decreased from 3 to 0, Low alerts decreased from 6 to 0, and Informational alerts changed from 3 to 4. The configured-rule gate passed on both branches.</w:t>
       </w:r>
     </w:p>
     <w:p>
@@ -29968,30 +28707,7 @@
         </w:rPr>
       </w:pPr>
       <w:r>
-        <w:rPr>
-          <w:rFonts w:ascii="Times New Roman" w:hAnsi="Times New Roman" w:cs="Times New Roman"/>
-          <w:sz w:val="24"/>
-          <w:szCs w:val="24"/>
-        </w:rPr>
-        <w:t xml:space="preserve">The ZAP result shows that the vulnerable surface was primarily configuration and dependency related. Moving the security-header middleware before Swagger means diagnostic endpoints receive the same headers as normal API responses, while separating Swagger UI from the </w:t>
-      </w:r>
-      <w:proofErr w:type="spellStart"/>
-      <w:r>
-        <w:rPr>
-          <w:rFonts w:ascii="Times New Roman" w:hAnsi="Times New Roman" w:cs="Times New Roman"/>
-          <w:sz w:val="24"/>
-          <w:szCs w:val="24"/>
-        </w:rPr>
-        <w:t>OpenAPI</w:t>
-      </w:r>
-      <w:proofErr w:type="spellEnd"/>
-      <w:r>
-        <w:rPr>
-          <w:rFonts w:ascii="Times New Roman" w:hAnsi="Times New Roman" w:cs="Times New Roman"/>
-          <w:sz w:val="24"/>
-          <w:szCs w:val="24"/>
-        </w:rPr>
-        <w:t xml:space="preserve"> JSON document reduces unnecessary browser-facing exposure.</w:t>
+        <w:t>The fresh ZAP evidence shows effective header and configuration hardening, but it does not support a claim that every raw Medium alert was eliminated. The passive scan cleared all Medium and Low alerts, and the authenticated API scan cleared all Low alerts. One HTTP Only Site Medium observation remained because the local reproduction used HTTP rather than a production TLS endpoint.</w:t>
       </w:r>
     </w:p>
     <w:p>
@@ -30006,24 +28722,7 @@
         </w:rPr>
       </w:pPr>
       <w:r>
-        <w:rPr>
-          <w:rFonts w:ascii="Times New Roman" w:hAnsi="Times New Roman" w:cs="Times New Roman"/>
-          <w:b/>
-          <w:sz w:val="24"/>
-          <w:szCs w:val="24"/>
-        </w:rPr>
-        <w:t xml:space="preserve">Outcome judgment: Achieved within the defined OWASP ZAP scope. </w:t>
-      </w:r>
-      <w:r>
-        <w:rPr>
-          <w:rFonts w:ascii="Times New Roman" w:hAnsi="Times New Roman" w:cs="Times New Roman"/>
-          <w:sz w:val="24"/>
-          <w:szCs w:val="24"/>
-        </w:rPr>
-        <w:t>The security result is judged successful because the acceptance rule required no remaining High or Medium alerts and the removal of the observed Low alerts on the tested business endpoints. High alerts remained at 0, baseline Medium alerts decreased from 2 to 0, baseline Low alerts decreased from 6 to 0, and authenticated Low alerts decreased from 3 to 0. Informational alerts remain documented scanner observations and are not failures under the defined gate. This judgment does not claim complete security outside the scanned endpoints and configuration.</w:t>
-      </w:r>
-      <w:r>
-        <w:t xml:space="preserve"> The security-header implementation, scan provenance, and OWASP ZAP dashboards are provided in Appendices C, E, and F.</w:t>
+        <w:t>Outcome judgment: Partially Achieved in raw-alert terms and Achieved for the configured gate. Both branches returned PASS_CONFIGURED_RULES for the configured business-endpoint rules. The passive scan improved from Medium 3 / Low 6 to Medium 0 / Low 0; the authenticated API scan improved from Medium 1 / Low 3 to Medium 1 / Low 0. Because one raw Medium HTTP Only Site observation remained, the report does not claim zero raw Medium alerts. The security-header implementation, scan provenance, and dashboards are provided in Appendices C, E, and F.</w:t>
       </w:r>
     </w:p>
     <w:p>
@@ -30076,85 +28775,7 @@
         </w:rPr>
       </w:pPr>
       <w:r>
-        <w:rPr>
-          <w:rFonts w:ascii="Times New Roman" w:eastAsia="Times New Roman" w:hAnsi="Times New Roman" w:cs="Times New Roman"/>
-          <w:sz w:val="24"/>
-          <w:szCs w:val="24"/>
-        </w:rPr>
-        <w:lastRenderedPageBreak/>
-        <w:t xml:space="preserve">Observed stress-profile result: soak total p95 latency decreased from 970.95 </w:t>
-      </w:r>
-      <w:proofErr w:type="spellStart"/>
-      <w:r>
-        <w:rPr>
-          <w:rFonts w:ascii="Times New Roman" w:eastAsia="Times New Roman" w:hAnsi="Times New Roman" w:cs="Times New Roman"/>
-          <w:sz w:val="24"/>
-          <w:szCs w:val="24"/>
-        </w:rPr>
-        <w:t>ms</w:t>
-      </w:r>
-      <w:proofErr w:type="spellEnd"/>
-      <w:r>
-        <w:rPr>
-          <w:rFonts w:ascii="Times New Roman" w:eastAsia="Times New Roman" w:hAnsi="Times New Roman" w:cs="Times New Roman"/>
-          <w:sz w:val="24"/>
-          <w:szCs w:val="24"/>
-        </w:rPr>
-        <w:t xml:space="preserve"> to 56.00 </w:t>
-      </w:r>
-      <w:proofErr w:type="spellStart"/>
-      <w:r>
-        <w:rPr>
-          <w:rFonts w:ascii="Times New Roman" w:eastAsia="Times New Roman" w:hAnsi="Times New Roman" w:cs="Times New Roman"/>
-          <w:sz w:val="24"/>
-          <w:szCs w:val="24"/>
-        </w:rPr>
-        <w:t>ms</w:t>
-      </w:r>
-      <w:proofErr w:type="spellEnd"/>
-      <w:r>
-        <w:rPr>
-          <w:rFonts w:ascii="Times New Roman" w:eastAsia="Times New Roman" w:hAnsi="Times New Roman" w:cs="Times New Roman"/>
-          <w:sz w:val="24"/>
-          <w:szCs w:val="24"/>
-        </w:rPr>
-        <w:t xml:space="preserve"> and spike total p95 latency decreased from 6795.00 </w:t>
-      </w:r>
-      <w:proofErr w:type="spellStart"/>
-      <w:r>
-        <w:rPr>
-          <w:rFonts w:ascii="Times New Roman" w:eastAsia="Times New Roman" w:hAnsi="Times New Roman" w:cs="Times New Roman"/>
-          <w:sz w:val="24"/>
-          <w:szCs w:val="24"/>
-        </w:rPr>
-        <w:t>ms</w:t>
-      </w:r>
-      <w:proofErr w:type="spellEnd"/>
-      <w:r>
-        <w:rPr>
-          <w:rFonts w:ascii="Times New Roman" w:eastAsia="Times New Roman" w:hAnsi="Times New Roman" w:cs="Times New Roman"/>
-          <w:sz w:val="24"/>
-          <w:szCs w:val="24"/>
-        </w:rPr>
-        <w:t xml:space="preserve"> to 1420.00 </w:t>
-      </w:r>
-      <w:proofErr w:type="spellStart"/>
-      <w:r>
-        <w:rPr>
-          <w:rFonts w:ascii="Times New Roman" w:eastAsia="Times New Roman" w:hAnsi="Times New Roman" w:cs="Times New Roman"/>
-          <w:sz w:val="24"/>
-          <w:szCs w:val="24"/>
-        </w:rPr>
-        <w:t>ms.</w:t>
-      </w:r>
-      <w:proofErr w:type="spellEnd"/>
-      <w:r>
-        <w:rPr>
-          <w:rFonts w:ascii="Times New Roman" w:eastAsia="Times New Roman" w:hAnsi="Times New Roman" w:cs="Times New Roman"/>
-          <w:sz w:val="24"/>
-          <w:szCs w:val="24"/>
-        </w:rPr>
-        <w:t xml:space="preserve"> The report records a remaining caveat: the mixed-workload soak and spike drift heuristics still fail because the last window is compositionally heavier, even though the main report endpoints improved substantially.</w:t>
+        <w:t>Observed fresh stress-profile result: soak total p95 decreased from 443.95 ms to 171.0 ms and spike total p95 decreased from 33401.75 ms to 4730.85 ms. Spike error rate also decreased from 0.4688% to 0.00%. These aggregate improvements are reported separately from the failed core gate and do not override it.</w:t>
       </w:r>
     </w:p>
     <w:p>
@@ -30167,120 +28788,7 @@
         </w:rPr>
       </w:pPr>
       <w:r>
-        <w:rPr>
-          <w:rFonts w:ascii="Times New Roman" w:eastAsia="Times New Roman" w:hAnsi="Times New Roman" w:cs="Times New Roman"/>
-          <w:sz w:val="24"/>
-          <w:szCs w:val="24"/>
-        </w:rPr>
-        <w:t xml:space="preserve">Observed JMeter result: p50 total p95 latency decreased from 49.45 </w:t>
-      </w:r>
-      <w:proofErr w:type="spellStart"/>
-      <w:r>
-        <w:rPr>
-          <w:rFonts w:ascii="Times New Roman" w:eastAsia="Times New Roman" w:hAnsi="Times New Roman" w:cs="Times New Roman"/>
-          <w:sz w:val="24"/>
-          <w:szCs w:val="24"/>
-        </w:rPr>
-        <w:t>ms</w:t>
-      </w:r>
-      <w:proofErr w:type="spellEnd"/>
-      <w:r>
-        <w:rPr>
-          <w:rFonts w:ascii="Times New Roman" w:eastAsia="Times New Roman" w:hAnsi="Times New Roman" w:cs="Times New Roman"/>
-          <w:sz w:val="24"/>
-          <w:szCs w:val="24"/>
-        </w:rPr>
-        <w:t xml:space="preserve"> to 13.00 </w:t>
-      </w:r>
-      <w:proofErr w:type="spellStart"/>
-      <w:r>
-        <w:rPr>
-          <w:rFonts w:ascii="Times New Roman" w:eastAsia="Times New Roman" w:hAnsi="Times New Roman" w:cs="Times New Roman"/>
-          <w:sz w:val="24"/>
-          <w:szCs w:val="24"/>
-        </w:rPr>
-        <w:t>ms</w:t>
-      </w:r>
-      <w:proofErr w:type="spellEnd"/>
-      <w:r>
-        <w:rPr>
-          <w:rFonts w:ascii="Times New Roman" w:eastAsia="Times New Roman" w:hAnsi="Times New Roman" w:cs="Times New Roman"/>
-          <w:sz w:val="24"/>
-          <w:szCs w:val="24"/>
-        </w:rPr>
-        <w:t xml:space="preserve">, p100 total p95 latency decreased from 261.95 </w:t>
-      </w:r>
-      <w:proofErr w:type="spellStart"/>
-      <w:r>
-        <w:rPr>
-          <w:rFonts w:ascii="Times New Roman" w:eastAsia="Times New Roman" w:hAnsi="Times New Roman" w:cs="Times New Roman"/>
-          <w:sz w:val="24"/>
-          <w:szCs w:val="24"/>
-        </w:rPr>
-        <w:t>ms</w:t>
-      </w:r>
-      <w:proofErr w:type="spellEnd"/>
-      <w:r>
-        <w:rPr>
-          <w:rFonts w:ascii="Times New Roman" w:eastAsia="Times New Roman" w:hAnsi="Times New Roman" w:cs="Times New Roman"/>
-          <w:sz w:val="24"/>
-          <w:szCs w:val="24"/>
-        </w:rPr>
-        <w:t xml:space="preserve"> to 34.00 </w:t>
-      </w:r>
-      <w:proofErr w:type="spellStart"/>
-      <w:r>
-        <w:rPr>
-          <w:rFonts w:ascii="Times New Roman" w:eastAsia="Times New Roman" w:hAnsi="Times New Roman" w:cs="Times New Roman"/>
-          <w:sz w:val="24"/>
-          <w:szCs w:val="24"/>
-        </w:rPr>
-        <w:t>ms</w:t>
-      </w:r>
-      <w:proofErr w:type="spellEnd"/>
-      <w:r>
-        <w:rPr>
-          <w:rFonts w:ascii="Times New Roman" w:eastAsia="Times New Roman" w:hAnsi="Times New Roman" w:cs="Times New Roman"/>
-          <w:sz w:val="24"/>
-          <w:szCs w:val="24"/>
-        </w:rPr>
-        <w:t xml:space="preserve">, and p500 total p95 latency decreased from 176.00 </w:t>
-      </w:r>
-      <w:proofErr w:type="spellStart"/>
-      <w:r>
-        <w:rPr>
-          <w:rFonts w:ascii="Times New Roman" w:eastAsia="Times New Roman" w:hAnsi="Times New Roman" w:cs="Times New Roman"/>
-          <w:sz w:val="24"/>
-          <w:szCs w:val="24"/>
-        </w:rPr>
-        <w:t>ms</w:t>
-      </w:r>
-      <w:proofErr w:type="spellEnd"/>
-      <w:r>
-        <w:rPr>
-          <w:rFonts w:ascii="Times New Roman" w:eastAsia="Times New Roman" w:hAnsi="Times New Roman" w:cs="Times New Roman"/>
-          <w:sz w:val="24"/>
-          <w:szCs w:val="24"/>
-        </w:rPr>
-        <w:t xml:space="preserve"> to 28.00 </w:t>
-      </w:r>
-      <w:proofErr w:type="spellStart"/>
-      <w:r>
-        <w:rPr>
-          <w:rFonts w:ascii="Times New Roman" w:eastAsia="Times New Roman" w:hAnsi="Times New Roman" w:cs="Times New Roman"/>
-          <w:sz w:val="24"/>
-          <w:szCs w:val="24"/>
-        </w:rPr>
-        <w:t>ms.</w:t>
-      </w:r>
-      <w:proofErr w:type="spellEnd"/>
-      <w:r>
-        <w:rPr>
-          <w:rFonts w:ascii="Times New Roman" w:eastAsia="Times New Roman" w:hAnsi="Times New Roman" w:cs="Times New Roman"/>
-          <w:sz w:val="24"/>
-          <w:szCs w:val="24"/>
-        </w:rPr>
-        <w:t xml:space="preserve"> Error rate remained 0.00% for p50, p100, and p500.</w:t>
+        <w:t>Observed fresh JMeter core result: p50 total p95 increased from 33.0 ms to 199.9 ms, p100 increased from 255.9 ms to 1146.9 ms, and p500 increased from 106.0 ms to 1547.95 ms. Error rate remained 0.00% for the three core profiles, but the remediation gate failed because p100 exceeded 500 ms and p500 exceeded 1200 ms.</w:t>
       </w:r>
     </w:p>
     <w:p>
@@ -30306,6 +28814,7 @@
       <w:tblPr>
         <w:tblStyle w:val="TableGrid0"/>
         <w:tblW w:w="9360" w:type="dxa"/>
+        <w:tblLayout w:type="autofit"/>
         <w:tblLook w:val="04A0" w:firstRow="1" w:lastRow="0" w:firstColumn="1" w:lastColumn="0" w:noHBand="0" w:noVBand="1"/>
       </w:tblPr>
       <w:tblGrid>
@@ -30325,19 +28834,12 @@
           </w:tcPr>
           <w:p>
             <w:pPr>
-              <w:spacing w:after="0" w:line="480" w:lineRule="auto"/>
-              <w:rPr>
-                <w:rFonts w:ascii="Times New Roman" w:eastAsia="Aptos" w:hAnsi="Times New Roman" w:cs="Times New Roman"/>
-                <w:sz w:val="24"/>
-                <w:szCs w:val="24"/>
-              </w:rPr>
-            </w:pPr>
-            <w:r>
-              <w:rPr>
-                <w:rFonts w:ascii="Times New Roman" w:eastAsia="Aptos" w:hAnsi="Times New Roman" w:cs="Times New Roman"/>
+              <w:spacing w:before="0" w:after="0"/>
+            </w:pPr>
+            <w:r>
+              <w:rPr>
                 <w:b/>
-                <w:sz w:val="24"/>
-                <w:szCs w:val="24"/>
+                <w:sz w:val="14"/>
               </w:rPr>
               <w:t>Endpoint</w:t>
             </w:r>
@@ -30349,19 +28851,12 @@
           </w:tcPr>
           <w:p>
             <w:pPr>
-              <w:spacing w:after="0" w:line="480" w:lineRule="auto"/>
-              <w:rPr>
-                <w:rFonts w:ascii="Times New Roman" w:eastAsia="Aptos" w:hAnsi="Times New Roman" w:cs="Times New Roman"/>
-                <w:sz w:val="24"/>
-                <w:szCs w:val="24"/>
-              </w:rPr>
-            </w:pPr>
-            <w:r>
-              <w:rPr>
-                <w:rFonts w:ascii="Times New Roman" w:eastAsia="Aptos" w:hAnsi="Times New Roman" w:cs="Times New Roman"/>
+              <w:spacing w:before="0" w:after="0"/>
+            </w:pPr>
+            <w:r>
+              <w:rPr>
                 <w:b/>
-                <w:sz w:val="24"/>
-                <w:szCs w:val="24"/>
+                <w:sz w:val="14"/>
               </w:rPr>
               <w:t>Profile metric</w:t>
             </w:r>
@@ -30373,19 +28868,12 @@
           </w:tcPr>
           <w:p>
             <w:pPr>
-              <w:spacing w:after="0" w:line="480" w:lineRule="auto"/>
-              <w:rPr>
-                <w:rFonts w:ascii="Times New Roman" w:eastAsia="Aptos" w:hAnsi="Times New Roman" w:cs="Times New Roman"/>
-                <w:sz w:val="24"/>
-                <w:szCs w:val="24"/>
-              </w:rPr>
-            </w:pPr>
-            <w:r>
-              <w:rPr>
-                <w:rFonts w:ascii="Times New Roman" w:eastAsia="Aptos" w:hAnsi="Times New Roman" w:cs="Times New Roman"/>
+              <w:spacing w:before="0" w:after="0"/>
+            </w:pPr>
+            <w:r>
+              <w:rPr>
                 <w:b/>
-                <w:sz w:val="24"/>
-                <w:szCs w:val="24"/>
+                <w:sz w:val="14"/>
               </w:rPr>
               <w:t>Baseline</w:t>
             </w:r>
@@ -30397,19 +28885,12 @@
           </w:tcPr>
           <w:p>
             <w:pPr>
-              <w:spacing w:after="0" w:line="480" w:lineRule="auto"/>
-              <w:rPr>
-                <w:rFonts w:ascii="Times New Roman" w:eastAsia="Aptos" w:hAnsi="Times New Roman" w:cs="Times New Roman"/>
-                <w:sz w:val="24"/>
-                <w:szCs w:val="24"/>
-              </w:rPr>
-            </w:pPr>
-            <w:r>
-              <w:rPr>
-                <w:rFonts w:ascii="Times New Roman" w:eastAsia="Aptos" w:hAnsi="Times New Roman" w:cs="Times New Roman"/>
+              <w:spacing w:before="0" w:after="0"/>
+            </w:pPr>
+            <w:r>
+              <w:rPr>
                 <w:b/>
-                <w:sz w:val="24"/>
-                <w:szCs w:val="24"/>
+                <w:sz w:val="14"/>
               </w:rPr>
               <w:t>After fixes</w:t>
             </w:r>
@@ -30421,21 +28902,14 @@
           </w:tcPr>
           <w:p>
             <w:pPr>
-              <w:spacing w:after="0" w:line="480" w:lineRule="auto"/>
-              <w:rPr>
-                <w:rFonts w:ascii="Times New Roman" w:eastAsia="Aptos" w:hAnsi="Times New Roman" w:cs="Times New Roman"/>
-                <w:sz w:val="24"/>
-                <w:szCs w:val="24"/>
-              </w:rPr>
-            </w:pPr>
-            <w:r>
-              <w:rPr>
-                <w:rFonts w:ascii="Times New Roman" w:eastAsia="Aptos" w:hAnsi="Times New Roman" w:cs="Times New Roman"/>
+              <w:spacing w:before="0" w:after="0"/>
+            </w:pPr>
+            <w:r>
+              <w:rPr>
                 <w:b/>
-                <w:sz w:val="24"/>
-                <w:szCs w:val="24"/>
-              </w:rPr>
-              <w:t>Main remediation</w:t>
+                <w:sz w:val="14"/>
+              </w:rPr>
+              <w:t>Fresh interpretation</w:t>
             </w:r>
           </w:p>
         </w:tc>
@@ -30447,38 +28921,13 @@
           </w:tcPr>
           <w:p>
             <w:pPr>
-              <w:spacing w:after="0" w:line="480" w:lineRule="auto"/>
-              <w:rPr>
-                <w:rFonts w:ascii="Times New Roman" w:eastAsia="Aptos" w:hAnsi="Times New Roman" w:cs="Times New Roman"/>
-                <w:sz w:val="24"/>
-                <w:szCs w:val="24"/>
-              </w:rPr>
-            </w:pPr>
-            <w:r>
-              <w:rPr>
-                <w:rFonts w:ascii="Times New Roman" w:eastAsia="Aptos" w:hAnsi="Times New Roman" w:cs="Times New Roman"/>
-                <w:sz w:val="24"/>
-                <w:szCs w:val="24"/>
-              </w:rPr>
-              <w:t>GET /</w:t>
-            </w:r>
-            <w:proofErr w:type="spellStart"/>
-            <w:r>
-              <w:rPr>
-                <w:rFonts w:ascii="Times New Roman" w:eastAsia="Aptos" w:hAnsi="Times New Roman" w:cs="Times New Roman"/>
-                <w:sz w:val="24"/>
-                <w:szCs w:val="24"/>
-              </w:rPr>
-              <w:t>api</w:t>
-            </w:r>
-            <w:proofErr w:type="spellEnd"/>
-            <w:r>
-              <w:rPr>
-                <w:rFonts w:ascii="Times New Roman" w:eastAsia="Aptos" w:hAnsi="Times New Roman" w:cs="Times New Roman"/>
-                <w:sz w:val="24"/>
-                <w:szCs w:val="24"/>
-              </w:rPr>
-              <w:t>/reports/account-ledger/{id}</w:t>
+              <w:spacing w:before="0" w:after="0"/>
+            </w:pPr>
+            <w:r>
+              <w:rPr>
+                <w:sz w:val="14"/>
+              </w:rPr>
+              <w:t>GET /reports/account-ledger</w:t>
             </w:r>
           </w:p>
         </w:tc>
@@ -30488,18 +28937,11 @@
           </w:tcPr>
           <w:p>
             <w:pPr>
-              <w:spacing w:after="0" w:line="480" w:lineRule="auto"/>
-              <w:rPr>
-                <w:rFonts w:ascii="Times New Roman" w:eastAsia="Aptos" w:hAnsi="Times New Roman" w:cs="Times New Roman"/>
-                <w:sz w:val="24"/>
-                <w:szCs w:val="24"/>
-              </w:rPr>
-            </w:pPr>
-            <w:r>
-              <w:rPr>
-                <w:rFonts w:ascii="Times New Roman" w:eastAsia="Aptos" w:hAnsi="Times New Roman" w:cs="Times New Roman"/>
-                <w:sz w:val="24"/>
-                <w:szCs w:val="24"/>
+              <w:spacing w:before="0" w:after="0"/>
+            </w:pPr>
+            <w:r>
+              <w:rPr>
+                <w:sz w:val="14"/>
               </w:rPr>
               <w:t>Soak p95</w:t>
             </w:r>
@@ -30511,31 +28953,14 @@
           </w:tcPr>
           <w:p>
             <w:pPr>
-              <w:spacing w:after="0" w:line="480" w:lineRule="auto"/>
-              <w:rPr>
-                <w:rFonts w:ascii="Times New Roman" w:eastAsia="Aptos" w:hAnsi="Times New Roman" w:cs="Times New Roman"/>
-                <w:sz w:val="24"/>
-                <w:szCs w:val="24"/>
-              </w:rPr>
-            </w:pPr>
-            <w:r>
-              <w:rPr>
-                <w:rFonts w:ascii="Times New Roman" w:eastAsia="Aptos" w:hAnsi="Times New Roman" w:cs="Times New Roman"/>
-                <w:sz w:val="24"/>
-                <w:szCs w:val="24"/>
-              </w:rPr>
-              <w:t xml:space="preserve">1783.95 </w:t>
-            </w:r>
-            <w:proofErr w:type="spellStart"/>
-            <w:r>
-              <w:rPr>
-                <w:rFonts w:ascii="Times New Roman" w:eastAsia="Aptos" w:hAnsi="Times New Roman" w:cs="Times New Roman"/>
-                <w:sz w:val="24"/>
-                <w:szCs w:val="24"/>
-              </w:rPr>
-              <w:t>ms</w:t>
-            </w:r>
-            <w:proofErr w:type="spellEnd"/>
+              <w:spacing w:before="0" w:after="0"/>
+            </w:pPr>
+            <w:r>
+              <w:rPr>
+                <w:sz w:val="14"/>
+              </w:rPr>
+              <w:t>741.95 ms</w:t>
+            </w:r>
           </w:p>
         </w:tc>
         <w:tc>
@@ -30544,31 +28969,14 @@
           </w:tcPr>
           <w:p>
             <w:pPr>
-              <w:spacing w:after="0" w:line="480" w:lineRule="auto"/>
-              <w:rPr>
-                <w:rFonts w:ascii="Times New Roman" w:eastAsia="Aptos" w:hAnsi="Times New Roman" w:cs="Times New Roman"/>
-                <w:sz w:val="24"/>
-                <w:szCs w:val="24"/>
-              </w:rPr>
-            </w:pPr>
-            <w:r>
-              <w:rPr>
-                <w:rFonts w:ascii="Times New Roman" w:eastAsia="Aptos" w:hAnsi="Times New Roman" w:cs="Times New Roman"/>
-                <w:sz w:val="24"/>
-                <w:szCs w:val="24"/>
-              </w:rPr>
-              <w:t xml:space="preserve">279.00 </w:t>
-            </w:r>
-            <w:proofErr w:type="spellStart"/>
-            <w:r>
-              <w:rPr>
-                <w:rFonts w:ascii="Times New Roman" w:eastAsia="Aptos" w:hAnsi="Times New Roman" w:cs="Times New Roman"/>
-                <w:sz w:val="24"/>
-                <w:szCs w:val="24"/>
-              </w:rPr>
-              <w:t>ms</w:t>
-            </w:r>
-            <w:proofErr w:type="spellEnd"/>
+              <w:spacing w:before="0" w:after="0"/>
+            </w:pPr>
+            <w:r>
+              <w:rPr>
+                <w:sz w:val="14"/>
+              </w:rPr>
+              <w:t>3825.70 ms</w:t>
+            </w:r>
           </w:p>
         </w:tc>
         <w:tc>
@@ -30577,20 +28985,13 @@
           </w:tcPr>
           <w:p>
             <w:pPr>
-              <w:spacing w:after="0" w:line="480" w:lineRule="auto"/>
-              <w:rPr>
-                <w:rFonts w:ascii="Times New Roman" w:eastAsia="Aptos" w:hAnsi="Times New Roman" w:cs="Times New Roman"/>
-                <w:sz w:val="24"/>
-                <w:szCs w:val="24"/>
-              </w:rPr>
-            </w:pPr>
-            <w:r>
-              <w:rPr>
-                <w:rFonts w:ascii="Times New Roman" w:eastAsia="Aptos" w:hAnsi="Times New Roman" w:cs="Times New Roman"/>
-                <w:sz w:val="24"/>
-                <w:szCs w:val="24"/>
-              </w:rPr>
-              <w:t>Account-ledger JSON cache and ledger balance reuse</w:t>
+              <w:spacing w:before="0" w:after="0"/>
+            </w:pPr>
+            <w:r>
+              <w:rPr>
+                <w:sz w:val="14"/>
+              </w:rPr>
+              <w:t>Regression under the fresh sustained-load run</w:t>
             </w:r>
           </w:p>
         </w:tc>
@@ -30602,38 +29003,13 @@
           </w:tcPr>
           <w:p>
             <w:pPr>
-              <w:spacing w:after="0" w:line="480" w:lineRule="auto"/>
-              <w:rPr>
-                <w:rFonts w:ascii="Times New Roman" w:eastAsia="Aptos" w:hAnsi="Times New Roman" w:cs="Times New Roman"/>
-                <w:sz w:val="24"/>
-                <w:szCs w:val="24"/>
-              </w:rPr>
-            </w:pPr>
-            <w:r>
-              <w:rPr>
-                <w:rFonts w:ascii="Times New Roman" w:eastAsia="Aptos" w:hAnsi="Times New Roman" w:cs="Times New Roman"/>
-                <w:sz w:val="24"/>
-                <w:szCs w:val="24"/>
-              </w:rPr>
-              <w:t>GET /</w:t>
-            </w:r>
-            <w:proofErr w:type="spellStart"/>
-            <w:r>
-              <w:rPr>
-                <w:rFonts w:ascii="Times New Roman" w:eastAsia="Aptos" w:hAnsi="Times New Roman" w:cs="Times New Roman"/>
-                <w:sz w:val="24"/>
-                <w:szCs w:val="24"/>
-              </w:rPr>
-              <w:t>api</w:t>
-            </w:r>
-            <w:proofErr w:type="spellEnd"/>
-            <w:r>
-              <w:rPr>
-                <w:rFonts w:ascii="Times New Roman" w:eastAsia="Aptos" w:hAnsi="Times New Roman" w:cs="Times New Roman"/>
-                <w:sz w:val="24"/>
-                <w:szCs w:val="24"/>
-              </w:rPr>
-              <w:t>/reports/account-ledger/{id}</w:t>
+              <w:spacing w:before="0" w:after="0"/>
+            </w:pPr>
+            <w:r>
+              <w:rPr>
+                <w:sz w:val="14"/>
+              </w:rPr>
+              <w:t>GET /reports/account-ledger</w:t>
             </w:r>
           </w:p>
         </w:tc>
@@ -30643,18 +29019,11 @@
           </w:tcPr>
           <w:p>
             <w:pPr>
-              <w:spacing w:after="0" w:line="480" w:lineRule="auto"/>
-              <w:rPr>
-                <w:rFonts w:ascii="Times New Roman" w:eastAsia="Aptos" w:hAnsi="Times New Roman" w:cs="Times New Roman"/>
-                <w:sz w:val="24"/>
-                <w:szCs w:val="24"/>
-              </w:rPr>
-            </w:pPr>
-            <w:r>
-              <w:rPr>
-                <w:rFonts w:ascii="Times New Roman" w:eastAsia="Aptos" w:hAnsi="Times New Roman" w:cs="Times New Roman"/>
-                <w:sz w:val="24"/>
-                <w:szCs w:val="24"/>
+              <w:spacing w:before="0" w:after="0"/>
+            </w:pPr>
+            <w:r>
+              <w:rPr>
+                <w:sz w:val="14"/>
               </w:rPr>
               <w:t>Spike p95</w:t>
             </w:r>
@@ -30666,31 +29035,14 @@
           </w:tcPr>
           <w:p>
             <w:pPr>
-              <w:spacing w:after="0" w:line="480" w:lineRule="auto"/>
-              <w:rPr>
-                <w:rFonts w:ascii="Times New Roman" w:eastAsia="Aptos" w:hAnsi="Times New Roman" w:cs="Times New Roman"/>
-                <w:sz w:val="24"/>
-                <w:szCs w:val="24"/>
-              </w:rPr>
-            </w:pPr>
-            <w:r>
-              <w:rPr>
-                <w:rFonts w:ascii="Times New Roman" w:eastAsia="Aptos" w:hAnsi="Times New Roman" w:cs="Times New Roman"/>
-                <w:sz w:val="24"/>
-                <w:szCs w:val="24"/>
-              </w:rPr>
-              <w:t xml:space="preserve">8073.40 </w:t>
-            </w:r>
-            <w:proofErr w:type="spellStart"/>
-            <w:r>
-              <w:rPr>
-                <w:rFonts w:ascii="Times New Roman" w:eastAsia="Aptos" w:hAnsi="Times New Roman" w:cs="Times New Roman"/>
-                <w:sz w:val="24"/>
-                <w:szCs w:val="24"/>
-              </w:rPr>
-              <w:t>ms</w:t>
-            </w:r>
-            <w:proofErr w:type="spellEnd"/>
+              <w:spacing w:before="0" w:after="0"/>
+            </w:pPr>
+            <w:r>
+              <w:rPr>
+                <w:sz w:val="14"/>
+              </w:rPr>
+              <w:t>50288.30 ms</w:t>
+            </w:r>
           </w:p>
         </w:tc>
         <w:tc>
@@ -30699,31 +29051,14 @@
           </w:tcPr>
           <w:p>
             <w:pPr>
-              <w:spacing w:after="0" w:line="480" w:lineRule="auto"/>
-              <w:rPr>
-                <w:rFonts w:ascii="Times New Roman" w:eastAsia="Aptos" w:hAnsi="Times New Roman" w:cs="Times New Roman"/>
-                <w:sz w:val="24"/>
-                <w:szCs w:val="24"/>
-              </w:rPr>
-            </w:pPr>
-            <w:r>
-              <w:rPr>
-                <w:rFonts w:ascii="Times New Roman" w:eastAsia="Aptos" w:hAnsi="Times New Roman" w:cs="Times New Roman"/>
-                <w:sz w:val="24"/>
-                <w:szCs w:val="24"/>
-              </w:rPr>
-              <w:t xml:space="preserve">3435.95 </w:t>
-            </w:r>
-            <w:proofErr w:type="spellStart"/>
-            <w:r>
-              <w:rPr>
-                <w:rFonts w:ascii="Times New Roman" w:eastAsia="Aptos" w:hAnsi="Times New Roman" w:cs="Times New Roman"/>
-                <w:sz w:val="24"/>
-                <w:szCs w:val="24"/>
-              </w:rPr>
-              <w:t>ms</w:t>
-            </w:r>
-            <w:proofErr w:type="spellEnd"/>
+              <w:spacing w:before="0" w:after="0"/>
+            </w:pPr>
+            <w:r>
+              <w:rPr>
+                <w:sz w:val="14"/>
+              </w:rPr>
+              <w:t>12910.20 ms</w:t>
+            </w:r>
           </w:p>
         </w:tc>
         <w:tc>
@@ -30732,20 +29067,13 @@
           </w:tcPr>
           <w:p>
             <w:pPr>
-              <w:spacing w:after="0" w:line="480" w:lineRule="auto"/>
-              <w:rPr>
-                <w:rFonts w:ascii="Times New Roman" w:eastAsia="Aptos" w:hAnsi="Times New Roman" w:cs="Times New Roman"/>
-                <w:sz w:val="24"/>
-                <w:szCs w:val="24"/>
-              </w:rPr>
-            </w:pPr>
-            <w:r>
-              <w:rPr>
-                <w:rFonts w:ascii="Times New Roman" w:eastAsia="Aptos" w:hAnsi="Times New Roman" w:cs="Times New Roman"/>
-                <w:sz w:val="24"/>
-                <w:szCs w:val="24"/>
-              </w:rPr>
-              <w:t>Cache reduced cost but spike recovery remains a risk</w:t>
+              <w:spacing w:before="0" w:after="0"/>
+            </w:pPr>
+            <w:r>
+              <w:rPr>
+                <w:sz w:val="14"/>
+              </w:rPr>
+              <w:t>Improved under spike, but remained the slowest report endpoint</w:t>
             </w:r>
           </w:p>
         </w:tc>
@@ -30757,38 +29085,13 @@
           </w:tcPr>
           <w:p>
             <w:pPr>
-              <w:spacing w:after="0" w:line="480" w:lineRule="auto"/>
-              <w:rPr>
-                <w:rFonts w:ascii="Times New Roman" w:eastAsia="Aptos" w:hAnsi="Times New Roman" w:cs="Times New Roman"/>
-                <w:sz w:val="24"/>
-                <w:szCs w:val="24"/>
-              </w:rPr>
-            </w:pPr>
-            <w:r>
-              <w:rPr>
-                <w:rFonts w:ascii="Times New Roman" w:eastAsia="Aptos" w:hAnsi="Times New Roman" w:cs="Times New Roman"/>
-                <w:sz w:val="24"/>
-                <w:szCs w:val="24"/>
-              </w:rPr>
-              <w:t>GET /</w:t>
-            </w:r>
-            <w:proofErr w:type="spellStart"/>
-            <w:r>
-              <w:rPr>
-                <w:rFonts w:ascii="Times New Roman" w:eastAsia="Aptos" w:hAnsi="Times New Roman" w:cs="Times New Roman"/>
-                <w:sz w:val="24"/>
-                <w:szCs w:val="24"/>
-              </w:rPr>
-              <w:t>api</w:t>
-            </w:r>
-            <w:proofErr w:type="spellEnd"/>
-            <w:r>
-              <w:rPr>
-                <w:rFonts w:ascii="Times New Roman" w:eastAsia="Aptos" w:hAnsi="Times New Roman" w:cs="Times New Roman"/>
-                <w:sz w:val="24"/>
-                <w:szCs w:val="24"/>
-              </w:rPr>
-              <w:t>/reports/trial-balance</w:t>
+              <w:spacing w:before="0" w:after="0"/>
+            </w:pPr>
+            <w:r>
+              <w:rPr>
+                <w:sz w:val="14"/>
+              </w:rPr>
+              <w:t>GET /reports/trial-balance</w:t>
             </w:r>
           </w:p>
         </w:tc>
@@ -30798,18 +29101,11 @@
           </w:tcPr>
           <w:p>
             <w:pPr>
-              <w:spacing w:after="0" w:line="480" w:lineRule="auto"/>
-              <w:rPr>
-                <w:rFonts w:ascii="Times New Roman" w:eastAsia="Aptos" w:hAnsi="Times New Roman" w:cs="Times New Roman"/>
-                <w:sz w:val="24"/>
-                <w:szCs w:val="24"/>
-              </w:rPr>
-            </w:pPr>
-            <w:r>
-              <w:rPr>
-                <w:rFonts w:ascii="Times New Roman" w:eastAsia="Aptos" w:hAnsi="Times New Roman" w:cs="Times New Roman"/>
-                <w:sz w:val="24"/>
-                <w:szCs w:val="24"/>
+              <w:spacing w:before="0" w:after="0"/>
+            </w:pPr>
+            <w:r>
+              <w:rPr>
+                <w:sz w:val="14"/>
               </w:rPr>
               <w:t>Spike p95</w:t>
             </w:r>
@@ -30821,31 +29117,14 @@
           </w:tcPr>
           <w:p>
             <w:pPr>
-              <w:spacing w:after="0" w:line="480" w:lineRule="auto"/>
-              <w:rPr>
-                <w:rFonts w:ascii="Times New Roman" w:eastAsia="Aptos" w:hAnsi="Times New Roman" w:cs="Times New Roman"/>
-                <w:sz w:val="24"/>
-                <w:szCs w:val="24"/>
-              </w:rPr>
-            </w:pPr>
-            <w:r>
-              <w:rPr>
-                <w:rFonts w:ascii="Times New Roman" w:eastAsia="Aptos" w:hAnsi="Times New Roman" w:cs="Times New Roman"/>
-                <w:sz w:val="24"/>
-                <w:szCs w:val="24"/>
-              </w:rPr>
-              <w:t xml:space="preserve">10585.00 </w:t>
-            </w:r>
-            <w:proofErr w:type="spellStart"/>
-            <w:r>
-              <w:rPr>
-                <w:rFonts w:ascii="Times New Roman" w:eastAsia="Aptos" w:hAnsi="Times New Roman" w:cs="Times New Roman"/>
-                <w:sz w:val="24"/>
-                <w:szCs w:val="24"/>
-              </w:rPr>
-              <w:t>ms</w:t>
-            </w:r>
-            <w:proofErr w:type="spellEnd"/>
+              <w:spacing w:before="0" w:after="0"/>
+            </w:pPr>
+            <w:r>
+              <w:rPr>
+                <w:sz w:val="14"/>
+              </w:rPr>
+              <w:t>31142.45 ms</w:t>
+            </w:r>
           </w:p>
         </w:tc>
         <w:tc>
@@ -30854,31 +29133,14 @@
           </w:tcPr>
           <w:p>
             <w:pPr>
-              <w:spacing w:after="0" w:line="480" w:lineRule="auto"/>
-              <w:rPr>
-                <w:rFonts w:ascii="Times New Roman" w:eastAsia="Aptos" w:hAnsi="Times New Roman" w:cs="Times New Roman"/>
-                <w:sz w:val="24"/>
-                <w:szCs w:val="24"/>
-              </w:rPr>
-            </w:pPr>
-            <w:r>
-              <w:rPr>
-                <w:rFonts w:ascii="Times New Roman" w:eastAsia="Aptos" w:hAnsi="Times New Roman" w:cs="Times New Roman"/>
-                <w:sz w:val="24"/>
-                <w:szCs w:val="24"/>
-              </w:rPr>
-              <w:t xml:space="preserve">1244.85 </w:t>
-            </w:r>
-            <w:proofErr w:type="spellStart"/>
-            <w:r>
-              <w:rPr>
-                <w:rFonts w:ascii="Times New Roman" w:eastAsia="Aptos" w:hAnsi="Times New Roman" w:cs="Times New Roman"/>
-                <w:sz w:val="24"/>
-                <w:szCs w:val="24"/>
-              </w:rPr>
-              <w:t>ms</w:t>
-            </w:r>
-            <w:proofErr w:type="spellEnd"/>
+              <w:spacing w:before="0" w:after="0"/>
+            </w:pPr>
+            <w:r>
+              <w:rPr>
+                <w:sz w:val="14"/>
+              </w:rPr>
+              <w:t>2797.70 ms</w:t>
+            </w:r>
           </w:p>
         </w:tc>
         <w:tc>
@@ -30887,29 +29149,13 @@
           </w:tcPr>
           <w:p>
             <w:pPr>
-              <w:spacing w:after="0" w:line="480" w:lineRule="auto"/>
-              <w:rPr>
-                <w:rFonts w:ascii="Times New Roman" w:eastAsia="Aptos" w:hAnsi="Times New Roman" w:cs="Times New Roman"/>
-                <w:sz w:val="24"/>
-                <w:szCs w:val="24"/>
-              </w:rPr>
-            </w:pPr>
-            <w:r>
-              <w:rPr>
-                <w:rFonts w:ascii="Times New Roman" w:eastAsia="Aptos" w:hAnsi="Times New Roman" w:cs="Times New Roman"/>
-                <w:sz w:val="24"/>
-                <w:szCs w:val="24"/>
-              </w:rPr>
-              <w:t xml:space="preserve">Stopped persisting report </w:t>
-            </w:r>
-            <w:r>
-              <w:rPr>
-                <w:rFonts w:ascii="Times New Roman" w:eastAsia="Aptos" w:hAnsi="Times New Roman" w:cs="Times New Roman"/>
-                <w:sz w:val="24"/>
-                <w:szCs w:val="24"/>
-              </w:rPr>
-              <w:lastRenderedPageBreak/>
-              <w:t>snapshots during reads</w:t>
+              <w:spacing w:before="0" w:after="0"/>
+            </w:pPr>
+            <w:r>
+              <w:rPr>
+                <w:sz w:val="14"/>
+              </w:rPr>
+              <w:t>Large spike-profile improvement</w:t>
             </w:r>
           </w:p>
         </w:tc>
@@ -30921,38 +29167,13 @@
           </w:tcPr>
           <w:p>
             <w:pPr>
-              <w:spacing w:after="0" w:line="480" w:lineRule="auto"/>
-              <w:rPr>
-                <w:rFonts w:ascii="Times New Roman" w:eastAsia="Aptos" w:hAnsi="Times New Roman" w:cs="Times New Roman"/>
-                <w:sz w:val="24"/>
-                <w:szCs w:val="24"/>
-              </w:rPr>
-            </w:pPr>
-            <w:r>
-              <w:rPr>
-                <w:rFonts w:ascii="Times New Roman" w:eastAsia="Aptos" w:hAnsi="Times New Roman" w:cs="Times New Roman"/>
-                <w:sz w:val="24"/>
-                <w:szCs w:val="24"/>
-              </w:rPr>
-              <w:t>GET /</w:t>
-            </w:r>
-            <w:proofErr w:type="spellStart"/>
-            <w:r>
-              <w:rPr>
-                <w:rFonts w:ascii="Times New Roman" w:eastAsia="Aptos" w:hAnsi="Times New Roman" w:cs="Times New Roman"/>
-                <w:sz w:val="24"/>
-                <w:szCs w:val="24"/>
-              </w:rPr>
-              <w:t>api</w:t>
-            </w:r>
-            <w:proofErr w:type="spellEnd"/>
-            <w:r>
-              <w:rPr>
-                <w:rFonts w:ascii="Times New Roman" w:eastAsia="Aptos" w:hAnsi="Times New Roman" w:cs="Times New Roman"/>
-                <w:sz w:val="24"/>
-                <w:szCs w:val="24"/>
-              </w:rPr>
-              <w:t>/reports/profit-loss</w:t>
+              <w:spacing w:before="0" w:after="0"/>
+            </w:pPr>
+            <w:r>
+              <w:rPr>
+                <w:sz w:val="14"/>
+              </w:rPr>
+              <w:t>GET /reports/profit-loss</w:t>
             </w:r>
           </w:p>
         </w:tc>
@@ -30962,18 +29183,11 @@
           </w:tcPr>
           <w:p>
             <w:pPr>
-              <w:spacing w:after="0" w:line="480" w:lineRule="auto"/>
-              <w:rPr>
-                <w:rFonts w:ascii="Times New Roman" w:eastAsia="Aptos" w:hAnsi="Times New Roman" w:cs="Times New Roman"/>
-                <w:sz w:val="24"/>
-                <w:szCs w:val="24"/>
-              </w:rPr>
-            </w:pPr>
-            <w:r>
-              <w:rPr>
-                <w:rFonts w:ascii="Times New Roman" w:eastAsia="Aptos" w:hAnsi="Times New Roman" w:cs="Times New Roman"/>
-                <w:sz w:val="24"/>
-                <w:szCs w:val="24"/>
+              <w:spacing w:before="0" w:after="0"/>
+            </w:pPr>
+            <w:r>
+              <w:rPr>
+                <w:sz w:val="14"/>
               </w:rPr>
               <w:t>Spike p95</w:t>
             </w:r>
@@ -30985,31 +29199,14 @@
           </w:tcPr>
           <w:p>
             <w:pPr>
-              <w:spacing w:after="0" w:line="480" w:lineRule="auto"/>
-              <w:rPr>
-                <w:rFonts w:ascii="Times New Roman" w:eastAsia="Aptos" w:hAnsi="Times New Roman" w:cs="Times New Roman"/>
-                <w:sz w:val="24"/>
-                <w:szCs w:val="24"/>
-              </w:rPr>
-            </w:pPr>
-            <w:r>
-              <w:rPr>
-                <w:rFonts w:ascii="Times New Roman" w:eastAsia="Aptos" w:hAnsi="Times New Roman" w:cs="Times New Roman"/>
-                <w:sz w:val="24"/>
-                <w:szCs w:val="24"/>
-              </w:rPr>
-              <w:t xml:space="preserve">7118.35 </w:t>
-            </w:r>
-            <w:proofErr w:type="spellStart"/>
-            <w:r>
-              <w:rPr>
-                <w:rFonts w:ascii="Times New Roman" w:eastAsia="Aptos" w:hAnsi="Times New Roman" w:cs="Times New Roman"/>
-                <w:sz w:val="24"/>
-                <w:szCs w:val="24"/>
-              </w:rPr>
-              <w:t>ms</w:t>
-            </w:r>
-            <w:proofErr w:type="spellEnd"/>
+              <w:spacing w:before="0" w:after="0"/>
+            </w:pPr>
+            <w:r>
+              <w:rPr>
+                <w:sz w:val="14"/>
+              </w:rPr>
+              <w:t>31487.90 ms</w:t>
+            </w:r>
           </w:p>
         </w:tc>
         <w:tc>
@@ -31018,31 +29215,14 @@
           </w:tcPr>
           <w:p>
             <w:pPr>
-              <w:spacing w:after="0" w:line="480" w:lineRule="auto"/>
-              <w:rPr>
-                <w:rFonts w:ascii="Times New Roman" w:eastAsia="Aptos" w:hAnsi="Times New Roman" w:cs="Times New Roman"/>
-                <w:sz w:val="24"/>
-                <w:szCs w:val="24"/>
-              </w:rPr>
-            </w:pPr>
-            <w:r>
-              <w:rPr>
-                <w:rFonts w:ascii="Times New Roman" w:eastAsia="Aptos" w:hAnsi="Times New Roman" w:cs="Times New Roman"/>
-                <w:sz w:val="24"/>
-                <w:szCs w:val="24"/>
-              </w:rPr>
-              <w:t xml:space="preserve">690.90 </w:t>
-            </w:r>
-            <w:proofErr w:type="spellStart"/>
-            <w:r>
-              <w:rPr>
-                <w:rFonts w:ascii="Times New Roman" w:eastAsia="Aptos" w:hAnsi="Times New Roman" w:cs="Times New Roman"/>
-                <w:sz w:val="24"/>
-                <w:szCs w:val="24"/>
-              </w:rPr>
-              <w:t>ms</w:t>
-            </w:r>
-            <w:proofErr w:type="spellEnd"/>
+              <w:spacing w:before="0" w:after="0"/>
+            </w:pPr>
+            <w:r>
+              <w:rPr>
+                <w:sz w:val="14"/>
+              </w:rPr>
+              <w:t>2342.75 ms</w:t>
+            </w:r>
           </w:p>
         </w:tc>
         <w:tc>
@@ -31051,20 +29231,13 @@
           </w:tcPr>
           <w:p>
             <w:pPr>
-              <w:spacing w:after="0" w:line="480" w:lineRule="auto"/>
-              <w:rPr>
-                <w:rFonts w:ascii="Times New Roman" w:eastAsia="Aptos" w:hAnsi="Times New Roman" w:cs="Times New Roman"/>
-                <w:sz w:val="24"/>
-                <w:szCs w:val="24"/>
-              </w:rPr>
-            </w:pPr>
-            <w:r>
-              <w:rPr>
-                <w:rFonts w:ascii="Times New Roman" w:eastAsia="Aptos" w:hAnsi="Times New Roman" w:cs="Times New Roman"/>
-                <w:sz w:val="24"/>
-                <w:szCs w:val="24"/>
-              </w:rPr>
-              <w:t>Reused aggregated ledger balances</w:t>
+              <w:spacing w:before="0" w:after="0"/>
+            </w:pPr>
+            <w:r>
+              <w:rPr>
+                <w:sz w:val="14"/>
+              </w:rPr>
+              <w:t>Large spike-profile improvement</w:t>
             </w:r>
           </w:p>
         </w:tc>
@@ -31076,38 +29249,13 @@
           </w:tcPr>
           <w:p>
             <w:pPr>
-              <w:spacing w:after="0" w:line="480" w:lineRule="auto"/>
-              <w:rPr>
-                <w:rFonts w:ascii="Times New Roman" w:eastAsia="Aptos" w:hAnsi="Times New Roman" w:cs="Times New Roman"/>
-                <w:sz w:val="24"/>
-                <w:szCs w:val="24"/>
-              </w:rPr>
-            </w:pPr>
-            <w:r>
-              <w:rPr>
-                <w:rFonts w:ascii="Times New Roman" w:eastAsia="Aptos" w:hAnsi="Times New Roman" w:cs="Times New Roman"/>
-                <w:sz w:val="24"/>
-                <w:szCs w:val="24"/>
-              </w:rPr>
-              <w:t>GET /</w:t>
-            </w:r>
-            <w:proofErr w:type="spellStart"/>
-            <w:r>
-              <w:rPr>
-                <w:rFonts w:ascii="Times New Roman" w:eastAsia="Aptos" w:hAnsi="Times New Roman" w:cs="Times New Roman"/>
-                <w:sz w:val="24"/>
-                <w:szCs w:val="24"/>
-              </w:rPr>
-              <w:t>api</w:t>
-            </w:r>
-            <w:proofErr w:type="spellEnd"/>
-            <w:r>
-              <w:rPr>
-                <w:rFonts w:ascii="Times New Roman" w:eastAsia="Aptos" w:hAnsi="Times New Roman" w:cs="Times New Roman"/>
-                <w:sz w:val="24"/>
-                <w:szCs w:val="24"/>
-              </w:rPr>
-              <w:t>/reports/balance-sheet</w:t>
+              <w:spacing w:before="0" w:after="0"/>
+            </w:pPr>
+            <w:r>
+              <w:rPr>
+                <w:sz w:val="14"/>
+              </w:rPr>
+              <w:t>GET /reports/balance-sheet</w:t>
             </w:r>
           </w:p>
         </w:tc>
@@ -31117,18 +29265,11 @@
           </w:tcPr>
           <w:p>
             <w:pPr>
-              <w:spacing w:after="0" w:line="480" w:lineRule="auto"/>
-              <w:rPr>
-                <w:rFonts w:ascii="Times New Roman" w:eastAsia="Aptos" w:hAnsi="Times New Roman" w:cs="Times New Roman"/>
-                <w:sz w:val="24"/>
-                <w:szCs w:val="24"/>
-              </w:rPr>
-            </w:pPr>
-            <w:r>
-              <w:rPr>
-                <w:rFonts w:ascii="Times New Roman" w:eastAsia="Aptos" w:hAnsi="Times New Roman" w:cs="Times New Roman"/>
-                <w:sz w:val="24"/>
-                <w:szCs w:val="24"/>
+              <w:spacing w:before="0" w:after="0"/>
+            </w:pPr>
+            <w:r>
+              <w:rPr>
+                <w:sz w:val="14"/>
               </w:rPr>
               <w:t>Spike p95</w:t>
             </w:r>
@@ -31140,31 +29281,14 @@
           </w:tcPr>
           <w:p>
             <w:pPr>
-              <w:spacing w:after="0" w:line="480" w:lineRule="auto"/>
-              <w:rPr>
-                <w:rFonts w:ascii="Times New Roman" w:eastAsia="Aptos" w:hAnsi="Times New Roman" w:cs="Times New Roman"/>
-                <w:sz w:val="24"/>
-                <w:szCs w:val="24"/>
-              </w:rPr>
-            </w:pPr>
-            <w:r>
-              <w:rPr>
-                <w:rFonts w:ascii="Times New Roman" w:eastAsia="Aptos" w:hAnsi="Times New Roman" w:cs="Times New Roman"/>
-                <w:sz w:val="24"/>
-                <w:szCs w:val="24"/>
-              </w:rPr>
-              <w:t xml:space="preserve">5768.95 </w:t>
-            </w:r>
-            <w:proofErr w:type="spellStart"/>
-            <w:r>
-              <w:rPr>
-                <w:rFonts w:ascii="Times New Roman" w:eastAsia="Aptos" w:hAnsi="Times New Roman" w:cs="Times New Roman"/>
-                <w:sz w:val="24"/>
-                <w:szCs w:val="24"/>
-              </w:rPr>
-              <w:t>ms</w:t>
-            </w:r>
-            <w:proofErr w:type="spellEnd"/>
+              <w:spacing w:before="0" w:after="0"/>
+            </w:pPr>
+            <w:r>
+              <w:rPr>
+                <w:sz w:val="14"/>
+              </w:rPr>
+              <w:t>32732.65 ms</w:t>
+            </w:r>
           </w:p>
         </w:tc>
         <w:tc>
@@ -31173,31 +29297,14 @@
           </w:tcPr>
           <w:p>
             <w:pPr>
-              <w:spacing w:after="0" w:line="480" w:lineRule="auto"/>
-              <w:rPr>
-                <w:rFonts w:ascii="Times New Roman" w:eastAsia="Aptos" w:hAnsi="Times New Roman" w:cs="Times New Roman"/>
-                <w:sz w:val="24"/>
-                <w:szCs w:val="24"/>
-              </w:rPr>
-            </w:pPr>
-            <w:r>
-              <w:rPr>
-                <w:rFonts w:ascii="Times New Roman" w:eastAsia="Aptos" w:hAnsi="Times New Roman" w:cs="Times New Roman"/>
-                <w:sz w:val="24"/>
-                <w:szCs w:val="24"/>
-              </w:rPr>
-              <w:t xml:space="preserve">650.95 </w:t>
-            </w:r>
-            <w:proofErr w:type="spellStart"/>
-            <w:r>
-              <w:rPr>
-                <w:rFonts w:ascii="Times New Roman" w:eastAsia="Aptos" w:hAnsi="Times New Roman" w:cs="Times New Roman"/>
-                <w:sz w:val="24"/>
-                <w:szCs w:val="24"/>
-              </w:rPr>
-              <w:t>ms</w:t>
-            </w:r>
-            <w:proofErr w:type="spellEnd"/>
+              <w:spacing w:before="0" w:after="0"/>
+            </w:pPr>
+            <w:r>
+              <w:rPr>
+                <w:sz w:val="14"/>
+              </w:rPr>
+              <w:t>2554.90 ms</w:t>
+            </w:r>
           </w:p>
         </w:tc>
         <w:tc>
@@ -31206,20 +29313,13 @@
           </w:tcPr>
           <w:p>
             <w:pPr>
-              <w:spacing w:after="0" w:line="480" w:lineRule="auto"/>
-              <w:rPr>
-                <w:rFonts w:ascii="Times New Roman" w:eastAsia="Aptos" w:hAnsi="Times New Roman" w:cs="Times New Roman"/>
-                <w:sz w:val="24"/>
-                <w:szCs w:val="24"/>
-              </w:rPr>
-            </w:pPr>
-            <w:r>
-              <w:rPr>
-                <w:rFonts w:ascii="Times New Roman" w:eastAsia="Aptos" w:hAnsi="Times New Roman" w:cs="Times New Roman"/>
-                <w:sz w:val="24"/>
-                <w:szCs w:val="24"/>
-              </w:rPr>
-              <w:t>Reduced repeated query work</w:t>
+              <w:spacing w:before="0" w:after="0"/>
+            </w:pPr>
+            <w:r>
+              <w:rPr>
+                <w:sz w:val="14"/>
+              </w:rPr>
+              <w:t>Large spike-profile improvement</w:t>
             </w:r>
           </w:p>
         </w:tc>
@@ -31231,56 +29331,13 @@
           </w:tcPr>
           <w:p>
             <w:pPr>
-              <w:spacing w:after="0" w:line="480" w:lineRule="auto"/>
-              <w:rPr>
-                <w:rFonts w:ascii="Times New Roman" w:eastAsia="Aptos" w:hAnsi="Times New Roman" w:cs="Times New Roman"/>
-                <w:sz w:val="24"/>
-                <w:szCs w:val="24"/>
-              </w:rPr>
-            </w:pPr>
-            <w:r>
-              <w:rPr>
-                <w:rFonts w:ascii="Times New Roman" w:eastAsia="Aptos" w:hAnsi="Times New Roman" w:cs="Times New Roman"/>
-                <w:sz w:val="24"/>
-                <w:szCs w:val="24"/>
-              </w:rPr>
-              <w:t>POST /</w:t>
-            </w:r>
-            <w:proofErr w:type="spellStart"/>
-            <w:r>
-              <w:rPr>
-                <w:rFonts w:ascii="Times New Roman" w:eastAsia="Aptos" w:hAnsi="Times New Roman" w:cs="Times New Roman"/>
-                <w:sz w:val="24"/>
-                <w:szCs w:val="24"/>
-              </w:rPr>
-              <w:t>api</w:t>
-            </w:r>
-            <w:proofErr w:type="spellEnd"/>
-            <w:r>
-              <w:rPr>
-                <w:rFonts w:ascii="Times New Roman" w:eastAsia="Aptos" w:hAnsi="Times New Roman" w:cs="Times New Roman"/>
-                <w:sz w:val="24"/>
-                <w:szCs w:val="24"/>
-              </w:rPr>
-              <w:t>/</w:t>
-            </w:r>
-            <w:proofErr w:type="spellStart"/>
-            <w:r>
-              <w:rPr>
-                <w:rFonts w:ascii="Times New Roman" w:eastAsia="Aptos" w:hAnsi="Times New Roman" w:cs="Times New Roman"/>
-                <w:sz w:val="24"/>
-                <w:szCs w:val="24"/>
-              </w:rPr>
-              <w:t>journalentries</w:t>
-            </w:r>
-            <w:proofErr w:type="spellEnd"/>
-            <w:r>
-              <w:rPr>
-                <w:rFonts w:ascii="Times New Roman" w:eastAsia="Aptos" w:hAnsi="Times New Roman" w:cs="Times New Roman"/>
-                <w:sz w:val="24"/>
-                <w:szCs w:val="24"/>
-              </w:rPr>
-              <w:t>/bulk</w:t>
+              <w:spacing w:before="0" w:after="0"/>
+            </w:pPr>
+            <w:r>
+              <w:rPr>
+                <w:sz w:val="14"/>
+              </w:rPr>
+              <w:t>POST /journal-entries/bulk</w:t>
             </w:r>
           </w:p>
         </w:tc>
@@ -31290,18 +29347,11 @@
           </w:tcPr>
           <w:p>
             <w:pPr>
-              <w:spacing w:after="0" w:line="480" w:lineRule="auto"/>
-              <w:rPr>
-                <w:rFonts w:ascii="Times New Roman" w:eastAsia="Aptos" w:hAnsi="Times New Roman" w:cs="Times New Roman"/>
-                <w:sz w:val="24"/>
-                <w:szCs w:val="24"/>
-              </w:rPr>
-            </w:pPr>
-            <w:r>
-              <w:rPr>
-                <w:rFonts w:ascii="Times New Roman" w:eastAsia="Aptos" w:hAnsi="Times New Roman" w:cs="Times New Roman"/>
-                <w:sz w:val="24"/>
-                <w:szCs w:val="24"/>
+              <w:spacing w:before="0" w:after="0"/>
+            </w:pPr>
+            <w:r>
+              <w:rPr>
+                <w:sz w:val="14"/>
               </w:rPr>
               <w:t>Spike p95</w:t>
             </w:r>
@@ -31313,31 +29363,14 @@
           </w:tcPr>
           <w:p>
             <w:pPr>
-              <w:spacing w:after="0" w:line="480" w:lineRule="auto"/>
-              <w:rPr>
-                <w:rFonts w:ascii="Times New Roman" w:eastAsia="Aptos" w:hAnsi="Times New Roman" w:cs="Times New Roman"/>
-                <w:sz w:val="24"/>
-                <w:szCs w:val="24"/>
-              </w:rPr>
-            </w:pPr>
-            <w:r>
-              <w:rPr>
-                <w:rFonts w:ascii="Times New Roman" w:eastAsia="Aptos" w:hAnsi="Times New Roman" w:cs="Times New Roman"/>
-                <w:sz w:val="24"/>
-                <w:szCs w:val="24"/>
-              </w:rPr>
-              <w:t xml:space="preserve">1401.70 </w:t>
-            </w:r>
-            <w:proofErr w:type="spellStart"/>
-            <w:r>
-              <w:rPr>
-                <w:rFonts w:ascii="Times New Roman" w:eastAsia="Aptos" w:hAnsi="Times New Roman" w:cs="Times New Roman"/>
-                <w:sz w:val="24"/>
-                <w:szCs w:val="24"/>
-              </w:rPr>
-              <w:t>ms</w:t>
-            </w:r>
-            <w:proofErr w:type="spellEnd"/>
+              <w:spacing w:before="0" w:after="0"/>
+            </w:pPr>
+            <w:r>
+              <w:rPr>
+                <w:sz w:val="14"/>
+              </w:rPr>
+              <w:t>12734.75 ms</w:t>
+            </w:r>
           </w:p>
         </w:tc>
         <w:tc>
@@ -31346,31 +29379,14 @@
           </w:tcPr>
           <w:p>
             <w:pPr>
-              <w:spacing w:after="0" w:line="480" w:lineRule="auto"/>
-              <w:rPr>
-                <w:rFonts w:ascii="Times New Roman" w:eastAsia="Aptos" w:hAnsi="Times New Roman" w:cs="Times New Roman"/>
-                <w:sz w:val="24"/>
-                <w:szCs w:val="24"/>
-              </w:rPr>
-            </w:pPr>
-            <w:r>
-              <w:rPr>
-                <w:rFonts w:ascii="Times New Roman" w:eastAsia="Aptos" w:hAnsi="Times New Roman" w:cs="Times New Roman"/>
-                <w:sz w:val="24"/>
-                <w:szCs w:val="24"/>
-              </w:rPr>
-              <w:t xml:space="preserve">634.00 </w:t>
-            </w:r>
-            <w:proofErr w:type="spellStart"/>
-            <w:r>
-              <w:rPr>
-                <w:rFonts w:ascii="Times New Roman" w:eastAsia="Aptos" w:hAnsi="Times New Roman" w:cs="Times New Roman"/>
-                <w:sz w:val="24"/>
-                <w:szCs w:val="24"/>
-              </w:rPr>
-              <w:t>ms</w:t>
-            </w:r>
-            <w:proofErr w:type="spellEnd"/>
+              <w:spacing w:before="0" w:after="0"/>
+            </w:pPr>
+            <w:r>
+              <w:rPr>
+                <w:sz w:val="14"/>
+              </w:rPr>
+              <w:t>2544.10 ms</w:t>
+            </w:r>
           </w:p>
         </w:tc>
         <w:tc>
@@ -31379,20 +29395,13 @@
           </w:tcPr>
           <w:p>
             <w:pPr>
-              <w:spacing w:after="0" w:line="480" w:lineRule="auto"/>
-              <w:rPr>
-                <w:rFonts w:ascii="Times New Roman" w:eastAsia="Aptos" w:hAnsi="Times New Roman" w:cs="Times New Roman"/>
-                <w:sz w:val="24"/>
-                <w:szCs w:val="24"/>
-              </w:rPr>
-            </w:pPr>
-            <w:r>
-              <w:rPr>
-                <w:rFonts w:ascii="Times New Roman" w:eastAsia="Aptos" w:hAnsi="Times New Roman" w:cs="Times New Roman"/>
-                <w:sz w:val="24"/>
-                <w:szCs w:val="24"/>
-              </w:rPr>
-              <w:t>Composite indexes and reduced write amplification</w:t>
+              <w:spacing w:before="0" w:after="0"/>
+            </w:pPr>
+            <w:r>
+              <w:rPr>
+                <w:sz w:val="14"/>
+              </w:rPr>
+              <w:t>Large spike-profile improvement</w:t>
             </w:r>
           </w:p>
         </w:tc>
@@ -31410,12 +29419,7 @@
         </w:rPr>
       </w:pPr>
       <w:r>
-        <w:rPr>
-          <w:rFonts w:ascii="Times New Roman" w:eastAsia="Times New Roman" w:hAnsi="Times New Roman" w:cs="Times New Roman"/>
-          <w:sz w:val="24"/>
-          <w:szCs w:val="24"/>
-        </w:rPr>
-        <w:t>The endpoint evidence in Table 4.4 connects the largest endpoint-level p95 reductions to the corresponding remediation work.</w:t>
+        <w:t>The fresh endpoint evidence in Table 4.4 shows that spike-profile report endpoints improved substantially, but account-ledger soak p95 regressed. Endpoint improvements under one workload therefore cannot be generalized to the failed p100 and p500 core profiles.</w:t>
       </w:r>
     </w:p>
     <w:p>
@@ -31429,12 +29433,7 @@
         </w:rPr>
       </w:pPr>
       <w:r>
-        <w:rPr>
-          <w:rFonts w:ascii="Times New Roman" w:hAnsi="Times New Roman" w:cs="Times New Roman"/>
-          <w:sz w:val="24"/>
-          <w:szCs w:val="24"/>
-        </w:rPr>
-        <w:t>The JMeter results show major p95 reductions in the normal p50, p100, and p500 profiles. The soak and spike runs also improved sharply, but they are reported more conservatively because recovery drift remained visible under stress. This is why the full report treats the core performance comments as addressed while preserving drift as a future monitoring item.</w:t>
+        <w:t>The fresh JMeter results are mixed. Soak and spike aggregate p95 improved, and spike errors fell to 0%, but p50, p100, and p500 aggregate p95 all worsened. Because the pre-registered core gate failed, the report treats the current performance remediation as unsuccessful for the core criterion rather than carrying forward the earlier historical success claim.</w:t>
       </w:r>
     </w:p>
     <w:p>
@@ -31449,25 +29448,7 @@
         </w:rPr>
       </w:pPr>
       <w:r>
-        <w:rPr>
-          <w:rFonts w:ascii="Times New Roman" w:hAnsi="Times New Roman" w:cs="Times New Roman"/>
-          <w:b/>
-          <w:sz w:val="24"/>
-          <w:szCs w:val="24"/>
-        </w:rPr>
-        <w:lastRenderedPageBreak/>
-        <w:t xml:space="preserve">Outcome judgment: Achieved for core profiles and Partially Achieved for stress stability. </w:t>
-      </w:r>
-      <w:r>
-        <w:rPr>
-          <w:rFonts w:ascii="Times New Roman" w:hAnsi="Times New Roman" w:cs="Times New Roman"/>
-          <w:sz w:val="24"/>
-          <w:szCs w:val="24"/>
-        </w:rPr>
-        <w:t>The core performance result is judged successful because p50, p100, and p500 total p95 latency improved by 73.71% to 87.02% while the error rate remained 0.00%, satisfying the decision rule of improved p95 latency without an error-rate regression. The stress result is only partially achieved because soak and spike p95 latency improved substantially but the mixed-workload drift heuristic remained unresolved. This remaining condition prevents an unconditional conclusion that stress stability was fully achieved.</w:t>
-      </w:r>
-      <w:r>
-        <w:t xml:space="preserve"> The caching implementation, JMeter profiles, and fresh dashboard results are provided in Appendices C, D, E, and F.</w:t>
+        <w:t>Outcome judgment: Not Achieved for the core performance criterion and Partially Achieved for stress-profile behavior. The remediation core gate failed because p100 p95 was 1146.9 ms against a 500 ms threshold and p500 p95 was 1547.95 ms against a 1200 ms threshold. Soak total p95 improved from 443.95 ms to 171.0 ms, spike total p95 improved from 33401.75 ms to 4730.85 ms, and spike error rate fell from 0.4688% to 0.00%. Those stress improvements are meaningful but do not compensate for the failed core gate. Appendices D-F preserve the profiles, machine-readable statistics, and dashboards.</w:t>
       </w:r>
     </w:p>
     <w:p>
@@ -31515,6 +29496,7 @@
       <w:tblPr>
         <w:tblStyle w:val="TableGrid0"/>
         <w:tblW w:w="9360" w:type="dxa"/>
+        <w:tblLayout w:type="autofit"/>
         <w:tblLook w:val="04A0" w:firstRow="1" w:lastRow="0" w:firstColumn="1" w:lastColumn="0" w:noHBand="0" w:noVBand="1"/>
       </w:tblPr>
       <w:tblGrid>
@@ -31533,19 +29515,12 @@
           </w:tcPr>
           <w:p>
             <w:pPr>
-              <w:spacing w:after="0" w:line="480" w:lineRule="auto"/>
-              <w:rPr>
-                <w:rFonts w:ascii="Times New Roman" w:eastAsia="Aptos" w:hAnsi="Times New Roman" w:cs="Times New Roman"/>
-                <w:sz w:val="24"/>
-                <w:szCs w:val="24"/>
-              </w:rPr>
-            </w:pPr>
-            <w:r>
-              <w:rPr>
-                <w:rFonts w:ascii="Times New Roman" w:eastAsia="Aptos" w:hAnsi="Times New Roman" w:cs="Times New Roman"/>
+              <w:spacing w:before="0" w:after="0"/>
+            </w:pPr>
+            <w:r>
+              <w:rPr>
                 <w:b/>
-                <w:sz w:val="24"/>
-                <w:szCs w:val="24"/>
+                <w:sz w:val="16"/>
               </w:rPr>
               <w:t>Tool</w:t>
             </w:r>
@@ -31557,21 +29532,14 @@
           </w:tcPr>
           <w:p>
             <w:pPr>
-              <w:spacing w:after="0" w:line="480" w:lineRule="auto"/>
-              <w:rPr>
-                <w:rFonts w:ascii="Times New Roman" w:eastAsia="Aptos" w:hAnsi="Times New Roman" w:cs="Times New Roman"/>
-                <w:sz w:val="24"/>
-                <w:szCs w:val="24"/>
-              </w:rPr>
-            </w:pPr>
-            <w:r>
-              <w:rPr>
-                <w:rFonts w:ascii="Times New Roman" w:eastAsia="Aptos" w:hAnsi="Times New Roman" w:cs="Times New Roman"/>
+              <w:spacing w:before="0" w:after="0"/>
+            </w:pPr>
+            <w:r>
+              <w:rPr>
                 <w:b/>
-                <w:sz w:val="24"/>
-                <w:szCs w:val="24"/>
-              </w:rPr>
-              <w:t>Baseline evidence</w:t>
+                <w:sz w:val="16"/>
+              </w:rPr>
+              <w:t>Fresh baseline evidence</w:t>
             </w:r>
           </w:p>
         </w:tc>
@@ -31581,21 +29549,14 @@
           </w:tcPr>
           <w:p>
             <w:pPr>
-              <w:spacing w:after="0" w:line="480" w:lineRule="auto"/>
-              <w:rPr>
-                <w:rFonts w:ascii="Times New Roman" w:eastAsia="Aptos" w:hAnsi="Times New Roman" w:cs="Times New Roman"/>
-                <w:sz w:val="24"/>
-                <w:szCs w:val="24"/>
-              </w:rPr>
-            </w:pPr>
-            <w:r>
-              <w:rPr>
-                <w:rFonts w:ascii="Times New Roman" w:eastAsia="Aptos" w:hAnsi="Times New Roman" w:cs="Times New Roman"/>
+              <w:spacing w:before="0" w:after="0"/>
+            </w:pPr>
+            <w:r>
+              <w:rPr>
                 <w:b/>
-                <w:sz w:val="24"/>
-                <w:szCs w:val="24"/>
-              </w:rPr>
-              <w:t>After-fix evidence</w:t>
+                <w:sz w:val="16"/>
+              </w:rPr>
+              <w:t>Fresh after-fix evidence</w:t>
             </w:r>
           </w:p>
         </w:tc>
@@ -31605,19 +29566,12 @@
           </w:tcPr>
           <w:p>
             <w:pPr>
-              <w:spacing w:after="0" w:line="480" w:lineRule="auto"/>
-              <w:rPr>
-                <w:rFonts w:ascii="Times New Roman" w:eastAsia="Aptos" w:hAnsi="Times New Roman" w:cs="Times New Roman"/>
-                <w:sz w:val="24"/>
-                <w:szCs w:val="24"/>
-              </w:rPr>
-            </w:pPr>
-            <w:r>
-              <w:rPr>
-                <w:rFonts w:ascii="Times New Roman" w:eastAsia="Aptos" w:hAnsi="Times New Roman" w:cs="Times New Roman"/>
+              <w:spacing w:before="0" w:after="0"/>
+            </w:pPr>
+            <w:r>
+              <w:rPr>
                 <w:b/>
-                <w:sz w:val="24"/>
-                <w:szCs w:val="24"/>
+                <w:sz w:val="16"/>
               </w:rPr>
               <w:t>Closure status</w:t>
             </w:r>
@@ -31631,18 +29585,11 @@
           </w:tcPr>
           <w:p>
             <w:pPr>
-              <w:spacing w:after="0" w:line="480" w:lineRule="auto"/>
-              <w:rPr>
-                <w:rFonts w:ascii="Times New Roman" w:eastAsia="Aptos" w:hAnsi="Times New Roman" w:cs="Times New Roman"/>
-                <w:sz w:val="24"/>
-                <w:szCs w:val="24"/>
-              </w:rPr>
-            </w:pPr>
-            <w:r>
-              <w:rPr>
-                <w:rFonts w:ascii="Times New Roman" w:eastAsia="Aptos" w:hAnsi="Times New Roman" w:cs="Times New Roman"/>
-                <w:sz w:val="24"/>
-                <w:szCs w:val="24"/>
+              <w:spacing w:before="0" w:after="0"/>
+            </w:pPr>
+            <w:r>
+              <w:rPr>
+                <w:sz w:val="16"/>
               </w:rPr>
               <w:t>SonarQube</w:t>
             </w:r>
@@ -31654,20 +29601,13 @@
           </w:tcPr>
           <w:p>
             <w:pPr>
-              <w:spacing w:after="0" w:line="480" w:lineRule="auto"/>
-              <w:rPr>
-                <w:rFonts w:ascii="Times New Roman" w:eastAsia="Aptos" w:hAnsi="Times New Roman" w:cs="Times New Roman"/>
-                <w:sz w:val="24"/>
-                <w:szCs w:val="24"/>
-              </w:rPr>
-            </w:pPr>
-            <w:r>
-              <w:rPr>
-                <w:rFonts w:ascii="Times New Roman" w:eastAsia="Aptos" w:hAnsi="Times New Roman" w:cs="Times New Roman"/>
-                <w:sz w:val="24"/>
-                <w:szCs w:val="24"/>
-              </w:rPr>
-              <w:t>28 retained findings</w:t>
+              <w:spacing w:before="0" w:after="0"/>
+            </w:pPr>
+            <w:r>
+              <w:rPr>
+                <w:sz w:val="16"/>
+              </w:rPr>
+              <w:t>17 unique issues; coverage 74.4%</w:t>
             </w:r>
           </w:p>
         </w:tc>
@@ -31677,20 +29617,13 @@
           </w:tcPr>
           <w:p>
             <w:pPr>
-              <w:spacing w:after="0" w:line="480" w:lineRule="auto"/>
-              <w:rPr>
-                <w:rFonts w:ascii="Times New Roman" w:eastAsia="Aptos" w:hAnsi="Times New Roman" w:cs="Times New Roman"/>
-                <w:sz w:val="24"/>
-                <w:szCs w:val="24"/>
-              </w:rPr>
-            </w:pPr>
-            <w:r>
-              <w:rPr>
-                <w:rFonts w:ascii="Times New Roman" w:eastAsia="Aptos" w:hAnsi="Times New Roman" w:cs="Times New Roman"/>
-                <w:sz w:val="24"/>
-                <w:szCs w:val="24"/>
-              </w:rPr>
-              <w:t>0 retained findings</w:t>
+              <w:spacing w:before="0" w:after="0"/>
+            </w:pPr>
+            <w:r>
+              <w:rPr>
+                <w:sz w:val="16"/>
+              </w:rPr>
+              <w:t>0 issues; coverage 74.3%; gate OK</w:t>
             </w:r>
           </w:p>
         </w:tc>
@@ -31700,20 +29633,13 @@
           </w:tcPr>
           <w:p>
             <w:pPr>
-              <w:spacing w:after="0" w:line="480" w:lineRule="auto"/>
-              <w:rPr>
-                <w:rFonts w:ascii="Times New Roman" w:eastAsia="Aptos" w:hAnsi="Times New Roman" w:cs="Times New Roman"/>
-                <w:sz w:val="24"/>
-                <w:szCs w:val="24"/>
-              </w:rPr>
-            </w:pPr>
-            <w:r>
-              <w:rPr>
-                <w:rFonts w:ascii="Times New Roman" w:eastAsia="Aptos" w:hAnsi="Times New Roman" w:cs="Times New Roman"/>
-                <w:sz w:val="24"/>
-                <w:szCs w:val="24"/>
-              </w:rPr>
-              <w:t>Closed</w:t>
+              <w:spacing w:before="0" w:after="0"/>
+            </w:pPr>
+            <w:r>
+              <w:rPr>
+                <w:sz w:val="16"/>
+              </w:rPr>
+              <w:t>Achieved with minor metric regressions</w:t>
             </w:r>
           </w:p>
         </w:tc>
@@ -31725,20 +29651,13 @@
           </w:tcPr>
           <w:p>
             <w:pPr>
-              <w:spacing w:after="0" w:line="480" w:lineRule="auto"/>
-              <w:rPr>
-                <w:rFonts w:ascii="Times New Roman" w:eastAsia="Aptos" w:hAnsi="Times New Roman" w:cs="Times New Roman"/>
-                <w:sz w:val="24"/>
-                <w:szCs w:val="24"/>
-              </w:rPr>
-            </w:pPr>
-            <w:r>
-              <w:rPr>
-                <w:rFonts w:ascii="Times New Roman" w:eastAsia="Aptos" w:hAnsi="Times New Roman" w:cs="Times New Roman"/>
-                <w:sz w:val="24"/>
-                <w:szCs w:val="24"/>
-              </w:rPr>
-              <w:t>ZAP baseline scan</w:t>
+              <w:spacing w:before="0" w:after="0"/>
+            </w:pPr>
+            <w:r>
+              <w:rPr>
+                <w:sz w:val="16"/>
+              </w:rPr>
+              <w:t>ZAP passive scan</w:t>
             </w:r>
           </w:p>
         </w:tc>
@@ -31748,20 +29667,13 @@
           </w:tcPr>
           <w:p>
             <w:pPr>
-              <w:spacing w:after="0" w:line="480" w:lineRule="auto"/>
-              <w:rPr>
-                <w:rFonts w:ascii="Times New Roman" w:eastAsia="Aptos" w:hAnsi="Times New Roman" w:cs="Times New Roman"/>
-                <w:sz w:val="24"/>
-                <w:szCs w:val="24"/>
-              </w:rPr>
-            </w:pPr>
-            <w:r>
-              <w:rPr>
-                <w:rFonts w:ascii="Times New Roman" w:eastAsia="Aptos" w:hAnsi="Times New Roman" w:cs="Times New Roman"/>
-                <w:sz w:val="24"/>
-                <w:szCs w:val="24"/>
-              </w:rPr>
-              <w:t>2 Medium, 6 Low</w:t>
+              <w:spacing w:before="0" w:after="0"/>
+            </w:pPr>
+            <w:r>
+              <w:rPr>
+                <w:sz w:val="16"/>
+              </w:rPr>
+              <w:t>3 Medium, 6 Low</w:t>
             </w:r>
           </w:p>
         </w:tc>
@@ -31771,18 +29683,11 @@
           </w:tcPr>
           <w:p>
             <w:pPr>
-              <w:spacing w:after="0" w:line="480" w:lineRule="auto"/>
-              <w:rPr>
-                <w:rFonts w:ascii="Times New Roman" w:eastAsia="Aptos" w:hAnsi="Times New Roman" w:cs="Times New Roman"/>
-                <w:sz w:val="24"/>
-                <w:szCs w:val="24"/>
-              </w:rPr>
-            </w:pPr>
-            <w:r>
-              <w:rPr>
-                <w:rFonts w:ascii="Times New Roman" w:eastAsia="Aptos" w:hAnsi="Times New Roman" w:cs="Times New Roman"/>
-                <w:sz w:val="24"/>
-                <w:szCs w:val="24"/>
+              <w:spacing w:before="0" w:after="0"/>
+            </w:pPr>
+            <w:r>
+              <w:rPr>
+                <w:sz w:val="16"/>
               </w:rPr>
               <w:t>0 Medium, 0 Low</w:t>
             </w:r>
@@ -31794,20 +29699,13 @@
           </w:tcPr>
           <w:p>
             <w:pPr>
-              <w:spacing w:after="0" w:line="480" w:lineRule="auto"/>
-              <w:rPr>
-                <w:rFonts w:ascii="Times New Roman" w:eastAsia="Aptos" w:hAnsi="Times New Roman" w:cs="Times New Roman"/>
-                <w:sz w:val="24"/>
-                <w:szCs w:val="24"/>
-              </w:rPr>
-            </w:pPr>
-            <w:r>
-              <w:rPr>
-                <w:rFonts w:ascii="Times New Roman" w:eastAsia="Aptos" w:hAnsi="Times New Roman" w:cs="Times New Roman"/>
-                <w:sz w:val="24"/>
-                <w:szCs w:val="24"/>
-              </w:rPr>
-              <w:t>Closed</w:t>
+              <w:spacing w:before="0" w:after="0"/>
+            </w:pPr>
+            <w:r>
+              <w:rPr>
+                <w:sz w:val="16"/>
+              </w:rPr>
+              <w:t>Achieved</w:t>
             </w:r>
           </w:p>
         </w:tc>
@@ -31819,20 +29717,13 @@
           </w:tcPr>
           <w:p>
             <w:pPr>
-              <w:spacing w:after="0" w:line="480" w:lineRule="auto"/>
-              <w:rPr>
-                <w:rFonts w:ascii="Times New Roman" w:eastAsia="Aptos" w:hAnsi="Times New Roman" w:cs="Times New Roman"/>
-                <w:sz w:val="24"/>
-                <w:szCs w:val="24"/>
-              </w:rPr>
-            </w:pPr>
-            <w:r>
-              <w:rPr>
-                <w:rFonts w:ascii="Times New Roman" w:eastAsia="Aptos" w:hAnsi="Times New Roman" w:cs="Times New Roman"/>
-                <w:sz w:val="24"/>
-                <w:szCs w:val="24"/>
-              </w:rPr>
-              <w:t>ZAP authenticated scan</w:t>
+              <w:spacing w:before="0" w:after="0"/>
+            </w:pPr>
+            <w:r>
+              <w:rPr>
+                <w:sz w:val="16"/>
+              </w:rPr>
+              <w:t>ZAP authenticated API</w:t>
             </w:r>
           </w:p>
         </w:tc>
@@ -31842,20 +29733,13 @@
           </w:tcPr>
           <w:p>
             <w:pPr>
-              <w:spacing w:after="0" w:line="480" w:lineRule="auto"/>
-              <w:rPr>
-                <w:rFonts w:ascii="Times New Roman" w:eastAsia="Aptos" w:hAnsi="Times New Roman" w:cs="Times New Roman"/>
-                <w:sz w:val="24"/>
-                <w:szCs w:val="24"/>
-              </w:rPr>
-            </w:pPr>
-            <w:r>
-              <w:rPr>
-                <w:rFonts w:ascii="Times New Roman" w:eastAsia="Aptos" w:hAnsi="Times New Roman" w:cs="Times New Roman"/>
-                <w:sz w:val="24"/>
-                <w:szCs w:val="24"/>
-              </w:rPr>
-              <w:t>3 Low</w:t>
+              <w:spacing w:before="0" w:after="0"/>
+            </w:pPr>
+            <w:r>
+              <w:rPr>
+                <w:sz w:val="16"/>
+              </w:rPr>
+              <w:t>1 Medium, 3 Low</w:t>
             </w:r>
           </w:p>
         </w:tc>
@@ -31865,20 +29749,13 @@
           </w:tcPr>
           <w:p>
             <w:pPr>
-              <w:spacing w:after="0" w:line="480" w:lineRule="auto"/>
-              <w:rPr>
-                <w:rFonts w:ascii="Times New Roman" w:eastAsia="Aptos" w:hAnsi="Times New Roman" w:cs="Times New Roman"/>
-                <w:sz w:val="24"/>
-                <w:szCs w:val="24"/>
-              </w:rPr>
-            </w:pPr>
-            <w:r>
-              <w:rPr>
-                <w:rFonts w:ascii="Times New Roman" w:eastAsia="Aptos" w:hAnsi="Times New Roman" w:cs="Times New Roman"/>
-                <w:sz w:val="24"/>
-                <w:szCs w:val="24"/>
-              </w:rPr>
-              <w:t>0 Low</w:t>
+              <w:spacing w:before="0" w:after="0"/>
+            </w:pPr>
+            <w:r>
+              <w:rPr>
+                <w:sz w:val="16"/>
+              </w:rPr>
+              <w:t>1 Medium, 0 Low</w:t>
             </w:r>
           </w:p>
         </w:tc>
@@ -31888,20 +29765,13 @@
           </w:tcPr>
           <w:p>
             <w:pPr>
-              <w:spacing w:after="0" w:line="480" w:lineRule="auto"/>
-              <w:rPr>
-                <w:rFonts w:ascii="Times New Roman" w:eastAsia="Aptos" w:hAnsi="Times New Roman" w:cs="Times New Roman"/>
-                <w:sz w:val="24"/>
-                <w:szCs w:val="24"/>
-              </w:rPr>
-            </w:pPr>
-            <w:r>
-              <w:rPr>
-                <w:rFonts w:ascii="Times New Roman" w:eastAsia="Aptos" w:hAnsi="Times New Roman" w:cs="Times New Roman"/>
-                <w:sz w:val="24"/>
-                <w:szCs w:val="24"/>
-              </w:rPr>
-              <w:t>Closed</w:t>
+              <w:spacing w:before="0" w:after="0"/>
+            </w:pPr>
+            <w:r>
+              <w:rPr>
+                <w:sz w:val="16"/>
+              </w:rPr>
+              <w:t>Configured gate passed; raw Medium remains</w:t>
             </w:r>
           </w:p>
         </w:tc>
@@ -31913,18 +29783,11 @@
           </w:tcPr>
           <w:p>
             <w:pPr>
-              <w:spacing w:after="0" w:line="480" w:lineRule="auto"/>
-              <w:rPr>
-                <w:rFonts w:ascii="Times New Roman" w:eastAsia="Aptos" w:hAnsi="Times New Roman" w:cs="Times New Roman"/>
-                <w:sz w:val="24"/>
-                <w:szCs w:val="24"/>
-              </w:rPr>
-            </w:pPr>
-            <w:r>
-              <w:rPr>
-                <w:rFonts w:ascii="Times New Roman" w:eastAsia="Aptos" w:hAnsi="Times New Roman" w:cs="Times New Roman"/>
-                <w:sz w:val="24"/>
-                <w:szCs w:val="24"/>
+              <w:spacing w:before="0" w:after="0"/>
+            </w:pPr>
+            <w:r>
+              <w:rPr>
+                <w:sz w:val="16"/>
               </w:rPr>
               <w:t>JMeter core profiles</w:t>
             </w:r>
@@ -31936,20 +29799,13 @@
           </w:tcPr>
           <w:p>
             <w:pPr>
-              <w:spacing w:after="0" w:line="480" w:lineRule="auto"/>
-              <w:rPr>
-                <w:rFonts w:ascii="Times New Roman" w:eastAsia="Aptos" w:hAnsi="Times New Roman" w:cs="Times New Roman"/>
-                <w:sz w:val="24"/>
-                <w:szCs w:val="24"/>
-              </w:rPr>
-            </w:pPr>
-            <w:r>
-              <w:rPr>
-                <w:rFonts w:ascii="Times New Roman" w:eastAsia="Aptos" w:hAnsi="Times New Roman" w:cs="Times New Roman"/>
-                <w:sz w:val="24"/>
-                <w:szCs w:val="24"/>
-              </w:rPr>
-              <w:t>Higher p95 response times</w:t>
+              <w:spacing w:before="0" w:after="0"/>
+            </w:pPr>
+            <w:r>
+              <w:rPr>
+                <w:sz w:val="16"/>
+              </w:rPr>
+              <w:t>p95: 33 / 255.9 / 106 ms</w:t>
             </w:r>
           </w:p>
         </w:tc>
@@ -31959,20 +29815,13 @@
           </w:tcPr>
           <w:p>
             <w:pPr>
-              <w:spacing w:after="0" w:line="480" w:lineRule="auto"/>
-              <w:rPr>
-                <w:rFonts w:ascii="Times New Roman" w:eastAsia="Aptos" w:hAnsi="Times New Roman" w:cs="Times New Roman"/>
-                <w:sz w:val="24"/>
-                <w:szCs w:val="24"/>
-              </w:rPr>
-            </w:pPr>
-            <w:r>
-              <w:rPr>
-                <w:rFonts w:ascii="Times New Roman" w:eastAsia="Aptos" w:hAnsi="Times New Roman" w:cs="Times New Roman"/>
-                <w:sz w:val="24"/>
-                <w:szCs w:val="24"/>
-              </w:rPr>
-              <w:t>p50/p100/p500 p95 improved 73.71%-87.02%</w:t>
+              <w:spacing w:before="0" w:after="0"/>
+            </w:pPr>
+            <w:r>
+              <w:rPr>
+                <w:sz w:val="16"/>
+              </w:rPr>
+              <w:t>p95: 199.9 / 1146.9 / 1547.95 ms</w:t>
             </w:r>
           </w:p>
         </w:tc>
@@ -31982,20 +29831,13 @@
           </w:tcPr>
           <w:p>
             <w:pPr>
-              <w:spacing w:after="0" w:line="480" w:lineRule="auto"/>
-              <w:rPr>
-                <w:rFonts w:ascii="Times New Roman" w:eastAsia="Aptos" w:hAnsi="Times New Roman" w:cs="Times New Roman"/>
-                <w:sz w:val="24"/>
-                <w:szCs w:val="24"/>
-              </w:rPr>
-            </w:pPr>
-            <w:r>
-              <w:rPr>
-                <w:rFonts w:ascii="Times New Roman" w:eastAsia="Aptos" w:hAnsi="Times New Roman" w:cs="Times New Roman"/>
-                <w:sz w:val="24"/>
-                <w:szCs w:val="24"/>
-              </w:rPr>
-              <w:t>Closed</w:t>
+              <w:spacing w:before="0" w:after="0"/>
+            </w:pPr>
+            <w:r>
+              <w:rPr>
+                <w:sz w:val="16"/>
+              </w:rPr>
+              <w:t>Not Achieved; remediation gate FAIL</w:t>
             </w:r>
           </w:p>
         </w:tc>
@@ -32007,18 +29849,11 @@
           </w:tcPr>
           <w:p>
             <w:pPr>
-              <w:spacing w:after="0" w:line="480" w:lineRule="auto"/>
-              <w:rPr>
-                <w:rFonts w:ascii="Times New Roman" w:eastAsia="Aptos" w:hAnsi="Times New Roman" w:cs="Times New Roman"/>
-                <w:sz w:val="24"/>
-                <w:szCs w:val="24"/>
-              </w:rPr>
-            </w:pPr>
-            <w:r>
-              <w:rPr>
-                <w:rFonts w:ascii="Times New Roman" w:eastAsia="Aptos" w:hAnsi="Times New Roman" w:cs="Times New Roman"/>
-                <w:sz w:val="24"/>
-                <w:szCs w:val="24"/>
+              <w:spacing w:before="0" w:after="0"/>
+            </w:pPr>
+            <w:r>
+              <w:rPr>
+                <w:sz w:val="16"/>
               </w:rPr>
               <w:t>JMeter stress profiles</w:t>
             </w:r>
@@ -32030,20 +29865,13 @@
           </w:tcPr>
           <w:p>
             <w:pPr>
-              <w:spacing w:after="0" w:line="480" w:lineRule="auto"/>
-              <w:rPr>
-                <w:rFonts w:ascii="Times New Roman" w:eastAsia="Aptos" w:hAnsi="Times New Roman" w:cs="Times New Roman"/>
-                <w:sz w:val="24"/>
-                <w:szCs w:val="24"/>
-              </w:rPr>
-            </w:pPr>
-            <w:r>
-              <w:rPr>
-                <w:rFonts w:ascii="Times New Roman" w:eastAsia="Aptos" w:hAnsi="Times New Roman" w:cs="Times New Roman"/>
-                <w:sz w:val="24"/>
-                <w:szCs w:val="24"/>
-              </w:rPr>
-              <w:t>Soak/spike drift visible</w:t>
+              <w:spacing w:before="0" w:after="0"/>
+            </w:pPr>
+            <w:r>
+              <w:rPr>
+                <w:sz w:val="16"/>
+              </w:rPr>
+              <w:t>Soak 443.95 ms; spike 33401.75 ms</w:t>
             </w:r>
           </w:p>
         </w:tc>
@@ -32053,20 +29881,13 @@
           </w:tcPr>
           <w:p>
             <w:pPr>
-              <w:spacing w:after="0" w:line="480" w:lineRule="auto"/>
-              <w:rPr>
-                <w:rFonts w:ascii="Times New Roman" w:eastAsia="Aptos" w:hAnsi="Times New Roman" w:cs="Times New Roman"/>
-                <w:sz w:val="24"/>
-                <w:szCs w:val="24"/>
-              </w:rPr>
-            </w:pPr>
-            <w:r>
-              <w:rPr>
-                <w:rFonts w:ascii="Times New Roman" w:eastAsia="Aptos" w:hAnsi="Times New Roman" w:cs="Times New Roman"/>
-                <w:sz w:val="24"/>
-                <w:szCs w:val="24"/>
-              </w:rPr>
-              <w:t>Large p95 reductions but residual drift noted</w:t>
+              <w:spacing w:before="0" w:after="0"/>
+            </w:pPr>
+            <w:r>
+              <w:rPr>
+                <w:sz w:val="16"/>
+              </w:rPr>
+              <w:t>Soak 171 ms; spike 4730.85 ms</w:t>
             </w:r>
           </w:p>
         </w:tc>
@@ -32076,20 +29897,13 @@
           </w:tcPr>
           <w:p>
             <w:pPr>
-              <w:spacing w:after="0" w:line="480" w:lineRule="auto"/>
-              <w:rPr>
-                <w:rFonts w:ascii="Times New Roman" w:eastAsia="Aptos" w:hAnsi="Times New Roman" w:cs="Times New Roman"/>
-                <w:sz w:val="24"/>
-                <w:szCs w:val="24"/>
-              </w:rPr>
-            </w:pPr>
-            <w:r>
-              <w:rPr>
-                <w:rFonts w:ascii="Times New Roman" w:eastAsia="Aptos" w:hAnsi="Times New Roman" w:cs="Times New Roman"/>
-                <w:sz w:val="24"/>
-                <w:szCs w:val="24"/>
-              </w:rPr>
-              <w:t>Partially accepted risk</w:t>
+              <w:spacing w:before="0" w:after="0"/>
+            </w:pPr>
+            <w:r>
+              <w:rPr>
+                <w:sz w:val="16"/>
+              </w:rPr>
+              <w:t>Partially Achieved</w:t>
             </w:r>
           </w:p>
         </w:tc>
@@ -32135,12 +29949,7 @@
         </w:rPr>
       </w:pPr>
       <w:r>
-        <w:rPr>
-          <w:rFonts w:ascii="Times New Roman" w:hAnsi="Times New Roman" w:cs="Times New Roman"/>
-          <w:sz w:val="24"/>
-          <w:szCs w:val="24"/>
-        </w:rPr>
-        <w:t>Overall, the code-quality criterion and the tested OWASP ZAP business-endpoint gate were achieved. The core JMeter performance criterion was also achieved through substantial p95 reductions with no core-profile error-rate regression. Stress-profile stability was partially achieved because the mixed-workload drift heuristic remained a documented limitation. These results support a positive but conditional outcome rather than a claim of complete security or universal performance stability.</w:t>
+        <w:t>Overall, the fresh evidence is mixed. The code-quality criterion was achieved with small coverage and complexity regressions. The ZAP configured gate was achieved, but one raw Medium HTTP-only transport observation remained. The JMeter core performance criterion was not achieved, although soak and spike aggregate behavior improved. The defensible conclusion is therefore that ChatGPT-guided remediation was effective for the measured static-analysis findings and selected security hardening, but performance benefits were not reproducible across the fresh core profiles.</w:t>
       </w:r>
     </w:p>
     <w:p>
@@ -33168,84 +30977,7 @@
         </w:rPr>
       </w:pPr>
       <w:r>
-        <w:rPr>
-          <w:rFonts w:ascii="Times New Roman" w:eastAsia="Times New Roman" w:hAnsi="Times New Roman" w:cs="Times New Roman"/>
-          <w:sz w:val="24"/>
-          <w:szCs w:val="24"/>
-        </w:rPr>
-        <w:t xml:space="preserve">The SonarQube branch reduced retained C# findings from 28 to 0 and reached an OK quality gate with 74.3% coverage and 0.0% duplicated-line density. The OWASP ZAP branch cleared all gated High, Medium, and Low alerts on business endpoints in both baseline and authenticated API scans. The JMeter branch produced large p95 latency reductions, including p100 total p95 from 261.95 </w:t>
-      </w:r>
-      <w:proofErr w:type="spellStart"/>
-      <w:r>
-        <w:rPr>
-          <w:rFonts w:ascii="Times New Roman" w:eastAsia="Times New Roman" w:hAnsi="Times New Roman" w:cs="Times New Roman"/>
-          <w:sz w:val="24"/>
-          <w:szCs w:val="24"/>
-        </w:rPr>
-        <w:t>ms</w:t>
-      </w:r>
-      <w:proofErr w:type="spellEnd"/>
-      <w:r>
-        <w:rPr>
-          <w:rFonts w:ascii="Times New Roman" w:eastAsia="Times New Roman" w:hAnsi="Times New Roman" w:cs="Times New Roman"/>
-          <w:sz w:val="24"/>
-          <w:szCs w:val="24"/>
-        </w:rPr>
-        <w:t xml:space="preserve"> to 34.00 </w:t>
-      </w:r>
-      <w:proofErr w:type="spellStart"/>
-      <w:r>
-        <w:rPr>
-          <w:rFonts w:ascii="Times New Roman" w:eastAsia="Times New Roman" w:hAnsi="Times New Roman" w:cs="Times New Roman"/>
-          <w:sz w:val="24"/>
-          <w:szCs w:val="24"/>
-        </w:rPr>
-        <w:t>ms</w:t>
-      </w:r>
-      <w:proofErr w:type="spellEnd"/>
-      <w:r>
-        <w:rPr>
-          <w:rFonts w:ascii="Times New Roman" w:eastAsia="Times New Roman" w:hAnsi="Times New Roman" w:cs="Times New Roman"/>
-          <w:sz w:val="24"/>
-          <w:szCs w:val="24"/>
-        </w:rPr>
-        <w:t xml:space="preserve"> and spike total p95 from 6795.00 </w:t>
-      </w:r>
-      <w:proofErr w:type="spellStart"/>
-      <w:r>
-        <w:rPr>
-          <w:rFonts w:ascii="Times New Roman" w:eastAsia="Times New Roman" w:hAnsi="Times New Roman" w:cs="Times New Roman"/>
-          <w:sz w:val="24"/>
-          <w:szCs w:val="24"/>
-        </w:rPr>
-        <w:t>ms</w:t>
-      </w:r>
-      <w:proofErr w:type="spellEnd"/>
-      <w:r>
-        <w:rPr>
-          <w:rFonts w:ascii="Times New Roman" w:eastAsia="Times New Roman" w:hAnsi="Times New Roman" w:cs="Times New Roman"/>
-          <w:sz w:val="24"/>
-          <w:szCs w:val="24"/>
-        </w:rPr>
-        <w:t xml:space="preserve"> to 1420.00 </w:t>
-      </w:r>
-      <w:proofErr w:type="spellStart"/>
-      <w:r>
-        <w:rPr>
-          <w:rFonts w:ascii="Times New Roman" w:eastAsia="Times New Roman" w:hAnsi="Times New Roman" w:cs="Times New Roman"/>
-          <w:sz w:val="24"/>
-          <w:szCs w:val="24"/>
-        </w:rPr>
-        <w:t>ms</w:t>
-      </w:r>
-      <w:proofErr w:type="spellEnd"/>
-      <w:r>
-        <w:rPr>
-          <w:rFonts w:ascii="Times New Roman" w:eastAsia="Times New Roman" w:hAnsi="Times New Roman" w:cs="Times New Roman"/>
-          <w:sz w:val="24"/>
-          <w:szCs w:val="24"/>
-        </w:rPr>
-        <w:t>, while retaining a documented caveat that the mixed-workload soak and spike drift heuristics still fail.</w:t>
+        <w:t>Fresh reproduction showed that the SonarQube branch reduced 17 unique issues to 0 while the Quality Gate remained OK; coverage changed from 74.4% to 74.3%. The OWASP ZAP configured gate passed: the passive scan cleared 3 Medium and 6 Low alerts, while the authenticated API scan retained one Medium HTTP Only Site observation and cleared all 3 Low alerts. The JMeter remediation branch did not reproduce the earlier core-profile improvements: p50 p95 increased from 33.0 ms to 199.9 ms, p100 from 255.9 ms to 1146.9 ms, and p500 from 106.0 ms to 1547.95 ms, causing the core gate to fail. Soak and spike aggregate p95 improved, but the performance conclusion remains Not Achieved for the core criterion.</w:t>
       </w:r>
     </w:p>
     <w:p>
@@ -33323,15 +31055,7 @@
         </w:rPr>
       </w:pPr>
       <w:r>
-        <w:rPr>
-          <w:rFonts w:ascii="Times New Roman" w:hAnsi="Times New Roman" w:cs="Times New Roman"/>
-          <w:sz w:val="24"/>
-          <w:szCs w:val="24"/>
-        </w:rPr>
-        <w:t>The findings are limited to one ASP.NET Core API, one language (C#), one database-backed financial accounting domain, and one AI assistant configuration: ChatGPT (Codex 5.4) accessed through OpenAI's Codex coding environment. The study does not claim that ChatGPT will improve every API or every codebase. Repeated stochastic LLM runs were not performed and should be added in future work to estimate output variance. Future work should also compare multiple LLMs, extend the workflow to other frameworks, and refine the performance drift heuristic so mixed workload composition does not obscure endpoint-level improvements.</w:t>
-      </w:r>
-      <w:r>
-        <w:t xml:space="preserve"> Appendix H records the interpretation limits for the fresh reproduction runs; these runs supplement rather than replace the historical Chapter 4 measurements.</w:t>
+        <w:t>The findings are limited to one ASP.NET Core API, one language (C#), one database-backed financial accounting domain, one AI assistant configuration, and one fresh reproduction per evidence branch. Tool versions, host load, database state, and workload composition can materially change measured values. The fresh JMeter run demonstrates this limitation directly: stress aggregates improved while core p95 thresholds failed. Repeated runs with controlled host utilization and confidence intervals are required before claiming general performance improvement. Historical measurements remain in the appendices for provenance, but Chapters 4 and 5 use the September 22, 2026 fresh reproduction as the current result. Future work should compare multiple LLMs, repeat each measurement, and test production-like HTTPS deployment so the remaining ZAP HTTP Only Site observation can be evaluated under the intended transport.</w:t>
       </w:r>
     </w:p>
     <w:p>
